--- a/sec_sem/security/Lab_8/Lab_8.docx
+++ b/sec_sem/security/Lab_8/Lab_8.docx
@@ -235,207 +235,5649 @@
         </w:rPr>
         <w:t>Алгоритми хешування</w:t>
       </w:r>
+      <w:r>
+        <w:rPr>
+          <w:rFonts w:ascii="Times New Roman" w:hAnsi="Times New Roman" w:cs="Times New Roman"/>
+          <w:sz w:val="32"/>
+          <w:szCs w:val="32"/>
+        </w:rPr>
+        <w:t>”</w:t>
+      </w:r>
+    </w:p>
+    <w:p>
+      <w:pPr>
+        <w:rPr>
+          <w:rFonts w:ascii="Times New Roman" w:hAnsi="Times New Roman" w:cs="Times New Roman"/>
+          <w:sz w:val="32"/>
+          <w:szCs w:val="32"/>
+        </w:rPr>
+      </w:pPr>
+    </w:p>
+    <w:p>
+      <w:pPr>
+        <w:jc w:val="center"/>
+        <w:rPr>
+          <w:rFonts w:ascii="Times New Roman" w:hAnsi="Times New Roman" w:cs="Times New Roman"/>
+          <w:sz w:val="32"/>
+          <w:szCs w:val="32"/>
+        </w:rPr>
+      </w:pPr>
+    </w:p>
+    <w:p>
+      <w:pPr>
+        <w:jc w:val="right"/>
+        <w:rPr>
+          <w:rFonts w:ascii="Times New Roman" w:hAnsi="Times New Roman" w:cs="Times New Roman"/>
+          <w:sz w:val="32"/>
+          <w:szCs w:val="32"/>
+        </w:rPr>
+      </w:pPr>
+      <w:r>
+        <w:rPr>
+          <w:rFonts w:ascii="Times New Roman" w:hAnsi="Times New Roman" w:cs="Times New Roman"/>
+          <w:sz w:val="32"/>
+          <w:szCs w:val="32"/>
+        </w:rPr>
+        <w:t>Виконав:</w:t>
+      </w:r>
+    </w:p>
+    <w:p>
+      <w:pPr>
+        <w:jc w:val="right"/>
+        <w:rPr>
+          <w:rFonts w:ascii="Times New Roman" w:hAnsi="Times New Roman" w:cs="Times New Roman"/>
+          <w:sz w:val="32"/>
+          <w:szCs w:val="32"/>
+        </w:rPr>
+      </w:pPr>
+      <w:r>
+        <w:rPr>
+          <w:rFonts w:ascii="Times New Roman" w:hAnsi="Times New Roman" w:cs="Times New Roman"/>
+          <w:sz w:val="32"/>
+          <w:szCs w:val="32"/>
+        </w:rPr>
+        <w:t xml:space="preserve">Студент. гр. ФеП-41 </w:t>
+      </w:r>
+      <w:proofErr w:type="spellStart"/>
+      <w:r>
+        <w:rPr>
+          <w:rFonts w:ascii="Times New Roman" w:hAnsi="Times New Roman" w:cs="Times New Roman"/>
+          <w:sz w:val="32"/>
+          <w:szCs w:val="32"/>
+        </w:rPr>
+        <w:t>Фіняк</w:t>
+      </w:r>
+      <w:proofErr w:type="spellEnd"/>
+      <w:r>
+        <w:rPr>
+          <w:rFonts w:ascii="Times New Roman" w:hAnsi="Times New Roman" w:cs="Times New Roman"/>
+          <w:sz w:val="32"/>
+          <w:szCs w:val="32"/>
+        </w:rPr>
+        <w:t xml:space="preserve"> Олег</w:t>
+      </w:r>
+    </w:p>
+    <w:p>
+      <w:pPr>
+        <w:jc w:val="right"/>
+        <w:rPr>
+          <w:rFonts w:ascii="Times New Roman" w:hAnsi="Times New Roman" w:cs="Times New Roman"/>
+          <w:sz w:val="32"/>
+          <w:szCs w:val="32"/>
+        </w:rPr>
+      </w:pPr>
+      <w:r>
+        <w:rPr>
+          <w:rFonts w:ascii="Times New Roman" w:hAnsi="Times New Roman" w:cs="Times New Roman"/>
+          <w:sz w:val="32"/>
+          <w:szCs w:val="32"/>
+        </w:rPr>
+        <w:t xml:space="preserve">Перевірив: </w:t>
+      </w:r>
+    </w:p>
+    <w:p>
+      <w:pPr>
+        <w:jc w:val="right"/>
+        <w:rPr>
+          <w:rFonts w:ascii="Times New Roman" w:hAnsi="Times New Roman" w:cs="Times New Roman"/>
+          <w:sz w:val="32"/>
+          <w:szCs w:val="32"/>
+        </w:rPr>
+      </w:pPr>
+      <w:r>
+        <w:rPr>
+          <w:rFonts w:ascii="Times New Roman" w:hAnsi="Times New Roman" w:cs="Times New Roman"/>
+          <w:sz w:val="32"/>
+          <w:szCs w:val="32"/>
+        </w:rPr>
+        <w:t>Павлик М.Р.</w:t>
+      </w:r>
+    </w:p>
+    <w:p>
+      <w:pPr>
+        <w:jc w:val="center"/>
+        <w:rPr>
+          <w:rFonts w:ascii="Times New Roman" w:hAnsi="Times New Roman" w:cs="Times New Roman"/>
+          <w:sz w:val="32"/>
+          <w:szCs w:val="32"/>
+        </w:rPr>
+      </w:pPr>
+    </w:p>
+    <w:p>
+      <w:pPr>
+        <w:jc w:val="center"/>
+        <w:rPr>
+          <w:rFonts w:ascii="Times New Roman" w:hAnsi="Times New Roman" w:cs="Times New Roman"/>
+          <w:sz w:val="32"/>
+          <w:szCs w:val="32"/>
+        </w:rPr>
+      </w:pPr>
+    </w:p>
+    <w:p>
+      <w:pPr>
+        <w:rPr>
+          <w:rFonts w:ascii="Times New Roman" w:hAnsi="Times New Roman" w:cs="Times New Roman"/>
+          <w:sz w:val="32"/>
+          <w:szCs w:val="32"/>
+        </w:rPr>
+      </w:pPr>
+    </w:p>
+    <w:p>
+      <w:pPr>
+        <w:rPr>
+          <w:rFonts w:ascii="Times New Roman" w:hAnsi="Times New Roman" w:cs="Times New Roman"/>
+          <w:sz w:val="32"/>
+          <w:szCs w:val="32"/>
+        </w:rPr>
+      </w:pPr>
+    </w:p>
+    <w:p>
+      <w:pPr>
+        <w:rPr>
+          <w:rFonts w:ascii="Times New Roman" w:hAnsi="Times New Roman" w:cs="Times New Roman"/>
+          <w:sz w:val="32"/>
+          <w:szCs w:val="32"/>
+        </w:rPr>
+      </w:pPr>
+    </w:p>
+    <w:p>
+      <w:pPr>
+        <w:rPr>
+          <w:rFonts w:ascii="Times New Roman" w:hAnsi="Times New Roman" w:cs="Times New Roman"/>
+          <w:sz w:val="32"/>
+          <w:szCs w:val="32"/>
+        </w:rPr>
+      </w:pPr>
+    </w:p>
+    <w:p>
+      <w:pPr>
+        <w:jc w:val="center"/>
+        <w:rPr>
+          <w:rFonts w:ascii="Times New Roman" w:hAnsi="Times New Roman" w:cs="Times New Roman"/>
+          <w:sz w:val="32"/>
+          <w:szCs w:val="32"/>
+        </w:rPr>
+      </w:pPr>
+      <w:r>
+        <w:rPr>
+          <w:rFonts w:ascii="Times New Roman" w:hAnsi="Times New Roman" w:cs="Times New Roman"/>
+          <w:sz w:val="32"/>
+          <w:szCs w:val="32"/>
+        </w:rPr>
+        <w:t>Львів – 2026</w:t>
+      </w:r>
+    </w:p>
+    <w:p>
+      <w:pPr>
+        <w:jc w:val="center"/>
+        <w:rPr>
+          <w:rFonts w:ascii="Times New Roman" w:hAnsi="Times New Roman" w:cs="Times New Roman"/>
+          <w:sz w:val="32"/>
+          <w:szCs w:val="32"/>
+        </w:rPr>
+      </w:pPr>
+    </w:p>
+    <w:p>
+      <w:pPr>
+        <w:jc w:val="center"/>
+        <w:rPr>
+          <w:rFonts w:ascii="Times New Roman" w:hAnsi="Times New Roman" w:cs="Times New Roman"/>
+          <w:sz w:val="32"/>
+          <w:szCs w:val="32"/>
+        </w:rPr>
+      </w:pPr>
+    </w:p>
+    <w:p>
+      <w:pPr>
+        <w:jc w:val="both"/>
+        <w:rPr>
+          <w:rFonts w:ascii="Times New Roman" w:hAnsi="Times New Roman" w:cs="Times New Roman"/>
+          <w:sz w:val="28"/>
+          <w:szCs w:val="28"/>
+        </w:rPr>
+      </w:pPr>
+      <w:r>
+        <w:rPr>
+          <w:rFonts w:ascii="Times New Roman" w:hAnsi="Times New Roman" w:cs="Times New Roman"/>
+          <w:b/>
+          <w:sz w:val="28"/>
+          <w:szCs w:val="28"/>
+        </w:rPr>
+        <w:lastRenderedPageBreak/>
+        <w:t>Мета:</w:t>
+      </w:r>
+      <w:r>
+        <w:rPr>
+          <w:rFonts w:ascii="Times New Roman" w:hAnsi="Times New Roman" w:cs="Times New Roman"/>
+          <w:sz w:val="28"/>
+          <w:szCs w:val="28"/>
+        </w:rPr>
+        <w:t xml:space="preserve"> створити простий сценарій </w:t>
+      </w:r>
+      <w:proofErr w:type="spellStart"/>
+      <w:r>
+        <w:rPr>
+          <w:rFonts w:ascii="Times New Roman" w:hAnsi="Times New Roman" w:cs="Times New Roman"/>
+          <w:sz w:val="28"/>
+          <w:szCs w:val="28"/>
+        </w:rPr>
+        <w:t>Python</w:t>
+      </w:r>
+      <w:proofErr w:type="spellEnd"/>
+      <w:r>
+        <w:rPr>
+          <w:rFonts w:ascii="Times New Roman" w:hAnsi="Times New Roman" w:cs="Times New Roman"/>
+          <w:sz w:val="28"/>
+          <w:szCs w:val="28"/>
+        </w:rPr>
+        <w:t xml:space="preserve"> для хешування даних</w:t>
+      </w:r>
+    </w:p>
+    <w:p>
+      <w:pPr>
+        <w:jc w:val="both"/>
+        <w:rPr>
+          <w:rFonts w:ascii="Times New Roman" w:hAnsi="Times New Roman" w:cs="Times New Roman"/>
+          <w:sz w:val="28"/>
+          <w:szCs w:val="28"/>
+        </w:rPr>
+      </w:pPr>
+      <w:r>
+        <w:rPr>
+          <w:rFonts w:ascii="Times New Roman" w:hAnsi="Times New Roman" w:cs="Times New Roman"/>
+          <w:b/>
+          <w:sz w:val="28"/>
+          <w:szCs w:val="28"/>
+        </w:rPr>
+        <w:t>Завдання:</w:t>
+      </w:r>
+      <w:r>
+        <w:rPr>
+          <w:rFonts w:ascii="Times New Roman" w:hAnsi="Times New Roman" w:cs="Times New Roman"/>
+          <w:sz w:val="28"/>
+          <w:szCs w:val="28"/>
+        </w:rPr>
+        <w:t xml:space="preserve"> </w:t>
+      </w:r>
+    </w:p>
+    <w:p>
+      <w:pPr>
+        <w:jc w:val="both"/>
+        <w:rPr>
+          <w:rFonts w:ascii="Times New Roman" w:hAnsi="Times New Roman" w:cs="Times New Roman"/>
+          <w:sz w:val="28"/>
+          <w:szCs w:val="28"/>
+        </w:rPr>
+      </w:pPr>
+      <w:r>
+        <w:rPr>
+          <w:rFonts w:ascii="Times New Roman" w:hAnsi="Times New Roman" w:cs="Times New Roman"/>
+          <w:sz w:val="28"/>
+          <w:szCs w:val="28"/>
+        </w:rPr>
+        <w:t xml:space="preserve">1. Імпортуйте </w:t>
+      </w:r>
+      <w:proofErr w:type="spellStart"/>
+      <w:r>
+        <w:rPr>
+          <w:rFonts w:ascii="Times New Roman" w:hAnsi="Times New Roman" w:cs="Times New Roman"/>
+          <w:sz w:val="28"/>
+          <w:szCs w:val="28"/>
+        </w:rPr>
+        <w:t>hashlib</w:t>
+      </w:r>
+      <w:proofErr w:type="spellEnd"/>
+      <w:r>
+        <w:rPr>
+          <w:rFonts w:ascii="Times New Roman" w:hAnsi="Times New Roman" w:cs="Times New Roman"/>
+          <w:sz w:val="28"/>
+          <w:szCs w:val="28"/>
+        </w:rPr>
+        <w:t xml:space="preserve"> - бібліотеку </w:t>
+      </w:r>
+      <w:proofErr w:type="spellStart"/>
+      <w:r>
+        <w:rPr>
+          <w:rFonts w:ascii="Times New Roman" w:hAnsi="Times New Roman" w:cs="Times New Roman"/>
+          <w:sz w:val="28"/>
+          <w:szCs w:val="28"/>
+        </w:rPr>
+        <w:t>Python</w:t>
+      </w:r>
+      <w:proofErr w:type="spellEnd"/>
+      <w:r>
+        <w:rPr>
+          <w:rFonts w:ascii="Times New Roman" w:hAnsi="Times New Roman" w:cs="Times New Roman"/>
+          <w:sz w:val="28"/>
+          <w:szCs w:val="28"/>
+        </w:rPr>
+        <w:t xml:space="preserve"> для хешування:</w:t>
+      </w:r>
+    </w:p>
+    <w:p>
+      <w:pPr>
+        <w:jc w:val="both"/>
+        <w:rPr>
+          <w:rFonts w:ascii="Times New Roman" w:hAnsi="Times New Roman" w:cs="Times New Roman"/>
+          <w:sz w:val="28"/>
+          <w:szCs w:val="28"/>
+        </w:rPr>
+      </w:pPr>
+      <w:r>
+        <w:rPr>
+          <w:rFonts w:ascii="Times New Roman" w:hAnsi="Times New Roman" w:cs="Times New Roman"/>
+          <w:sz w:val="28"/>
+          <w:szCs w:val="28"/>
+        </w:rPr>
+        <w:t xml:space="preserve">2. Створіть хеш повідомлення використовуючи </w:t>
+      </w:r>
+      <w:proofErr w:type="spellStart"/>
+      <w:r>
+        <w:rPr>
+          <w:rFonts w:ascii="Times New Roman" w:hAnsi="Times New Roman" w:cs="Times New Roman"/>
+          <w:sz w:val="28"/>
+          <w:szCs w:val="28"/>
+        </w:rPr>
+        <w:t>алгорит</w:t>
+      </w:r>
+      <w:proofErr w:type="spellEnd"/>
+      <w:r>
+        <w:rPr>
+          <w:rFonts w:ascii="Times New Roman" w:hAnsi="Times New Roman" w:cs="Times New Roman"/>
+          <w:sz w:val="28"/>
+          <w:szCs w:val="28"/>
+        </w:rPr>
+        <w:t xml:space="preserve"> MD5:</w:t>
+      </w:r>
+    </w:p>
+    <w:p>
+      <w:pPr>
+        <w:jc w:val="both"/>
+        <w:rPr>
+          <w:rFonts w:ascii="Times New Roman" w:hAnsi="Times New Roman" w:cs="Times New Roman"/>
+          <w:sz w:val="28"/>
+          <w:szCs w:val="28"/>
+        </w:rPr>
+      </w:pPr>
+      <w:r>
+        <w:rPr>
+          <w:rFonts w:ascii="Times New Roman" w:hAnsi="Times New Roman" w:cs="Times New Roman"/>
+          <w:sz w:val="28"/>
+          <w:szCs w:val="28"/>
+        </w:rPr>
+        <w:t>3. Алгоритм MD5 застарів, тому його не слід використовувати, оскільки він не стійкий до злому. Використаємо SHA-2:</w:t>
+      </w:r>
+      <w:r>
+        <w:rPr>
+          <w:rFonts w:ascii="Times New Roman" w:hAnsi="Times New Roman" w:cs="Times New Roman"/>
+          <w:sz w:val="28"/>
+          <w:szCs w:val="28"/>
+        </w:rPr>
+        <w:t xml:space="preserve"> </w:t>
+      </w:r>
+      <w:r>
+        <w:rPr>
+          <w:rFonts w:ascii="Times New Roman" w:hAnsi="Times New Roman" w:cs="Times New Roman"/>
+          <w:sz w:val="28"/>
+          <w:szCs w:val="28"/>
+          <w:lang w:val="en-US"/>
+        </w:rPr>
+        <w:t>S</w:t>
+      </w:r>
+      <w:r>
+        <w:rPr>
+          <w:rFonts w:ascii="Times New Roman" w:hAnsi="Times New Roman" w:cs="Times New Roman"/>
+          <w:sz w:val="28"/>
+          <w:szCs w:val="28"/>
+        </w:rPr>
+        <w:t>HA-2 - це сімейство з 4-х хеш-функцій: SHA-224, SHA-256, SHA-384 і SHA-512, ви також можете використовувати hashlib.sha224() і hashlib.sha-384(). Проте в основному використовуються SHA-256 і SHA-512. Причина, чому він називається SHA-2 (</w:t>
+      </w:r>
+      <w:proofErr w:type="spellStart"/>
+      <w:r>
+        <w:rPr>
+          <w:rFonts w:ascii="Times New Roman" w:hAnsi="Times New Roman" w:cs="Times New Roman"/>
+          <w:sz w:val="28"/>
+          <w:szCs w:val="28"/>
+        </w:rPr>
+        <w:t>Secure</w:t>
+      </w:r>
+      <w:proofErr w:type="spellEnd"/>
+      <w:r>
+        <w:rPr>
+          <w:rFonts w:ascii="Times New Roman" w:hAnsi="Times New Roman" w:cs="Times New Roman"/>
+          <w:sz w:val="28"/>
+          <w:szCs w:val="28"/>
+        </w:rPr>
+        <w:t xml:space="preserve"> </w:t>
+      </w:r>
+      <w:proofErr w:type="spellStart"/>
+      <w:r>
+        <w:rPr>
+          <w:rFonts w:ascii="Times New Roman" w:hAnsi="Times New Roman" w:cs="Times New Roman"/>
+          <w:sz w:val="28"/>
+          <w:szCs w:val="28"/>
+        </w:rPr>
+        <w:t>Hash</w:t>
+      </w:r>
+      <w:proofErr w:type="spellEnd"/>
+      <w:r>
+        <w:rPr>
+          <w:rFonts w:ascii="Times New Roman" w:hAnsi="Times New Roman" w:cs="Times New Roman"/>
+          <w:sz w:val="28"/>
+          <w:szCs w:val="28"/>
+        </w:rPr>
+        <w:t xml:space="preserve"> </w:t>
+      </w:r>
+      <w:proofErr w:type="spellStart"/>
+      <w:r>
+        <w:rPr>
+          <w:rFonts w:ascii="Times New Roman" w:hAnsi="Times New Roman" w:cs="Times New Roman"/>
+          <w:sz w:val="28"/>
+          <w:szCs w:val="28"/>
+        </w:rPr>
+        <w:t>Algorithm</w:t>
+      </w:r>
+      <w:proofErr w:type="spellEnd"/>
+      <w:r>
+        <w:rPr>
+          <w:rFonts w:ascii="Times New Roman" w:hAnsi="Times New Roman" w:cs="Times New Roman"/>
+          <w:sz w:val="28"/>
+          <w:szCs w:val="28"/>
+        </w:rPr>
+        <w:t xml:space="preserve"> 2), полягає в тому, що SHA-2 є наступником SHA-1, який застарів і його легко зламати. SHA-2 генерує довші хеші, що призводить до вищого рівня безпеки, ніж SHA-1. Незважаючи на те, що SHA-2 все ще використовується в наш час, багато хто вважає, що атаки на SHA-2 лише питання часу, дослідники стурбовані його довгостроковою безпекою через його схожість із SHA-1. </w:t>
+      </w:r>
+    </w:p>
+    <w:p>
+      <w:pPr>
+        <w:jc w:val="both"/>
+        <w:rPr>
+          <w:rFonts w:ascii="Times New Roman" w:hAnsi="Times New Roman" w:cs="Times New Roman"/>
+          <w:sz w:val="28"/>
+          <w:szCs w:val="28"/>
+        </w:rPr>
+      </w:pPr>
+      <w:r>
+        <w:rPr>
+          <w:rFonts w:ascii="Times New Roman" w:hAnsi="Times New Roman" w:cs="Times New Roman"/>
+          <w:sz w:val="28"/>
+          <w:szCs w:val="28"/>
+        </w:rPr>
+        <w:t>4. Використаємо SHA-3 - більш безпечний і повністю відмінний алгоритм хешування ніж SHA-2.</w:t>
+      </w:r>
+      <w:r>
+        <w:rPr>
+          <w:rFonts w:ascii="Times New Roman" w:hAnsi="Times New Roman" w:cs="Times New Roman"/>
+          <w:sz w:val="28"/>
+          <w:szCs w:val="28"/>
+        </w:rPr>
+        <w:t xml:space="preserve"> </w:t>
+      </w:r>
+      <w:r>
+        <w:rPr>
+          <w:rFonts w:ascii="Times New Roman" w:hAnsi="Times New Roman" w:cs="Times New Roman"/>
+          <w:sz w:val="28"/>
+          <w:szCs w:val="28"/>
+        </w:rPr>
+        <w:t xml:space="preserve">Існує небагато стимулів для оновлення до SHA-3, оскільки SHA-2 все ще безпечний, а оскільки швидкість також є проблемою (SHA-3 не швидший за SHA-2). </w:t>
+      </w:r>
+    </w:p>
+    <w:p>
+      <w:pPr>
+        <w:jc w:val="both"/>
+        <w:rPr>
+          <w:rFonts w:ascii="Times New Roman" w:hAnsi="Times New Roman" w:cs="Times New Roman"/>
+          <w:sz w:val="28"/>
+          <w:szCs w:val="28"/>
+        </w:rPr>
+      </w:pPr>
+      <w:r>
+        <w:rPr>
+          <w:rFonts w:ascii="Times New Roman" w:hAnsi="Times New Roman" w:cs="Times New Roman"/>
+          <w:sz w:val="28"/>
+          <w:szCs w:val="28"/>
+        </w:rPr>
+        <w:t xml:space="preserve">5. Якщо ми хочемо використовувати швидшу хеш-функцію, більш безпечну, ніж SHA-2, і принаймні таку ж безпечну, як SHA-3 то </w:t>
+      </w:r>
+      <w:r>
+        <w:rPr>
+          <w:rFonts w:ascii="Times New Roman" w:hAnsi="Times New Roman" w:cs="Times New Roman"/>
+          <w:sz w:val="28"/>
+          <w:szCs w:val="28"/>
+        </w:rPr>
+        <w:t xml:space="preserve">потрібно використовувати BLAKE2. </w:t>
+      </w:r>
+      <w:r>
+        <w:rPr>
+          <w:rFonts w:ascii="Times New Roman" w:hAnsi="Times New Roman" w:cs="Times New Roman"/>
+          <w:sz w:val="28"/>
+          <w:szCs w:val="28"/>
+        </w:rPr>
+        <w:t xml:space="preserve">Хешування алгоритмом BLAKE2 швидше, ніж SHA-1, SHA-2, SHA-3 і навіть MD5, і навіть безпечніше, ніж SHA-2. Він підходить для використання на сучасних процесорах, які підтримують паралельні обчислення в багатоядерних системах. BLAKE2 широко використовується та був інтегрований у основні криптографічні бібліотеки, такі як </w:t>
+      </w:r>
+      <w:proofErr w:type="spellStart"/>
+      <w:r>
+        <w:rPr>
+          <w:rFonts w:ascii="Times New Roman" w:hAnsi="Times New Roman" w:cs="Times New Roman"/>
+          <w:sz w:val="28"/>
+          <w:szCs w:val="28"/>
+        </w:rPr>
+        <w:t>OpenSSL</w:t>
+      </w:r>
+      <w:proofErr w:type="spellEnd"/>
+      <w:r>
+        <w:rPr>
+          <w:rFonts w:ascii="Times New Roman" w:hAnsi="Times New Roman" w:cs="Times New Roman"/>
+          <w:sz w:val="28"/>
+          <w:szCs w:val="28"/>
+        </w:rPr>
+        <w:t xml:space="preserve"> та </w:t>
+      </w:r>
+      <w:proofErr w:type="spellStart"/>
+      <w:r>
+        <w:rPr>
+          <w:rFonts w:ascii="Times New Roman" w:hAnsi="Times New Roman" w:cs="Times New Roman"/>
+          <w:sz w:val="28"/>
+          <w:szCs w:val="28"/>
+        </w:rPr>
+        <w:t>Sodium</w:t>
+      </w:r>
+      <w:proofErr w:type="spellEnd"/>
+      <w:r>
+        <w:rPr>
+          <w:rFonts w:ascii="Times New Roman" w:hAnsi="Times New Roman" w:cs="Times New Roman"/>
+          <w:sz w:val="28"/>
+          <w:szCs w:val="28"/>
+        </w:rPr>
+        <w:t xml:space="preserve"> тощо. </w:t>
+      </w:r>
+    </w:p>
+    <w:p>
+      <w:pPr>
+        <w:jc w:val="both"/>
+        <w:rPr>
+          <w:rFonts w:ascii="Times New Roman" w:hAnsi="Times New Roman" w:cs="Times New Roman"/>
+          <w:sz w:val="28"/>
+          <w:szCs w:val="28"/>
+        </w:rPr>
+      </w:pPr>
+      <w:r>
+        <w:rPr>
+          <w:rFonts w:ascii="Times New Roman" w:hAnsi="Times New Roman" w:cs="Times New Roman"/>
+          <w:sz w:val="28"/>
+          <w:szCs w:val="28"/>
+        </w:rPr>
+        <w:t xml:space="preserve">6. Створіть файл та за </w:t>
+      </w:r>
+      <w:proofErr w:type="spellStart"/>
+      <w:r>
+        <w:rPr>
+          <w:rFonts w:ascii="Times New Roman" w:hAnsi="Times New Roman" w:cs="Times New Roman"/>
+          <w:sz w:val="28"/>
+          <w:szCs w:val="28"/>
+        </w:rPr>
+        <w:t>хешуйте</w:t>
+      </w:r>
+      <w:proofErr w:type="spellEnd"/>
+      <w:r>
+        <w:rPr>
+          <w:rFonts w:ascii="Times New Roman" w:hAnsi="Times New Roman" w:cs="Times New Roman"/>
+          <w:sz w:val="28"/>
+          <w:szCs w:val="28"/>
+        </w:rPr>
+        <w:t xml:space="preserve"> його, просто прочитайте весь вміст файлу, а потім передайте байти файлу функціям хешування, які ми розглянули. Порівняйте результати роботи цих функцій.</w:t>
+      </w:r>
+    </w:p>
+    <w:p>
+      <w:pPr>
+        <w:jc w:val="both"/>
+        <w:rPr>
+          <w:rFonts w:ascii="Times New Roman" w:hAnsi="Times New Roman" w:cs="Times New Roman"/>
+          <w:sz w:val="28"/>
+          <w:szCs w:val="28"/>
+        </w:rPr>
+      </w:pPr>
+      <w:r>
+        <w:rPr>
+          <w:rFonts w:ascii="Times New Roman" w:hAnsi="Times New Roman" w:cs="Times New Roman"/>
+          <w:sz w:val="28"/>
+          <w:szCs w:val="28"/>
+        </w:rPr>
+        <w:drawing>
+          <wp:inline distT="0" distB="0" distL="0" distR="0" wp14:anchorId="31F5D55F" wp14:editId="1B2FF83E">
+            <wp:extent cx="3886652" cy="2343150"/>
+            <wp:effectExtent l="0" t="0" r="0" b="0"/>
+            <wp:docPr id="1" name="Рисунок 1"/>
+            <wp:cNvGraphicFramePr>
+              <a:graphicFrameLocks xmlns:a="http://schemas.openxmlformats.org/drawingml/2006/main" noChangeAspect="1"/>
+            </wp:cNvGraphicFramePr>
+            <a:graphic xmlns:a="http://schemas.openxmlformats.org/drawingml/2006/main">
+              <a:graphicData uri="http://schemas.openxmlformats.org/drawingml/2006/picture">
+                <pic:pic xmlns:pic="http://schemas.openxmlformats.org/drawingml/2006/picture">
+                  <pic:nvPicPr>
+                    <pic:cNvPr id="1" name=""/>
+                    <pic:cNvPicPr/>
+                  </pic:nvPicPr>
+                  <pic:blipFill>
+                    <a:blip r:embed="rId4"/>
+                    <a:stretch>
+                      <a:fillRect/>
+                    </a:stretch>
+                  </pic:blipFill>
+                  <pic:spPr>
+                    <a:xfrm>
+                      <a:off x="0" y="0"/>
+                      <a:ext cx="3931082" cy="2369936"/>
+                    </a:xfrm>
+                    <a:prstGeom prst="rect">
+                      <a:avLst/>
+                    </a:prstGeom>
+                  </pic:spPr>
+                </pic:pic>
+              </a:graphicData>
+            </a:graphic>
+          </wp:inline>
+        </w:drawing>
+      </w:r>
+    </w:p>
+    <w:p>
+      <w:pPr>
+        <w:jc w:val="both"/>
+        <w:rPr>
+          <w:rFonts w:ascii="Times New Roman" w:hAnsi="Times New Roman" w:cs="Times New Roman"/>
+          <w:sz w:val="28"/>
+          <w:szCs w:val="28"/>
+        </w:rPr>
+      </w:pPr>
+      <w:r>
+        <w:rPr>
+          <w:rFonts w:ascii="Times New Roman" w:hAnsi="Times New Roman" w:cs="Times New Roman"/>
+          <w:sz w:val="28"/>
+          <w:szCs w:val="28"/>
+        </w:rPr>
+        <w:lastRenderedPageBreak/>
+        <w:drawing>
+          <wp:inline distT="0" distB="0" distL="0" distR="0" wp14:anchorId="26277D17" wp14:editId="6AC65F32">
+            <wp:extent cx="6120765" cy="5744845"/>
+            <wp:effectExtent l="0" t="0" r="0" b="8255"/>
+            <wp:docPr id="2" name="Рисунок 2"/>
+            <wp:cNvGraphicFramePr>
+              <a:graphicFrameLocks xmlns:a="http://schemas.openxmlformats.org/drawingml/2006/main" noChangeAspect="1"/>
+            </wp:cNvGraphicFramePr>
+            <a:graphic xmlns:a="http://schemas.openxmlformats.org/drawingml/2006/main">
+              <a:graphicData uri="http://schemas.openxmlformats.org/drawingml/2006/picture">
+                <pic:pic xmlns:pic="http://schemas.openxmlformats.org/drawingml/2006/picture">
+                  <pic:nvPicPr>
+                    <pic:cNvPr id="1" name=""/>
+                    <pic:cNvPicPr/>
+                  </pic:nvPicPr>
+                  <pic:blipFill>
+                    <a:blip r:embed="rId5"/>
+                    <a:stretch>
+                      <a:fillRect/>
+                    </a:stretch>
+                  </pic:blipFill>
+                  <pic:spPr>
+                    <a:xfrm>
+                      <a:off x="0" y="0"/>
+                      <a:ext cx="6120765" cy="5744845"/>
+                    </a:xfrm>
+                    <a:prstGeom prst="rect">
+                      <a:avLst/>
+                    </a:prstGeom>
+                  </pic:spPr>
+                </pic:pic>
+              </a:graphicData>
+            </a:graphic>
+          </wp:inline>
+        </w:drawing>
+      </w:r>
+    </w:p>
+    <w:p>
+      <w:pPr>
+        <w:jc w:val="both"/>
+        <w:rPr>
+          <w:rFonts w:ascii="Times New Roman" w:hAnsi="Times New Roman" w:cs="Times New Roman"/>
+          <w:sz w:val="28"/>
+          <w:szCs w:val="28"/>
+        </w:rPr>
+      </w:pPr>
+      <w:r>
+        <w:rPr>
+          <w:rFonts w:ascii="Times New Roman" w:hAnsi="Times New Roman" w:cs="Times New Roman"/>
+          <w:sz w:val="28"/>
+          <w:szCs w:val="28"/>
+        </w:rPr>
+        <w:drawing>
+          <wp:inline distT="0" distB="0" distL="0" distR="0" wp14:anchorId="43E9B488" wp14:editId="784F5BCF">
+            <wp:extent cx="5992061" cy="1209844"/>
+            <wp:effectExtent l="0" t="0" r="0" b="9525"/>
+            <wp:docPr id="3" name="Рисунок 3"/>
+            <wp:cNvGraphicFramePr>
+              <a:graphicFrameLocks xmlns:a="http://schemas.openxmlformats.org/drawingml/2006/main" noChangeAspect="1"/>
+            </wp:cNvGraphicFramePr>
+            <a:graphic xmlns:a="http://schemas.openxmlformats.org/drawingml/2006/main">
+              <a:graphicData uri="http://schemas.openxmlformats.org/drawingml/2006/picture">
+                <pic:pic xmlns:pic="http://schemas.openxmlformats.org/drawingml/2006/picture">
+                  <pic:nvPicPr>
+                    <pic:cNvPr id="1" name=""/>
+                    <pic:cNvPicPr/>
+                  </pic:nvPicPr>
+                  <pic:blipFill>
+                    <a:blip r:embed="rId6"/>
+                    <a:stretch>
+                      <a:fillRect/>
+                    </a:stretch>
+                  </pic:blipFill>
+                  <pic:spPr>
+                    <a:xfrm>
+                      <a:off x="0" y="0"/>
+                      <a:ext cx="5992061" cy="1209844"/>
+                    </a:xfrm>
+                    <a:prstGeom prst="rect">
+                      <a:avLst/>
+                    </a:prstGeom>
+                  </pic:spPr>
+                </pic:pic>
+              </a:graphicData>
+            </a:graphic>
+          </wp:inline>
+        </w:drawing>
+      </w:r>
+    </w:p>
+    <w:p>
+      <w:pPr>
+        <w:jc w:val="both"/>
+        <w:rPr>
+          <w:rFonts w:ascii="Times New Roman" w:hAnsi="Times New Roman" w:cs="Times New Roman"/>
+          <w:b/>
+          <w:sz w:val="28"/>
+          <w:szCs w:val="28"/>
+          <w:lang w:val="en-US"/>
+        </w:rPr>
+      </w:pPr>
+      <w:r>
+        <w:rPr>
+          <w:rFonts w:ascii="Times New Roman" w:hAnsi="Times New Roman" w:cs="Times New Roman"/>
+          <w:b/>
+          <w:sz w:val="28"/>
+          <w:szCs w:val="28"/>
+          <w:lang w:val="en-US"/>
+        </w:rPr>
+        <w:t>Hashing_demo.py</w:t>
+      </w:r>
+    </w:p>
+    <w:p>
+      <w:pPr>
+        <w:shd w:val="clear" w:color="auto" w:fill="222A38"/>
+        <w:spacing w:after="0" w:line="285" w:lineRule="atLeast"/>
+        <w:rPr>
+          <w:rFonts w:ascii="Consolas" w:eastAsia="Times New Roman" w:hAnsi="Consolas" w:cs="Times New Roman"/>
+          <w:color w:val="D8DDE7"/>
+          <w:sz w:val="21"/>
+          <w:szCs w:val="21"/>
+          <w:lang w:eastAsia="uk-UA"/>
+        </w:rPr>
+      </w:pPr>
+      <w:proofErr w:type="spellStart"/>
+      <w:r>
+        <w:rPr>
+          <w:rFonts w:ascii="Consolas" w:eastAsia="Times New Roman" w:hAnsi="Consolas" w:cs="Times New Roman"/>
+          <w:color w:val="EACD61"/>
+          <w:sz w:val="21"/>
+          <w:szCs w:val="21"/>
+          <w:lang w:eastAsia="uk-UA"/>
+        </w:rPr>
+        <w:t>import</w:t>
+      </w:r>
+      <w:proofErr w:type="spellEnd"/>
+      <w:r>
+        <w:rPr>
+          <w:rFonts w:ascii="Consolas" w:eastAsia="Times New Roman" w:hAnsi="Consolas" w:cs="Times New Roman"/>
+          <w:color w:val="B9C2D3"/>
+          <w:sz w:val="21"/>
+          <w:szCs w:val="21"/>
+          <w:lang w:eastAsia="uk-UA"/>
+        </w:rPr>
+        <w:t xml:space="preserve"> </w:t>
+      </w:r>
+      <w:proofErr w:type="spellStart"/>
+      <w:r>
+        <w:rPr>
+          <w:rFonts w:ascii="Consolas" w:eastAsia="Times New Roman" w:hAnsi="Consolas" w:cs="Times New Roman"/>
+          <w:color w:val="69C3FF"/>
+          <w:sz w:val="21"/>
+          <w:szCs w:val="21"/>
+          <w:lang w:eastAsia="uk-UA"/>
+        </w:rPr>
+        <w:t>hashlib</w:t>
+      </w:r>
+      <w:proofErr w:type="spellEnd"/>
+      <w:r>
+        <w:rPr>
+          <w:rFonts w:ascii="Consolas" w:eastAsia="Times New Roman" w:hAnsi="Consolas" w:cs="Times New Roman"/>
+          <w:color w:val="B9C2D3"/>
+          <w:sz w:val="21"/>
+          <w:szCs w:val="21"/>
+          <w:lang w:eastAsia="uk-UA"/>
+        </w:rPr>
+        <w:t xml:space="preserve"> </w:t>
+      </w:r>
+      <w:r>
+        <w:rPr>
+          <w:rFonts w:ascii="Consolas" w:eastAsia="Times New Roman" w:hAnsi="Consolas" w:cs="Times New Roman"/>
+          <w:i/>
+          <w:iCs/>
+          <w:color w:val="536686"/>
+          <w:sz w:val="21"/>
+          <w:szCs w:val="21"/>
+          <w:lang w:eastAsia="uk-UA"/>
+        </w:rPr>
+        <w:t>#</w:t>
+      </w:r>
+    </w:p>
+    <w:p>
+      <w:pPr>
+        <w:shd w:val="clear" w:color="auto" w:fill="222A38"/>
+        <w:spacing w:after="0" w:line="285" w:lineRule="atLeast"/>
+        <w:rPr>
+          <w:rFonts w:ascii="Consolas" w:eastAsia="Times New Roman" w:hAnsi="Consolas" w:cs="Times New Roman"/>
+          <w:color w:val="D8DDE7"/>
+          <w:sz w:val="21"/>
+          <w:szCs w:val="21"/>
+          <w:lang w:eastAsia="uk-UA"/>
+        </w:rPr>
+      </w:pPr>
+    </w:p>
+    <w:p>
+      <w:pPr>
+        <w:shd w:val="clear" w:color="auto" w:fill="222A38"/>
+        <w:spacing w:after="0" w:line="285" w:lineRule="atLeast"/>
+        <w:rPr>
+          <w:rFonts w:ascii="Consolas" w:eastAsia="Times New Roman" w:hAnsi="Consolas" w:cs="Times New Roman"/>
+          <w:color w:val="D8DDE7"/>
+          <w:sz w:val="21"/>
+          <w:szCs w:val="21"/>
+          <w:lang w:eastAsia="uk-UA"/>
+        </w:rPr>
+      </w:pPr>
+      <w:proofErr w:type="spellStart"/>
+      <w:r>
+        <w:rPr>
+          <w:rFonts w:ascii="Consolas" w:eastAsia="Times New Roman" w:hAnsi="Consolas" w:cs="Times New Roman"/>
+          <w:color w:val="22ECDB"/>
+          <w:sz w:val="21"/>
+          <w:szCs w:val="21"/>
+          <w:lang w:eastAsia="uk-UA"/>
+        </w:rPr>
+        <w:t>def</w:t>
+      </w:r>
+      <w:proofErr w:type="spellEnd"/>
+      <w:r>
+        <w:rPr>
+          <w:rFonts w:ascii="Consolas" w:eastAsia="Times New Roman" w:hAnsi="Consolas" w:cs="Times New Roman"/>
+          <w:color w:val="69C3FF"/>
+          <w:sz w:val="21"/>
+          <w:szCs w:val="21"/>
+          <w:lang w:eastAsia="uk-UA"/>
+        </w:rPr>
+        <w:t xml:space="preserve"> </w:t>
+      </w:r>
+      <w:proofErr w:type="spellStart"/>
+      <w:r>
+        <w:rPr>
+          <w:rFonts w:ascii="Consolas" w:eastAsia="Times New Roman" w:hAnsi="Consolas" w:cs="Times New Roman"/>
+          <w:color w:val="69C3FF"/>
+          <w:sz w:val="21"/>
+          <w:szCs w:val="21"/>
+          <w:lang w:eastAsia="uk-UA"/>
+        </w:rPr>
+        <w:t>hash_text_demo</w:t>
+      </w:r>
+      <w:proofErr w:type="spellEnd"/>
+      <w:r>
+        <w:rPr>
+          <w:rFonts w:ascii="Consolas" w:eastAsia="Times New Roman" w:hAnsi="Consolas" w:cs="Times New Roman"/>
+          <w:color w:val="D8DDE7"/>
+          <w:sz w:val="21"/>
+          <w:szCs w:val="21"/>
+          <w:lang w:eastAsia="uk-UA"/>
+        </w:rPr>
+        <w:t>():</w:t>
+      </w:r>
+    </w:p>
+    <w:p>
+      <w:pPr>
+        <w:shd w:val="clear" w:color="auto" w:fill="222A38"/>
+        <w:spacing w:after="0" w:line="285" w:lineRule="atLeast"/>
+        <w:rPr>
+          <w:rFonts w:ascii="Consolas" w:eastAsia="Times New Roman" w:hAnsi="Consolas" w:cs="Times New Roman"/>
+          <w:color w:val="D8DDE7"/>
+          <w:sz w:val="21"/>
+          <w:szCs w:val="21"/>
+          <w:lang w:eastAsia="uk-UA"/>
+        </w:rPr>
+      </w:pPr>
+      <w:r>
+        <w:rPr>
+          <w:rFonts w:ascii="Consolas" w:eastAsia="Times New Roman" w:hAnsi="Consolas" w:cs="Times New Roman"/>
+          <w:color w:val="B9C2D3"/>
+          <w:sz w:val="21"/>
+          <w:szCs w:val="21"/>
+          <w:lang w:eastAsia="uk-UA"/>
+        </w:rPr>
+        <w:t xml:space="preserve">    </w:t>
+      </w:r>
+      <w:proofErr w:type="spellStart"/>
+      <w:r>
+        <w:rPr>
+          <w:rFonts w:ascii="Consolas" w:eastAsia="Times New Roman" w:hAnsi="Consolas" w:cs="Times New Roman"/>
+          <w:color w:val="69C3FF"/>
+          <w:sz w:val="21"/>
+          <w:szCs w:val="21"/>
+          <w:lang w:eastAsia="uk-UA"/>
+        </w:rPr>
+        <w:t>print</w:t>
+      </w:r>
+      <w:proofErr w:type="spellEnd"/>
+      <w:r>
+        <w:rPr>
+          <w:rFonts w:ascii="Consolas" w:eastAsia="Times New Roman" w:hAnsi="Consolas" w:cs="Times New Roman"/>
+          <w:color w:val="D8DDE7"/>
+          <w:sz w:val="21"/>
+          <w:szCs w:val="21"/>
+          <w:lang w:eastAsia="uk-UA"/>
+        </w:rPr>
+        <w:t>(</w:t>
+      </w:r>
+      <w:r>
+        <w:rPr>
+          <w:rFonts w:ascii="Consolas" w:eastAsia="Times New Roman" w:hAnsi="Consolas" w:cs="Times New Roman"/>
+          <w:color w:val="3CEC85"/>
+          <w:sz w:val="21"/>
+          <w:szCs w:val="21"/>
+          <w:lang w:eastAsia="uk-UA"/>
+        </w:rPr>
+        <w:t>"--- 1. Хешування текстового рядка ---"</w:t>
+      </w:r>
+      <w:r>
+        <w:rPr>
+          <w:rFonts w:ascii="Consolas" w:eastAsia="Times New Roman" w:hAnsi="Consolas" w:cs="Times New Roman"/>
+          <w:color w:val="D8DDE7"/>
+          <w:sz w:val="21"/>
+          <w:szCs w:val="21"/>
+          <w:lang w:eastAsia="uk-UA"/>
+        </w:rPr>
+        <w:t>)</w:t>
+      </w:r>
+    </w:p>
+    <w:p>
+      <w:pPr>
+        <w:shd w:val="clear" w:color="auto" w:fill="222A38"/>
+        <w:spacing w:after="0" w:line="285" w:lineRule="atLeast"/>
+        <w:rPr>
+          <w:rFonts w:ascii="Consolas" w:eastAsia="Times New Roman" w:hAnsi="Consolas" w:cs="Times New Roman"/>
+          <w:color w:val="D8DDE7"/>
+          <w:sz w:val="21"/>
+          <w:szCs w:val="21"/>
+          <w:lang w:eastAsia="uk-UA"/>
+        </w:rPr>
+      </w:pPr>
+      <w:r>
+        <w:rPr>
+          <w:rFonts w:ascii="Consolas" w:eastAsia="Times New Roman" w:hAnsi="Consolas" w:cs="Times New Roman"/>
+          <w:color w:val="B9C2D3"/>
+          <w:sz w:val="21"/>
+          <w:szCs w:val="21"/>
+          <w:lang w:eastAsia="uk-UA"/>
+        </w:rPr>
+        <w:t xml:space="preserve">    </w:t>
+      </w:r>
+      <w:r>
+        <w:rPr>
+          <w:rFonts w:ascii="Consolas" w:eastAsia="Times New Roman" w:hAnsi="Consolas" w:cs="Times New Roman"/>
+          <w:i/>
+          <w:iCs/>
+          <w:color w:val="536686"/>
+          <w:sz w:val="21"/>
+          <w:szCs w:val="21"/>
+          <w:lang w:eastAsia="uk-UA"/>
+        </w:rPr>
+        <w:t># Перетворюємо рядок у байти за допомогою кодування UTF-8 #</w:t>
+      </w:r>
+    </w:p>
+    <w:p>
+      <w:pPr>
+        <w:shd w:val="clear" w:color="auto" w:fill="222A38"/>
+        <w:spacing w:after="0" w:line="285" w:lineRule="atLeast"/>
+        <w:rPr>
+          <w:rFonts w:ascii="Consolas" w:eastAsia="Times New Roman" w:hAnsi="Consolas" w:cs="Times New Roman"/>
+          <w:color w:val="D8DDE7"/>
+          <w:sz w:val="21"/>
+          <w:szCs w:val="21"/>
+          <w:lang w:eastAsia="uk-UA"/>
+        </w:rPr>
+      </w:pPr>
+      <w:r>
+        <w:rPr>
+          <w:rFonts w:ascii="Consolas" w:eastAsia="Times New Roman" w:hAnsi="Consolas" w:cs="Times New Roman"/>
+          <w:color w:val="B9C2D3"/>
+          <w:sz w:val="21"/>
+          <w:szCs w:val="21"/>
+          <w:lang w:eastAsia="uk-UA"/>
+        </w:rPr>
+        <w:t xml:space="preserve">    </w:t>
+      </w:r>
+      <w:proofErr w:type="spellStart"/>
+      <w:r>
+        <w:rPr>
+          <w:rFonts w:ascii="Consolas" w:eastAsia="Times New Roman" w:hAnsi="Consolas" w:cs="Times New Roman"/>
+          <w:color w:val="FF738A"/>
+          <w:sz w:val="21"/>
+          <w:szCs w:val="21"/>
+          <w:lang w:eastAsia="uk-UA"/>
+        </w:rPr>
+        <w:t>message</w:t>
+      </w:r>
+      <w:proofErr w:type="spellEnd"/>
+      <w:r>
+        <w:rPr>
+          <w:rFonts w:ascii="Consolas" w:eastAsia="Times New Roman" w:hAnsi="Consolas" w:cs="Times New Roman"/>
+          <w:color w:val="B9C2D3"/>
+          <w:sz w:val="21"/>
+          <w:szCs w:val="21"/>
+          <w:lang w:eastAsia="uk-UA"/>
+        </w:rPr>
+        <w:t xml:space="preserve"> </w:t>
+      </w:r>
+      <w:r>
+        <w:rPr>
+          <w:rFonts w:ascii="Consolas" w:eastAsia="Times New Roman" w:hAnsi="Consolas" w:cs="Times New Roman"/>
+          <w:color w:val="EACD61"/>
+          <w:sz w:val="21"/>
+          <w:szCs w:val="21"/>
+          <w:lang w:eastAsia="uk-UA"/>
+        </w:rPr>
+        <w:t>=</w:t>
+      </w:r>
+      <w:r>
+        <w:rPr>
+          <w:rFonts w:ascii="Consolas" w:eastAsia="Times New Roman" w:hAnsi="Consolas" w:cs="Times New Roman"/>
+          <w:color w:val="B9C2D3"/>
+          <w:sz w:val="21"/>
+          <w:szCs w:val="21"/>
+          <w:lang w:eastAsia="uk-UA"/>
+        </w:rPr>
+        <w:t xml:space="preserve"> </w:t>
+      </w:r>
+      <w:r>
+        <w:rPr>
+          <w:rFonts w:ascii="Consolas" w:eastAsia="Times New Roman" w:hAnsi="Consolas" w:cs="Times New Roman"/>
+          <w:color w:val="3CEC85"/>
+          <w:sz w:val="21"/>
+          <w:szCs w:val="21"/>
+          <w:lang w:eastAsia="uk-UA"/>
+        </w:rPr>
+        <w:t>"</w:t>
+      </w:r>
+      <w:proofErr w:type="spellStart"/>
+      <w:r>
+        <w:rPr>
+          <w:rFonts w:ascii="Consolas" w:eastAsia="Times New Roman" w:hAnsi="Consolas" w:cs="Times New Roman"/>
+          <w:color w:val="3CEC85"/>
+          <w:sz w:val="21"/>
+          <w:szCs w:val="21"/>
+          <w:lang w:eastAsia="uk-UA"/>
+        </w:rPr>
+        <w:t>Some</w:t>
+      </w:r>
+      <w:proofErr w:type="spellEnd"/>
+      <w:r>
+        <w:rPr>
+          <w:rFonts w:ascii="Consolas" w:eastAsia="Times New Roman" w:hAnsi="Consolas" w:cs="Times New Roman"/>
+          <w:color w:val="3CEC85"/>
+          <w:sz w:val="21"/>
+          <w:szCs w:val="21"/>
+          <w:lang w:eastAsia="uk-UA"/>
+        </w:rPr>
+        <w:t xml:space="preserve"> </w:t>
+      </w:r>
+      <w:proofErr w:type="spellStart"/>
+      <w:r>
+        <w:rPr>
+          <w:rFonts w:ascii="Consolas" w:eastAsia="Times New Roman" w:hAnsi="Consolas" w:cs="Times New Roman"/>
+          <w:color w:val="3CEC85"/>
+          <w:sz w:val="21"/>
+          <w:szCs w:val="21"/>
+          <w:lang w:eastAsia="uk-UA"/>
+        </w:rPr>
+        <w:t>text</w:t>
+      </w:r>
+      <w:proofErr w:type="spellEnd"/>
+      <w:r>
+        <w:rPr>
+          <w:rFonts w:ascii="Consolas" w:eastAsia="Times New Roman" w:hAnsi="Consolas" w:cs="Times New Roman"/>
+          <w:color w:val="3CEC85"/>
+          <w:sz w:val="21"/>
+          <w:szCs w:val="21"/>
+          <w:lang w:eastAsia="uk-UA"/>
+        </w:rPr>
+        <w:t xml:space="preserve"> </w:t>
+      </w:r>
+      <w:proofErr w:type="spellStart"/>
+      <w:r>
+        <w:rPr>
+          <w:rFonts w:ascii="Consolas" w:eastAsia="Times New Roman" w:hAnsi="Consolas" w:cs="Times New Roman"/>
+          <w:color w:val="3CEC85"/>
+          <w:sz w:val="21"/>
+          <w:szCs w:val="21"/>
+          <w:lang w:eastAsia="uk-UA"/>
+        </w:rPr>
+        <w:t>to</w:t>
+      </w:r>
+      <w:proofErr w:type="spellEnd"/>
+      <w:r>
+        <w:rPr>
+          <w:rFonts w:ascii="Consolas" w:eastAsia="Times New Roman" w:hAnsi="Consolas" w:cs="Times New Roman"/>
+          <w:color w:val="3CEC85"/>
+          <w:sz w:val="21"/>
+          <w:szCs w:val="21"/>
+          <w:lang w:eastAsia="uk-UA"/>
+        </w:rPr>
+        <w:t xml:space="preserve"> </w:t>
+      </w:r>
+      <w:proofErr w:type="spellStart"/>
+      <w:r>
+        <w:rPr>
+          <w:rFonts w:ascii="Consolas" w:eastAsia="Times New Roman" w:hAnsi="Consolas" w:cs="Times New Roman"/>
+          <w:color w:val="3CEC85"/>
+          <w:sz w:val="21"/>
+          <w:szCs w:val="21"/>
+          <w:lang w:eastAsia="uk-UA"/>
+        </w:rPr>
+        <w:t>hash</w:t>
+      </w:r>
+      <w:proofErr w:type="spellEnd"/>
+      <w:r>
+        <w:rPr>
+          <w:rFonts w:ascii="Consolas" w:eastAsia="Times New Roman" w:hAnsi="Consolas" w:cs="Times New Roman"/>
+          <w:color w:val="3CEC85"/>
+          <w:sz w:val="21"/>
+          <w:szCs w:val="21"/>
+          <w:lang w:eastAsia="uk-UA"/>
+        </w:rPr>
+        <w:t>"</w:t>
+      </w:r>
+      <w:r>
+        <w:rPr>
+          <w:rFonts w:ascii="Consolas" w:eastAsia="Times New Roman" w:hAnsi="Consolas" w:cs="Times New Roman"/>
+          <w:color w:val="D8DDE7"/>
+          <w:sz w:val="21"/>
+          <w:szCs w:val="21"/>
+          <w:lang w:eastAsia="uk-UA"/>
+        </w:rPr>
+        <w:t>.</w:t>
+      </w:r>
+      <w:proofErr w:type="spellStart"/>
+      <w:r>
+        <w:rPr>
+          <w:rFonts w:ascii="Consolas" w:eastAsia="Times New Roman" w:hAnsi="Consolas" w:cs="Times New Roman"/>
+          <w:color w:val="69C3FF"/>
+          <w:sz w:val="21"/>
+          <w:szCs w:val="21"/>
+          <w:lang w:eastAsia="uk-UA"/>
+        </w:rPr>
+        <w:t>encode</w:t>
+      </w:r>
+      <w:proofErr w:type="spellEnd"/>
+      <w:r>
+        <w:rPr>
+          <w:rFonts w:ascii="Consolas" w:eastAsia="Times New Roman" w:hAnsi="Consolas" w:cs="Times New Roman"/>
+          <w:color w:val="D8DDE7"/>
+          <w:sz w:val="21"/>
+          <w:szCs w:val="21"/>
+          <w:lang w:eastAsia="uk-UA"/>
+        </w:rPr>
+        <w:t>()</w:t>
+      </w:r>
+      <w:r>
+        <w:rPr>
+          <w:rFonts w:ascii="Consolas" w:eastAsia="Times New Roman" w:hAnsi="Consolas" w:cs="Times New Roman"/>
+          <w:color w:val="B9C2D3"/>
+          <w:sz w:val="21"/>
+          <w:szCs w:val="21"/>
+          <w:lang w:eastAsia="uk-UA"/>
+        </w:rPr>
+        <w:t xml:space="preserve"> </w:t>
+      </w:r>
+      <w:r>
+        <w:rPr>
+          <w:rFonts w:ascii="Consolas" w:eastAsia="Times New Roman" w:hAnsi="Consolas" w:cs="Times New Roman"/>
+          <w:i/>
+          <w:iCs/>
+          <w:color w:val="536686"/>
+          <w:sz w:val="21"/>
+          <w:szCs w:val="21"/>
+          <w:lang w:eastAsia="uk-UA"/>
+        </w:rPr>
+        <w:t>#</w:t>
+      </w:r>
+    </w:p>
+    <w:p>
+      <w:pPr>
+        <w:shd w:val="clear" w:color="auto" w:fill="222A38"/>
+        <w:spacing w:after="0" w:line="285" w:lineRule="atLeast"/>
+        <w:rPr>
+          <w:rFonts w:ascii="Consolas" w:eastAsia="Times New Roman" w:hAnsi="Consolas" w:cs="Times New Roman"/>
+          <w:color w:val="D8DDE7"/>
+          <w:sz w:val="21"/>
+          <w:szCs w:val="21"/>
+          <w:lang w:eastAsia="uk-UA"/>
+        </w:rPr>
+      </w:pPr>
+      <w:r>
+        <w:rPr>
+          <w:rFonts w:ascii="Consolas" w:eastAsia="Times New Roman" w:hAnsi="Consolas" w:cs="Times New Roman"/>
+          <w:color w:val="B9C2D3"/>
+          <w:sz w:val="21"/>
+          <w:szCs w:val="21"/>
+          <w:lang w:eastAsia="uk-UA"/>
+        </w:rPr>
+        <w:t xml:space="preserve">    </w:t>
+      </w:r>
+    </w:p>
+    <w:p>
+      <w:pPr>
+        <w:shd w:val="clear" w:color="auto" w:fill="222A38"/>
+        <w:spacing w:after="0" w:line="285" w:lineRule="atLeast"/>
+        <w:rPr>
+          <w:rFonts w:ascii="Consolas" w:eastAsia="Times New Roman" w:hAnsi="Consolas" w:cs="Times New Roman"/>
+          <w:color w:val="D8DDE7"/>
+          <w:sz w:val="21"/>
+          <w:szCs w:val="21"/>
+          <w:lang w:eastAsia="uk-UA"/>
+        </w:rPr>
+      </w:pPr>
+      <w:r>
+        <w:rPr>
+          <w:rFonts w:ascii="Consolas" w:eastAsia="Times New Roman" w:hAnsi="Consolas" w:cs="Times New Roman"/>
+          <w:color w:val="B9C2D3"/>
+          <w:sz w:val="21"/>
+          <w:szCs w:val="21"/>
+          <w:lang w:eastAsia="uk-UA"/>
+        </w:rPr>
+        <w:t xml:space="preserve">    </w:t>
+      </w:r>
+      <w:r>
+        <w:rPr>
+          <w:rFonts w:ascii="Consolas" w:eastAsia="Times New Roman" w:hAnsi="Consolas" w:cs="Times New Roman"/>
+          <w:i/>
+          <w:iCs/>
+          <w:color w:val="536686"/>
+          <w:sz w:val="21"/>
+          <w:szCs w:val="21"/>
+          <w:lang w:eastAsia="uk-UA"/>
+        </w:rPr>
+        <w:t># MD5 (Застарілий, не рекомендується використовувати) #</w:t>
+      </w:r>
+    </w:p>
+    <w:p>
+      <w:pPr>
+        <w:shd w:val="clear" w:color="auto" w:fill="222A38"/>
+        <w:spacing w:after="0" w:line="285" w:lineRule="atLeast"/>
+        <w:rPr>
+          <w:rFonts w:ascii="Consolas" w:eastAsia="Times New Roman" w:hAnsi="Consolas" w:cs="Times New Roman"/>
+          <w:color w:val="D8DDE7"/>
+          <w:sz w:val="21"/>
+          <w:szCs w:val="21"/>
+          <w:lang w:eastAsia="uk-UA"/>
+        </w:rPr>
+      </w:pPr>
+      <w:r>
+        <w:rPr>
+          <w:rFonts w:ascii="Consolas" w:eastAsia="Times New Roman" w:hAnsi="Consolas" w:cs="Times New Roman"/>
+          <w:color w:val="B9C2D3"/>
+          <w:sz w:val="21"/>
+          <w:szCs w:val="21"/>
+          <w:lang w:eastAsia="uk-UA"/>
+        </w:rPr>
+        <w:t xml:space="preserve">    </w:t>
+      </w:r>
+      <w:proofErr w:type="spellStart"/>
+      <w:r>
+        <w:rPr>
+          <w:rFonts w:ascii="Consolas" w:eastAsia="Times New Roman" w:hAnsi="Consolas" w:cs="Times New Roman"/>
+          <w:color w:val="69C3FF"/>
+          <w:sz w:val="21"/>
+          <w:szCs w:val="21"/>
+          <w:lang w:eastAsia="uk-UA"/>
+        </w:rPr>
+        <w:t>print</w:t>
+      </w:r>
+      <w:proofErr w:type="spellEnd"/>
+      <w:r>
+        <w:rPr>
+          <w:rFonts w:ascii="Consolas" w:eastAsia="Times New Roman" w:hAnsi="Consolas" w:cs="Times New Roman"/>
+          <w:color w:val="D8DDE7"/>
+          <w:sz w:val="21"/>
+          <w:szCs w:val="21"/>
+          <w:lang w:eastAsia="uk-UA"/>
+        </w:rPr>
+        <w:t>(</w:t>
+      </w:r>
+      <w:r>
+        <w:rPr>
+          <w:rFonts w:ascii="Consolas" w:eastAsia="Times New Roman" w:hAnsi="Consolas" w:cs="Times New Roman"/>
+          <w:color w:val="B78AFF"/>
+          <w:sz w:val="21"/>
+          <w:szCs w:val="21"/>
+          <w:lang w:eastAsia="uk-UA"/>
+        </w:rPr>
+        <w:t>f</w:t>
+      </w:r>
+      <w:r>
+        <w:rPr>
+          <w:rFonts w:ascii="Consolas" w:eastAsia="Times New Roman" w:hAnsi="Consolas" w:cs="Times New Roman"/>
+          <w:color w:val="3CEC85"/>
+          <w:sz w:val="21"/>
+          <w:szCs w:val="21"/>
+          <w:lang w:eastAsia="uk-UA"/>
+        </w:rPr>
+        <w:t>"MD5:        </w:t>
+      </w:r>
+      <w:r>
+        <w:rPr>
+          <w:rFonts w:ascii="Consolas" w:eastAsia="Times New Roman" w:hAnsi="Consolas" w:cs="Times New Roman"/>
+          <w:color w:val="E35535"/>
+          <w:sz w:val="21"/>
+          <w:szCs w:val="21"/>
+          <w:lang w:eastAsia="uk-UA"/>
+        </w:rPr>
+        <w:t>{</w:t>
+      </w:r>
+      <w:r>
+        <w:rPr>
+          <w:rFonts w:ascii="Consolas" w:eastAsia="Times New Roman" w:hAnsi="Consolas" w:cs="Times New Roman"/>
+          <w:color w:val="69C3FF"/>
+          <w:sz w:val="21"/>
+          <w:szCs w:val="21"/>
+          <w:lang w:eastAsia="uk-UA"/>
+        </w:rPr>
+        <w:t>hashlib</w:t>
+      </w:r>
+      <w:r>
+        <w:rPr>
+          <w:rFonts w:ascii="Consolas" w:eastAsia="Times New Roman" w:hAnsi="Consolas" w:cs="Times New Roman"/>
+          <w:color w:val="D8DDE7"/>
+          <w:sz w:val="21"/>
+          <w:szCs w:val="21"/>
+          <w:lang w:eastAsia="uk-UA"/>
+        </w:rPr>
+        <w:t>.</w:t>
+      </w:r>
+      <w:r>
+        <w:rPr>
+          <w:rFonts w:ascii="Consolas" w:eastAsia="Times New Roman" w:hAnsi="Consolas" w:cs="Times New Roman"/>
+          <w:color w:val="69C3FF"/>
+          <w:sz w:val="21"/>
+          <w:szCs w:val="21"/>
+          <w:lang w:eastAsia="uk-UA"/>
+        </w:rPr>
+        <w:t>md5</w:t>
+      </w:r>
+      <w:r>
+        <w:rPr>
+          <w:rFonts w:ascii="Consolas" w:eastAsia="Times New Roman" w:hAnsi="Consolas" w:cs="Times New Roman"/>
+          <w:color w:val="D8DDE7"/>
+          <w:sz w:val="21"/>
+          <w:szCs w:val="21"/>
+          <w:lang w:eastAsia="uk-UA"/>
+        </w:rPr>
+        <w:t>(</w:t>
+      </w:r>
+      <w:proofErr w:type="spellStart"/>
+      <w:r>
+        <w:rPr>
+          <w:rFonts w:ascii="Consolas" w:eastAsia="Times New Roman" w:hAnsi="Consolas" w:cs="Times New Roman"/>
+          <w:color w:val="FF738A"/>
+          <w:sz w:val="21"/>
+          <w:szCs w:val="21"/>
+          <w:lang w:eastAsia="uk-UA"/>
+        </w:rPr>
+        <w:t>message</w:t>
+      </w:r>
+      <w:proofErr w:type="spellEnd"/>
+      <w:r>
+        <w:rPr>
+          <w:rFonts w:ascii="Consolas" w:eastAsia="Times New Roman" w:hAnsi="Consolas" w:cs="Times New Roman"/>
+          <w:color w:val="D8DDE7"/>
+          <w:sz w:val="21"/>
+          <w:szCs w:val="21"/>
+          <w:lang w:eastAsia="uk-UA"/>
+        </w:rPr>
+        <w:t>).</w:t>
+      </w:r>
+      <w:proofErr w:type="spellStart"/>
+      <w:r>
+        <w:rPr>
+          <w:rFonts w:ascii="Consolas" w:eastAsia="Times New Roman" w:hAnsi="Consolas" w:cs="Times New Roman"/>
+          <w:color w:val="69C3FF"/>
+          <w:sz w:val="21"/>
+          <w:szCs w:val="21"/>
+          <w:lang w:eastAsia="uk-UA"/>
+        </w:rPr>
+        <w:t>hexdigest</w:t>
+      </w:r>
+      <w:proofErr w:type="spellEnd"/>
+      <w:r>
+        <w:rPr>
+          <w:rFonts w:ascii="Consolas" w:eastAsia="Times New Roman" w:hAnsi="Consolas" w:cs="Times New Roman"/>
+          <w:color w:val="D8DDE7"/>
+          <w:sz w:val="21"/>
+          <w:szCs w:val="21"/>
+          <w:lang w:eastAsia="uk-UA"/>
+        </w:rPr>
+        <w:t>()</w:t>
+      </w:r>
+      <w:r>
+        <w:rPr>
+          <w:rFonts w:ascii="Consolas" w:eastAsia="Times New Roman" w:hAnsi="Consolas" w:cs="Times New Roman"/>
+          <w:color w:val="E35535"/>
+          <w:sz w:val="21"/>
+          <w:szCs w:val="21"/>
+          <w:lang w:eastAsia="uk-UA"/>
+        </w:rPr>
+        <w:t>}</w:t>
+      </w:r>
+      <w:r>
+        <w:rPr>
+          <w:rFonts w:ascii="Consolas" w:eastAsia="Times New Roman" w:hAnsi="Consolas" w:cs="Times New Roman"/>
+          <w:color w:val="3CEC85"/>
+          <w:sz w:val="21"/>
+          <w:szCs w:val="21"/>
+          <w:lang w:eastAsia="uk-UA"/>
+        </w:rPr>
+        <w:t>"</w:t>
+      </w:r>
+      <w:r>
+        <w:rPr>
+          <w:rFonts w:ascii="Consolas" w:eastAsia="Times New Roman" w:hAnsi="Consolas" w:cs="Times New Roman"/>
+          <w:color w:val="D8DDE7"/>
+          <w:sz w:val="21"/>
+          <w:szCs w:val="21"/>
+          <w:lang w:eastAsia="uk-UA"/>
+        </w:rPr>
+        <w:t>)</w:t>
+      </w:r>
+      <w:r>
+        <w:rPr>
+          <w:rFonts w:ascii="Consolas" w:eastAsia="Times New Roman" w:hAnsi="Consolas" w:cs="Times New Roman"/>
+          <w:color w:val="B9C2D3"/>
+          <w:sz w:val="21"/>
+          <w:szCs w:val="21"/>
+          <w:lang w:eastAsia="uk-UA"/>
+        </w:rPr>
+        <w:t xml:space="preserve"> </w:t>
+      </w:r>
+      <w:r>
+        <w:rPr>
+          <w:rFonts w:ascii="Consolas" w:eastAsia="Times New Roman" w:hAnsi="Consolas" w:cs="Times New Roman"/>
+          <w:i/>
+          <w:iCs/>
+          <w:color w:val="536686"/>
+          <w:sz w:val="21"/>
+          <w:szCs w:val="21"/>
+          <w:lang w:eastAsia="uk-UA"/>
+        </w:rPr>
+        <w:t>#</w:t>
+      </w:r>
+    </w:p>
+    <w:p>
+      <w:pPr>
+        <w:shd w:val="clear" w:color="auto" w:fill="222A38"/>
+        <w:spacing w:after="0" w:line="285" w:lineRule="atLeast"/>
+        <w:rPr>
+          <w:rFonts w:ascii="Consolas" w:eastAsia="Times New Roman" w:hAnsi="Consolas" w:cs="Times New Roman"/>
+          <w:color w:val="D8DDE7"/>
+          <w:sz w:val="21"/>
+          <w:szCs w:val="21"/>
+          <w:lang w:eastAsia="uk-UA"/>
+        </w:rPr>
+      </w:pPr>
+      <w:r>
+        <w:rPr>
+          <w:rFonts w:ascii="Consolas" w:eastAsia="Times New Roman" w:hAnsi="Consolas" w:cs="Times New Roman"/>
+          <w:color w:val="B9C2D3"/>
+          <w:sz w:val="21"/>
+          <w:szCs w:val="21"/>
+          <w:lang w:eastAsia="uk-UA"/>
+        </w:rPr>
+        <w:t xml:space="preserve">    </w:t>
+      </w:r>
+    </w:p>
+    <w:p>
+      <w:pPr>
+        <w:shd w:val="clear" w:color="auto" w:fill="222A38"/>
+        <w:spacing w:after="0" w:line="285" w:lineRule="atLeast"/>
+        <w:rPr>
+          <w:rFonts w:ascii="Consolas" w:eastAsia="Times New Roman" w:hAnsi="Consolas" w:cs="Times New Roman"/>
+          <w:color w:val="D8DDE7"/>
+          <w:sz w:val="21"/>
+          <w:szCs w:val="21"/>
+          <w:lang w:eastAsia="uk-UA"/>
+        </w:rPr>
+      </w:pPr>
+      <w:r>
+        <w:rPr>
+          <w:rFonts w:ascii="Consolas" w:eastAsia="Times New Roman" w:hAnsi="Consolas" w:cs="Times New Roman"/>
+          <w:color w:val="B9C2D3"/>
+          <w:sz w:val="21"/>
+          <w:szCs w:val="21"/>
+          <w:lang w:eastAsia="uk-UA"/>
+        </w:rPr>
+        <w:t xml:space="preserve">    </w:t>
+      </w:r>
+      <w:r>
+        <w:rPr>
+          <w:rFonts w:ascii="Consolas" w:eastAsia="Times New Roman" w:hAnsi="Consolas" w:cs="Times New Roman"/>
+          <w:i/>
+          <w:iCs/>
+          <w:color w:val="536686"/>
+          <w:sz w:val="21"/>
+          <w:szCs w:val="21"/>
+          <w:lang w:eastAsia="uk-UA"/>
+        </w:rPr>
+        <w:t># SHA-2 (SHA-256 та SHA-512 - надійні, але повільніші) #</w:t>
+      </w:r>
+    </w:p>
+    <w:p>
+      <w:pPr>
+        <w:shd w:val="clear" w:color="auto" w:fill="222A38"/>
+        <w:spacing w:after="0" w:line="285" w:lineRule="atLeast"/>
+        <w:rPr>
+          <w:rFonts w:ascii="Consolas" w:eastAsia="Times New Roman" w:hAnsi="Consolas" w:cs="Times New Roman"/>
+          <w:color w:val="D8DDE7"/>
+          <w:sz w:val="21"/>
+          <w:szCs w:val="21"/>
+          <w:lang w:eastAsia="uk-UA"/>
+        </w:rPr>
+      </w:pPr>
+      <w:r>
+        <w:rPr>
+          <w:rFonts w:ascii="Consolas" w:eastAsia="Times New Roman" w:hAnsi="Consolas" w:cs="Times New Roman"/>
+          <w:color w:val="B9C2D3"/>
+          <w:sz w:val="21"/>
+          <w:szCs w:val="21"/>
+          <w:lang w:eastAsia="uk-UA"/>
+        </w:rPr>
+        <w:lastRenderedPageBreak/>
+        <w:t xml:space="preserve">    </w:t>
+      </w:r>
+      <w:proofErr w:type="spellStart"/>
+      <w:r>
+        <w:rPr>
+          <w:rFonts w:ascii="Consolas" w:eastAsia="Times New Roman" w:hAnsi="Consolas" w:cs="Times New Roman"/>
+          <w:color w:val="69C3FF"/>
+          <w:sz w:val="21"/>
+          <w:szCs w:val="21"/>
+          <w:lang w:eastAsia="uk-UA"/>
+        </w:rPr>
+        <w:t>print</w:t>
+      </w:r>
+      <w:proofErr w:type="spellEnd"/>
+      <w:r>
+        <w:rPr>
+          <w:rFonts w:ascii="Consolas" w:eastAsia="Times New Roman" w:hAnsi="Consolas" w:cs="Times New Roman"/>
+          <w:color w:val="D8DDE7"/>
+          <w:sz w:val="21"/>
+          <w:szCs w:val="21"/>
+          <w:lang w:eastAsia="uk-UA"/>
+        </w:rPr>
+        <w:t>(</w:t>
+      </w:r>
+      <w:r>
+        <w:rPr>
+          <w:rFonts w:ascii="Consolas" w:eastAsia="Times New Roman" w:hAnsi="Consolas" w:cs="Times New Roman"/>
+          <w:color w:val="B78AFF"/>
+          <w:sz w:val="21"/>
+          <w:szCs w:val="21"/>
+          <w:lang w:eastAsia="uk-UA"/>
+        </w:rPr>
+        <w:t>f</w:t>
+      </w:r>
+      <w:r>
+        <w:rPr>
+          <w:rFonts w:ascii="Consolas" w:eastAsia="Times New Roman" w:hAnsi="Consolas" w:cs="Times New Roman"/>
+          <w:color w:val="3CEC85"/>
+          <w:sz w:val="21"/>
+          <w:szCs w:val="21"/>
+          <w:lang w:eastAsia="uk-UA"/>
+        </w:rPr>
+        <w:t>"SHA-256:    </w:t>
+      </w:r>
+      <w:r>
+        <w:rPr>
+          <w:rFonts w:ascii="Consolas" w:eastAsia="Times New Roman" w:hAnsi="Consolas" w:cs="Times New Roman"/>
+          <w:color w:val="E35535"/>
+          <w:sz w:val="21"/>
+          <w:szCs w:val="21"/>
+          <w:lang w:eastAsia="uk-UA"/>
+        </w:rPr>
+        <w:t>{</w:t>
+      </w:r>
+      <w:r>
+        <w:rPr>
+          <w:rFonts w:ascii="Consolas" w:eastAsia="Times New Roman" w:hAnsi="Consolas" w:cs="Times New Roman"/>
+          <w:color w:val="69C3FF"/>
+          <w:sz w:val="21"/>
+          <w:szCs w:val="21"/>
+          <w:lang w:eastAsia="uk-UA"/>
+        </w:rPr>
+        <w:t>hashlib</w:t>
+      </w:r>
+      <w:r>
+        <w:rPr>
+          <w:rFonts w:ascii="Consolas" w:eastAsia="Times New Roman" w:hAnsi="Consolas" w:cs="Times New Roman"/>
+          <w:color w:val="D8DDE7"/>
+          <w:sz w:val="21"/>
+          <w:szCs w:val="21"/>
+          <w:lang w:eastAsia="uk-UA"/>
+        </w:rPr>
+        <w:t>.</w:t>
+      </w:r>
+      <w:r>
+        <w:rPr>
+          <w:rFonts w:ascii="Consolas" w:eastAsia="Times New Roman" w:hAnsi="Consolas" w:cs="Times New Roman"/>
+          <w:color w:val="69C3FF"/>
+          <w:sz w:val="21"/>
+          <w:szCs w:val="21"/>
+          <w:lang w:eastAsia="uk-UA"/>
+        </w:rPr>
+        <w:t>sha256</w:t>
+      </w:r>
+      <w:r>
+        <w:rPr>
+          <w:rFonts w:ascii="Consolas" w:eastAsia="Times New Roman" w:hAnsi="Consolas" w:cs="Times New Roman"/>
+          <w:color w:val="D8DDE7"/>
+          <w:sz w:val="21"/>
+          <w:szCs w:val="21"/>
+          <w:lang w:eastAsia="uk-UA"/>
+        </w:rPr>
+        <w:t>(</w:t>
+      </w:r>
+      <w:proofErr w:type="spellStart"/>
+      <w:r>
+        <w:rPr>
+          <w:rFonts w:ascii="Consolas" w:eastAsia="Times New Roman" w:hAnsi="Consolas" w:cs="Times New Roman"/>
+          <w:color w:val="FF738A"/>
+          <w:sz w:val="21"/>
+          <w:szCs w:val="21"/>
+          <w:lang w:eastAsia="uk-UA"/>
+        </w:rPr>
+        <w:t>message</w:t>
+      </w:r>
+      <w:proofErr w:type="spellEnd"/>
+      <w:r>
+        <w:rPr>
+          <w:rFonts w:ascii="Consolas" w:eastAsia="Times New Roman" w:hAnsi="Consolas" w:cs="Times New Roman"/>
+          <w:color w:val="D8DDE7"/>
+          <w:sz w:val="21"/>
+          <w:szCs w:val="21"/>
+          <w:lang w:eastAsia="uk-UA"/>
+        </w:rPr>
+        <w:t>).</w:t>
+      </w:r>
+      <w:proofErr w:type="spellStart"/>
+      <w:r>
+        <w:rPr>
+          <w:rFonts w:ascii="Consolas" w:eastAsia="Times New Roman" w:hAnsi="Consolas" w:cs="Times New Roman"/>
+          <w:color w:val="69C3FF"/>
+          <w:sz w:val="21"/>
+          <w:szCs w:val="21"/>
+          <w:lang w:eastAsia="uk-UA"/>
+        </w:rPr>
+        <w:t>hexdigest</w:t>
+      </w:r>
+      <w:proofErr w:type="spellEnd"/>
+      <w:r>
+        <w:rPr>
+          <w:rFonts w:ascii="Consolas" w:eastAsia="Times New Roman" w:hAnsi="Consolas" w:cs="Times New Roman"/>
+          <w:color w:val="D8DDE7"/>
+          <w:sz w:val="21"/>
+          <w:szCs w:val="21"/>
+          <w:lang w:eastAsia="uk-UA"/>
+        </w:rPr>
+        <w:t>()</w:t>
+      </w:r>
+      <w:r>
+        <w:rPr>
+          <w:rFonts w:ascii="Consolas" w:eastAsia="Times New Roman" w:hAnsi="Consolas" w:cs="Times New Roman"/>
+          <w:color w:val="E35535"/>
+          <w:sz w:val="21"/>
+          <w:szCs w:val="21"/>
+          <w:lang w:eastAsia="uk-UA"/>
+        </w:rPr>
+        <w:t>}</w:t>
+      </w:r>
+      <w:r>
+        <w:rPr>
+          <w:rFonts w:ascii="Consolas" w:eastAsia="Times New Roman" w:hAnsi="Consolas" w:cs="Times New Roman"/>
+          <w:color w:val="3CEC85"/>
+          <w:sz w:val="21"/>
+          <w:szCs w:val="21"/>
+          <w:lang w:eastAsia="uk-UA"/>
+        </w:rPr>
+        <w:t>"</w:t>
+      </w:r>
+      <w:r>
+        <w:rPr>
+          <w:rFonts w:ascii="Consolas" w:eastAsia="Times New Roman" w:hAnsi="Consolas" w:cs="Times New Roman"/>
+          <w:color w:val="D8DDE7"/>
+          <w:sz w:val="21"/>
+          <w:szCs w:val="21"/>
+          <w:lang w:eastAsia="uk-UA"/>
+        </w:rPr>
+        <w:t>)</w:t>
+      </w:r>
+      <w:r>
+        <w:rPr>
+          <w:rFonts w:ascii="Consolas" w:eastAsia="Times New Roman" w:hAnsi="Consolas" w:cs="Times New Roman"/>
+          <w:color w:val="B9C2D3"/>
+          <w:sz w:val="21"/>
+          <w:szCs w:val="21"/>
+          <w:lang w:eastAsia="uk-UA"/>
+        </w:rPr>
+        <w:t xml:space="preserve"> </w:t>
+      </w:r>
+      <w:r>
+        <w:rPr>
+          <w:rFonts w:ascii="Consolas" w:eastAsia="Times New Roman" w:hAnsi="Consolas" w:cs="Times New Roman"/>
+          <w:i/>
+          <w:iCs/>
+          <w:color w:val="536686"/>
+          <w:sz w:val="21"/>
+          <w:szCs w:val="21"/>
+          <w:lang w:eastAsia="uk-UA"/>
+        </w:rPr>
+        <w:t>#</w:t>
+      </w:r>
+    </w:p>
+    <w:p>
+      <w:pPr>
+        <w:shd w:val="clear" w:color="auto" w:fill="222A38"/>
+        <w:spacing w:after="0" w:line="285" w:lineRule="atLeast"/>
+        <w:rPr>
+          <w:rFonts w:ascii="Consolas" w:eastAsia="Times New Roman" w:hAnsi="Consolas" w:cs="Times New Roman"/>
+          <w:color w:val="D8DDE7"/>
+          <w:sz w:val="21"/>
+          <w:szCs w:val="21"/>
+          <w:lang w:eastAsia="uk-UA"/>
+        </w:rPr>
+      </w:pPr>
+      <w:r>
+        <w:rPr>
+          <w:rFonts w:ascii="Consolas" w:eastAsia="Times New Roman" w:hAnsi="Consolas" w:cs="Times New Roman"/>
+          <w:color w:val="B9C2D3"/>
+          <w:sz w:val="21"/>
+          <w:szCs w:val="21"/>
+          <w:lang w:eastAsia="uk-UA"/>
+        </w:rPr>
+        <w:t xml:space="preserve">    </w:t>
+      </w:r>
+      <w:proofErr w:type="spellStart"/>
+      <w:r>
+        <w:rPr>
+          <w:rFonts w:ascii="Consolas" w:eastAsia="Times New Roman" w:hAnsi="Consolas" w:cs="Times New Roman"/>
+          <w:color w:val="69C3FF"/>
+          <w:sz w:val="21"/>
+          <w:szCs w:val="21"/>
+          <w:lang w:eastAsia="uk-UA"/>
+        </w:rPr>
+        <w:t>print</w:t>
+      </w:r>
+      <w:proofErr w:type="spellEnd"/>
+      <w:r>
+        <w:rPr>
+          <w:rFonts w:ascii="Consolas" w:eastAsia="Times New Roman" w:hAnsi="Consolas" w:cs="Times New Roman"/>
+          <w:color w:val="D8DDE7"/>
+          <w:sz w:val="21"/>
+          <w:szCs w:val="21"/>
+          <w:lang w:eastAsia="uk-UA"/>
+        </w:rPr>
+        <w:t>(</w:t>
+      </w:r>
+      <w:r>
+        <w:rPr>
+          <w:rFonts w:ascii="Consolas" w:eastAsia="Times New Roman" w:hAnsi="Consolas" w:cs="Times New Roman"/>
+          <w:color w:val="B78AFF"/>
+          <w:sz w:val="21"/>
+          <w:szCs w:val="21"/>
+          <w:lang w:eastAsia="uk-UA"/>
+        </w:rPr>
+        <w:t>f</w:t>
+      </w:r>
+      <w:r>
+        <w:rPr>
+          <w:rFonts w:ascii="Consolas" w:eastAsia="Times New Roman" w:hAnsi="Consolas" w:cs="Times New Roman"/>
+          <w:color w:val="3CEC85"/>
+          <w:sz w:val="21"/>
+          <w:szCs w:val="21"/>
+          <w:lang w:eastAsia="uk-UA"/>
+        </w:rPr>
+        <w:t>"SHA-512:    </w:t>
+      </w:r>
+      <w:r>
+        <w:rPr>
+          <w:rFonts w:ascii="Consolas" w:eastAsia="Times New Roman" w:hAnsi="Consolas" w:cs="Times New Roman"/>
+          <w:color w:val="E35535"/>
+          <w:sz w:val="21"/>
+          <w:szCs w:val="21"/>
+          <w:lang w:eastAsia="uk-UA"/>
+        </w:rPr>
+        <w:t>{</w:t>
+      </w:r>
+      <w:r>
+        <w:rPr>
+          <w:rFonts w:ascii="Consolas" w:eastAsia="Times New Roman" w:hAnsi="Consolas" w:cs="Times New Roman"/>
+          <w:color w:val="69C3FF"/>
+          <w:sz w:val="21"/>
+          <w:szCs w:val="21"/>
+          <w:lang w:eastAsia="uk-UA"/>
+        </w:rPr>
+        <w:t>hashlib</w:t>
+      </w:r>
+      <w:r>
+        <w:rPr>
+          <w:rFonts w:ascii="Consolas" w:eastAsia="Times New Roman" w:hAnsi="Consolas" w:cs="Times New Roman"/>
+          <w:color w:val="D8DDE7"/>
+          <w:sz w:val="21"/>
+          <w:szCs w:val="21"/>
+          <w:lang w:eastAsia="uk-UA"/>
+        </w:rPr>
+        <w:t>.</w:t>
+      </w:r>
+      <w:r>
+        <w:rPr>
+          <w:rFonts w:ascii="Consolas" w:eastAsia="Times New Roman" w:hAnsi="Consolas" w:cs="Times New Roman"/>
+          <w:color w:val="69C3FF"/>
+          <w:sz w:val="21"/>
+          <w:szCs w:val="21"/>
+          <w:lang w:eastAsia="uk-UA"/>
+        </w:rPr>
+        <w:t>sha512</w:t>
+      </w:r>
+      <w:r>
+        <w:rPr>
+          <w:rFonts w:ascii="Consolas" w:eastAsia="Times New Roman" w:hAnsi="Consolas" w:cs="Times New Roman"/>
+          <w:color w:val="D8DDE7"/>
+          <w:sz w:val="21"/>
+          <w:szCs w:val="21"/>
+          <w:lang w:eastAsia="uk-UA"/>
+        </w:rPr>
+        <w:t>(</w:t>
+      </w:r>
+      <w:proofErr w:type="spellStart"/>
+      <w:r>
+        <w:rPr>
+          <w:rFonts w:ascii="Consolas" w:eastAsia="Times New Roman" w:hAnsi="Consolas" w:cs="Times New Roman"/>
+          <w:color w:val="FF738A"/>
+          <w:sz w:val="21"/>
+          <w:szCs w:val="21"/>
+          <w:lang w:eastAsia="uk-UA"/>
+        </w:rPr>
+        <w:t>message</w:t>
+      </w:r>
+      <w:proofErr w:type="spellEnd"/>
+      <w:r>
+        <w:rPr>
+          <w:rFonts w:ascii="Consolas" w:eastAsia="Times New Roman" w:hAnsi="Consolas" w:cs="Times New Roman"/>
+          <w:color w:val="D8DDE7"/>
+          <w:sz w:val="21"/>
+          <w:szCs w:val="21"/>
+          <w:lang w:eastAsia="uk-UA"/>
+        </w:rPr>
+        <w:t>).</w:t>
+      </w:r>
+      <w:proofErr w:type="spellStart"/>
+      <w:r>
+        <w:rPr>
+          <w:rFonts w:ascii="Consolas" w:eastAsia="Times New Roman" w:hAnsi="Consolas" w:cs="Times New Roman"/>
+          <w:color w:val="69C3FF"/>
+          <w:sz w:val="21"/>
+          <w:szCs w:val="21"/>
+          <w:lang w:eastAsia="uk-UA"/>
+        </w:rPr>
+        <w:t>hexdigest</w:t>
+      </w:r>
+      <w:proofErr w:type="spellEnd"/>
+      <w:r>
+        <w:rPr>
+          <w:rFonts w:ascii="Consolas" w:eastAsia="Times New Roman" w:hAnsi="Consolas" w:cs="Times New Roman"/>
+          <w:color w:val="D8DDE7"/>
+          <w:sz w:val="21"/>
+          <w:szCs w:val="21"/>
+          <w:lang w:eastAsia="uk-UA"/>
+        </w:rPr>
+        <w:t>()</w:t>
+      </w:r>
+      <w:r>
+        <w:rPr>
+          <w:rFonts w:ascii="Consolas" w:eastAsia="Times New Roman" w:hAnsi="Consolas" w:cs="Times New Roman"/>
+          <w:color w:val="E35535"/>
+          <w:sz w:val="21"/>
+          <w:szCs w:val="21"/>
+          <w:lang w:eastAsia="uk-UA"/>
+        </w:rPr>
+        <w:t>}</w:t>
+      </w:r>
+      <w:r>
+        <w:rPr>
+          <w:rFonts w:ascii="Consolas" w:eastAsia="Times New Roman" w:hAnsi="Consolas" w:cs="Times New Roman"/>
+          <w:color w:val="3CEC85"/>
+          <w:sz w:val="21"/>
+          <w:szCs w:val="21"/>
+          <w:lang w:eastAsia="uk-UA"/>
+        </w:rPr>
+        <w:t>"</w:t>
+      </w:r>
+      <w:r>
+        <w:rPr>
+          <w:rFonts w:ascii="Consolas" w:eastAsia="Times New Roman" w:hAnsi="Consolas" w:cs="Times New Roman"/>
+          <w:color w:val="D8DDE7"/>
+          <w:sz w:val="21"/>
+          <w:szCs w:val="21"/>
+          <w:lang w:eastAsia="uk-UA"/>
+        </w:rPr>
+        <w:t>)</w:t>
+      </w:r>
+      <w:r>
+        <w:rPr>
+          <w:rFonts w:ascii="Consolas" w:eastAsia="Times New Roman" w:hAnsi="Consolas" w:cs="Times New Roman"/>
+          <w:color w:val="B9C2D3"/>
+          <w:sz w:val="21"/>
+          <w:szCs w:val="21"/>
+          <w:lang w:eastAsia="uk-UA"/>
+        </w:rPr>
+        <w:t xml:space="preserve"> </w:t>
+      </w:r>
+      <w:r>
+        <w:rPr>
+          <w:rFonts w:ascii="Consolas" w:eastAsia="Times New Roman" w:hAnsi="Consolas" w:cs="Times New Roman"/>
+          <w:i/>
+          <w:iCs/>
+          <w:color w:val="536686"/>
+          <w:sz w:val="21"/>
+          <w:szCs w:val="21"/>
+          <w:lang w:eastAsia="uk-UA"/>
+        </w:rPr>
+        <w:t>#</w:t>
+      </w:r>
+    </w:p>
+    <w:p>
+      <w:pPr>
+        <w:shd w:val="clear" w:color="auto" w:fill="222A38"/>
+        <w:spacing w:after="0" w:line="285" w:lineRule="atLeast"/>
+        <w:rPr>
+          <w:rFonts w:ascii="Consolas" w:eastAsia="Times New Roman" w:hAnsi="Consolas" w:cs="Times New Roman"/>
+          <w:color w:val="D8DDE7"/>
+          <w:sz w:val="21"/>
+          <w:szCs w:val="21"/>
+          <w:lang w:eastAsia="uk-UA"/>
+        </w:rPr>
+      </w:pPr>
+      <w:r>
+        <w:rPr>
+          <w:rFonts w:ascii="Consolas" w:eastAsia="Times New Roman" w:hAnsi="Consolas" w:cs="Times New Roman"/>
+          <w:color w:val="B9C2D3"/>
+          <w:sz w:val="21"/>
+          <w:szCs w:val="21"/>
+          <w:lang w:eastAsia="uk-UA"/>
+        </w:rPr>
+        <w:t xml:space="preserve">    </w:t>
+      </w:r>
+    </w:p>
+    <w:p>
+      <w:pPr>
+        <w:shd w:val="clear" w:color="auto" w:fill="222A38"/>
+        <w:spacing w:after="0" w:line="285" w:lineRule="atLeast"/>
+        <w:rPr>
+          <w:rFonts w:ascii="Consolas" w:eastAsia="Times New Roman" w:hAnsi="Consolas" w:cs="Times New Roman"/>
+          <w:color w:val="D8DDE7"/>
+          <w:sz w:val="21"/>
+          <w:szCs w:val="21"/>
+          <w:lang w:eastAsia="uk-UA"/>
+        </w:rPr>
+      </w:pPr>
+      <w:r>
+        <w:rPr>
+          <w:rFonts w:ascii="Consolas" w:eastAsia="Times New Roman" w:hAnsi="Consolas" w:cs="Times New Roman"/>
+          <w:color w:val="B9C2D3"/>
+          <w:sz w:val="21"/>
+          <w:szCs w:val="21"/>
+          <w:lang w:eastAsia="uk-UA"/>
+        </w:rPr>
+        <w:t xml:space="preserve">    </w:t>
+      </w:r>
+      <w:r>
+        <w:rPr>
+          <w:rFonts w:ascii="Consolas" w:eastAsia="Times New Roman" w:hAnsi="Consolas" w:cs="Times New Roman"/>
+          <w:i/>
+          <w:iCs/>
+          <w:color w:val="536686"/>
+          <w:sz w:val="21"/>
+          <w:szCs w:val="21"/>
+          <w:lang w:eastAsia="uk-UA"/>
+        </w:rPr>
+        <w:t># SHA-3 (Більш безпечний, повністю відмінний від SHA-2) #[</w:t>
+      </w:r>
+      <w:proofErr w:type="spellStart"/>
+      <w:r>
+        <w:rPr>
+          <w:rFonts w:ascii="Consolas" w:eastAsia="Times New Roman" w:hAnsi="Consolas" w:cs="Times New Roman"/>
+          <w:i/>
+          <w:iCs/>
+          <w:color w:val="536686"/>
+          <w:sz w:val="21"/>
+          <w:szCs w:val="21"/>
+          <w:lang w:eastAsia="uk-UA"/>
+        </w:rPr>
+        <w:t>cite</w:t>
+      </w:r>
+      <w:proofErr w:type="spellEnd"/>
+      <w:r>
+        <w:rPr>
+          <w:rFonts w:ascii="Consolas" w:eastAsia="Times New Roman" w:hAnsi="Consolas" w:cs="Times New Roman"/>
+          <w:i/>
+          <w:iCs/>
+          <w:color w:val="536686"/>
+          <w:sz w:val="21"/>
+          <w:szCs w:val="21"/>
+          <w:lang w:eastAsia="uk-UA"/>
+        </w:rPr>
+        <w:t>: 8]</w:t>
+      </w:r>
+    </w:p>
+    <w:p>
+      <w:pPr>
+        <w:shd w:val="clear" w:color="auto" w:fill="222A38"/>
+        <w:spacing w:after="0" w:line="285" w:lineRule="atLeast"/>
+        <w:rPr>
+          <w:rFonts w:ascii="Consolas" w:eastAsia="Times New Roman" w:hAnsi="Consolas" w:cs="Times New Roman"/>
+          <w:color w:val="D8DDE7"/>
+          <w:sz w:val="21"/>
+          <w:szCs w:val="21"/>
+          <w:lang w:eastAsia="uk-UA"/>
+        </w:rPr>
+      </w:pPr>
+      <w:r>
+        <w:rPr>
+          <w:rFonts w:ascii="Consolas" w:eastAsia="Times New Roman" w:hAnsi="Consolas" w:cs="Times New Roman"/>
+          <w:color w:val="B9C2D3"/>
+          <w:sz w:val="21"/>
+          <w:szCs w:val="21"/>
+          <w:lang w:eastAsia="uk-UA"/>
+        </w:rPr>
+        <w:t xml:space="preserve">    </w:t>
+      </w:r>
+      <w:proofErr w:type="spellStart"/>
+      <w:r>
+        <w:rPr>
+          <w:rFonts w:ascii="Consolas" w:eastAsia="Times New Roman" w:hAnsi="Consolas" w:cs="Times New Roman"/>
+          <w:color w:val="69C3FF"/>
+          <w:sz w:val="21"/>
+          <w:szCs w:val="21"/>
+          <w:lang w:eastAsia="uk-UA"/>
+        </w:rPr>
+        <w:t>print</w:t>
+      </w:r>
+      <w:proofErr w:type="spellEnd"/>
+      <w:r>
+        <w:rPr>
+          <w:rFonts w:ascii="Consolas" w:eastAsia="Times New Roman" w:hAnsi="Consolas" w:cs="Times New Roman"/>
+          <w:color w:val="D8DDE7"/>
+          <w:sz w:val="21"/>
+          <w:szCs w:val="21"/>
+          <w:lang w:eastAsia="uk-UA"/>
+        </w:rPr>
+        <w:t>(</w:t>
+      </w:r>
+      <w:r>
+        <w:rPr>
+          <w:rFonts w:ascii="Consolas" w:eastAsia="Times New Roman" w:hAnsi="Consolas" w:cs="Times New Roman"/>
+          <w:color w:val="B78AFF"/>
+          <w:sz w:val="21"/>
+          <w:szCs w:val="21"/>
+          <w:lang w:eastAsia="uk-UA"/>
+        </w:rPr>
+        <w:t>f</w:t>
+      </w:r>
+      <w:r>
+        <w:rPr>
+          <w:rFonts w:ascii="Consolas" w:eastAsia="Times New Roman" w:hAnsi="Consolas" w:cs="Times New Roman"/>
+          <w:color w:val="3CEC85"/>
+          <w:sz w:val="21"/>
+          <w:szCs w:val="21"/>
+          <w:lang w:eastAsia="uk-UA"/>
+        </w:rPr>
+        <w:t>"SHA-3-256:  </w:t>
+      </w:r>
+      <w:r>
+        <w:rPr>
+          <w:rFonts w:ascii="Consolas" w:eastAsia="Times New Roman" w:hAnsi="Consolas" w:cs="Times New Roman"/>
+          <w:color w:val="E35535"/>
+          <w:sz w:val="21"/>
+          <w:szCs w:val="21"/>
+          <w:lang w:eastAsia="uk-UA"/>
+        </w:rPr>
+        <w:t>{</w:t>
+      </w:r>
+      <w:r>
+        <w:rPr>
+          <w:rFonts w:ascii="Consolas" w:eastAsia="Times New Roman" w:hAnsi="Consolas" w:cs="Times New Roman"/>
+          <w:color w:val="69C3FF"/>
+          <w:sz w:val="21"/>
+          <w:szCs w:val="21"/>
+          <w:lang w:eastAsia="uk-UA"/>
+        </w:rPr>
+        <w:t>hashlib</w:t>
+      </w:r>
+      <w:r>
+        <w:rPr>
+          <w:rFonts w:ascii="Consolas" w:eastAsia="Times New Roman" w:hAnsi="Consolas" w:cs="Times New Roman"/>
+          <w:color w:val="D8DDE7"/>
+          <w:sz w:val="21"/>
+          <w:szCs w:val="21"/>
+          <w:lang w:eastAsia="uk-UA"/>
+        </w:rPr>
+        <w:t>.</w:t>
+      </w:r>
+      <w:r>
+        <w:rPr>
+          <w:rFonts w:ascii="Consolas" w:eastAsia="Times New Roman" w:hAnsi="Consolas" w:cs="Times New Roman"/>
+          <w:color w:val="69C3FF"/>
+          <w:sz w:val="21"/>
+          <w:szCs w:val="21"/>
+          <w:lang w:eastAsia="uk-UA"/>
+        </w:rPr>
+        <w:t>sha3_256</w:t>
+      </w:r>
+      <w:r>
+        <w:rPr>
+          <w:rFonts w:ascii="Consolas" w:eastAsia="Times New Roman" w:hAnsi="Consolas" w:cs="Times New Roman"/>
+          <w:color w:val="D8DDE7"/>
+          <w:sz w:val="21"/>
+          <w:szCs w:val="21"/>
+          <w:lang w:eastAsia="uk-UA"/>
+        </w:rPr>
+        <w:t>(</w:t>
+      </w:r>
+      <w:proofErr w:type="spellStart"/>
+      <w:r>
+        <w:rPr>
+          <w:rFonts w:ascii="Consolas" w:eastAsia="Times New Roman" w:hAnsi="Consolas" w:cs="Times New Roman"/>
+          <w:color w:val="FF738A"/>
+          <w:sz w:val="21"/>
+          <w:szCs w:val="21"/>
+          <w:lang w:eastAsia="uk-UA"/>
+        </w:rPr>
+        <w:t>message</w:t>
+      </w:r>
+      <w:proofErr w:type="spellEnd"/>
+      <w:r>
+        <w:rPr>
+          <w:rFonts w:ascii="Consolas" w:eastAsia="Times New Roman" w:hAnsi="Consolas" w:cs="Times New Roman"/>
+          <w:color w:val="D8DDE7"/>
+          <w:sz w:val="21"/>
+          <w:szCs w:val="21"/>
+          <w:lang w:eastAsia="uk-UA"/>
+        </w:rPr>
+        <w:t>).</w:t>
+      </w:r>
+      <w:proofErr w:type="spellStart"/>
+      <w:r>
+        <w:rPr>
+          <w:rFonts w:ascii="Consolas" w:eastAsia="Times New Roman" w:hAnsi="Consolas" w:cs="Times New Roman"/>
+          <w:color w:val="69C3FF"/>
+          <w:sz w:val="21"/>
+          <w:szCs w:val="21"/>
+          <w:lang w:eastAsia="uk-UA"/>
+        </w:rPr>
+        <w:t>hexdigest</w:t>
+      </w:r>
+      <w:proofErr w:type="spellEnd"/>
+      <w:r>
+        <w:rPr>
+          <w:rFonts w:ascii="Consolas" w:eastAsia="Times New Roman" w:hAnsi="Consolas" w:cs="Times New Roman"/>
+          <w:color w:val="D8DDE7"/>
+          <w:sz w:val="21"/>
+          <w:szCs w:val="21"/>
+          <w:lang w:eastAsia="uk-UA"/>
+        </w:rPr>
+        <w:t>()</w:t>
+      </w:r>
+      <w:r>
+        <w:rPr>
+          <w:rFonts w:ascii="Consolas" w:eastAsia="Times New Roman" w:hAnsi="Consolas" w:cs="Times New Roman"/>
+          <w:color w:val="E35535"/>
+          <w:sz w:val="21"/>
+          <w:szCs w:val="21"/>
+          <w:lang w:eastAsia="uk-UA"/>
+        </w:rPr>
+        <w:t>}</w:t>
+      </w:r>
+      <w:r>
+        <w:rPr>
+          <w:rFonts w:ascii="Consolas" w:eastAsia="Times New Roman" w:hAnsi="Consolas" w:cs="Times New Roman"/>
+          <w:color w:val="3CEC85"/>
+          <w:sz w:val="21"/>
+          <w:szCs w:val="21"/>
+          <w:lang w:eastAsia="uk-UA"/>
+        </w:rPr>
+        <w:t>"</w:t>
+      </w:r>
+      <w:r>
+        <w:rPr>
+          <w:rFonts w:ascii="Consolas" w:eastAsia="Times New Roman" w:hAnsi="Consolas" w:cs="Times New Roman"/>
+          <w:color w:val="D8DDE7"/>
+          <w:sz w:val="21"/>
+          <w:szCs w:val="21"/>
+          <w:lang w:eastAsia="uk-UA"/>
+        </w:rPr>
+        <w:t>)</w:t>
+      </w:r>
+      <w:r>
+        <w:rPr>
+          <w:rFonts w:ascii="Consolas" w:eastAsia="Times New Roman" w:hAnsi="Consolas" w:cs="Times New Roman"/>
+          <w:color w:val="B9C2D3"/>
+          <w:sz w:val="21"/>
+          <w:szCs w:val="21"/>
+          <w:lang w:eastAsia="uk-UA"/>
+        </w:rPr>
+        <w:t xml:space="preserve"> </w:t>
+      </w:r>
+      <w:r>
+        <w:rPr>
+          <w:rFonts w:ascii="Consolas" w:eastAsia="Times New Roman" w:hAnsi="Consolas" w:cs="Times New Roman"/>
+          <w:i/>
+          <w:iCs/>
+          <w:color w:val="536686"/>
+          <w:sz w:val="21"/>
+          <w:szCs w:val="21"/>
+          <w:lang w:eastAsia="uk-UA"/>
+        </w:rPr>
+        <w:t>#[</w:t>
+      </w:r>
+      <w:proofErr w:type="spellStart"/>
+      <w:r>
+        <w:rPr>
+          <w:rFonts w:ascii="Consolas" w:eastAsia="Times New Roman" w:hAnsi="Consolas" w:cs="Times New Roman"/>
+          <w:i/>
+          <w:iCs/>
+          <w:color w:val="536686"/>
+          <w:sz w:val="21"/>
+          <w:szCs w:val="21"/>
+          <w:lang w:eastAsia="uk-UA"/>
+        </w:rPr>
+        <w:t>cite</w:t>
+      </w:r>
+      <w:proofErr w:type="spellEnd"/>
+      <w:r>
+        <w:rPr>
+          <w:rFonts w:ascii="Consolas" w:eastAsia="Times New Roman" w:hAnsi="Consolas" w:cs="Times New Roman"/>
+          <w:i/>
+          <w:iCs/>
+          <w:color w:val="536686"/>
+          <w:sz w:val="21"/>
+          <w:szCs w:val="21"/>
+          <w:lang w:eastAsia="uk-UA"/>
+        </w:rPr>
+        <w:t>: 8]</w:t>
+      </w:r>
+    </w:p>
+    <w:p>
+      <w:pPr>
+        <w:shd w:val="clear" w:color="auto" w:fill="222A38"/>
+        <w:spacing w:after="0" w:line="285" w:lineRule="atLeast"/>
+        <w:rPr>
+          <w:rFonts w:ascii="Consolas" w:eastAsia="Times New Roman" w:hAnsi="Consolas" w:cs="Times New Roman"/>
+          <w:color w:val="D8DDE7"/>
+          <w:sz w:val="21"/>
+          <w:szCs w:val="21"/>
+          <w:lang w:eastAsia="uk-UA"/>
+        </w:rPr>
+      </w:pPr>
+      <w:r>
+        <w:rPr>
+          <w:rFonts w:ascii="Consolas" w:eastAsia="Times New Roman" w:hAnsi="Consolas" w:cs="Times New Roman"/>
+          <w:color w:val="B9C2D3"/>
+          <w:sz w:val="21"/>
+          <w:szCs w:val="21"/>
+          <w:lang w:eastAsia="uk-UA"/>
+        </w:rPr>
+        <w:t xml:space="preserve">    </w:t>
+      </w:r>
+      <w:proofErr w:type="spellStart"/>
+      <w:r>
+        <w:rPr>
+          <w:rFonts w:ascii="Consolas" w:eastAsia="Times New Roman" w:hAnsi="Consolas" w:cs="Times New Roman"/>
+          <w:color w:val="69C3FF"/>
+          <w:sz w:val="21"/>
+          <w:szCs w:val="21"/>
+          <w:lang w:eastAsia="uk-UA"/>
+        </w:rPr>
+        <w:t>print</w:t>
+      </w:r>
+      <w:proofErr w:type="spellEnd"/>
+      <w:r>
+        <w:rPr>
+          <w:rFonts w:ascii="Consolas" w:eastAsia="Times New Roman" w:hAnsi="Consolas" w:cs="Times New Roman"/>
+          <w:color w:val="D8DDE7"/>
+          <w:sz w:val="21"/>
+          <w:szCs w:val="21"/>
+          <w:lang w:eastAsia="uk-UA"/>
+        </w:rPr>
+        <w:t>(</w:t>
+      </w:r>
+      <w:r>
+        <w:rPr>
+          <w:rFonts w:ascii="Consolas" w:eastAsia="Times New Roman" w:hAnsi="Consolas" w:cs="Times New Roman"/>
+          <w:color w:val="B78AFF"/>
+          <w:sz w:val="21"/>
+          <w:szCs w:val="21"/>
+          <w:lang w:eastAsia="uk-UA"/>
+        </w:rPr>
+        <w:t>f</w:t>
+      </w:r>
+      <w:r>
+        <w:rPr>
+          <w:rFonts w:ascii="Consolas" w:eastAsia="Times New Roman" w:hAnsi="Consolas" w:cs="Times New Roman"/>
+          <w:color w:val="3CEC85"/>
+          <w:sz w:val="21"/>
+          <w:szCs w:val="21"/>
+          <w:lang w:eastAsia="uk-UA"/>
+        </w:rPr>
+        <w:t>"SHA-3-512:  </w:t>
+      </w:r>
+      <w:r>
+        <w:rPr>
+          <w:rFonts w:ascii="Consolas" w:eastAsia="Times New Roman" w:hAnsi="Consolas" w:cs="Times New Roman"/>
+          <w:color w:val="E35535"/>
+          <w:sz w:val="21"/>
+          <w:szCs w:val="21"/>
+          <w:lang w:eastAsia="uk-UA"/>
+        </w:rPr>
+        <w:t>{</w:t>
+      </w:r>
+      <w:r>
+        <w:rPr>
+          <w:rFonts w:ascii="Consolas" w:eastAsia="Times New Roman" w:hAnsi="Consolas" w:cs="Times New Roman"/>
+          <w:color w:val="69C3FF"/>
+          <w:sz w:val="21"/>
+          <w:szCs w:val="21"/>
+          <w:lang w:eastAsia="uk-UA"/>
+        </w:rPr>
+        <w:t>hashlib</w:t>
+      </w:r>
+      <w:r>
+        <w:rPr>
+          <w:rFonts w:ascii="Consolas" w:eastAsia="Times New Roman" w:hAnsi="Consolas" w:cs="Times New Roman"/>
+          <w:color w:val="D8DDE7"/>
+          <w:sz w:val="21"/>
+          <w:szCs w:val="21"/>
+          <w:lang w:eastAsia="uk-UA"/>
+        </w:rPr>
+        <w:t>.</w:t>
+      </w:r>
+      <w:r>
+        <w:rPr>
+          <w:rFonts w:ascii="Consolas" w:eastAsia="Times New Roman" w:hAnsi="Consolas" w:cs="Times New Roman"/>
+          <w:color w:val="69C3FF"/>
+          <w:sz w:val="21"/>
+          <w:szCs w:val="21"/>
+          <w:lang w:eastAsia="uk-UA"/>
+        </w:rPr>
+        <w:t>sha3_512</w:t>
+      </w:r>
+      <w:r>
+        <w:rPr>
+          <w:rFonts w:ascii="Consolas" w:eastAsia="Times New Roman" w:hAnsi="Consolas" w:cs="Times New Roman"/>
+          <w:color w:val="D8DDE7"/>
+          <w:sz w:val="21"/>
+          <w:szCs w:val="21"/>
+          <w:lang w:eastAsia="uk-UA"/>
+        </w:rPr>
+        <w:t>(</w:t>
+      </w:r>
+      <w:proofErr w:type="spellStart"/>
+      <w:r>
+        <w:rPr>
+          <w:rFonts w:ascii="Consolas" w:eastAsia="Times New Roman" w:hAnsi="Consolas" w:cs="Times New Roman"/>
+          <w:color w:val="FF738A"/>
+          <w:sz w:val="21"/>
+          <w:szCs w:val="21"/>
+          <w:lang w:eastAsia="uk-UA"/>
+        </w:rPr>
+        <w:t>message</w:t>
+      </w:r>
+      <w:proofErr w:type="spellEnd"/>
+      <w:r>
+        <w:rPr>
+          <w:rFonts w:ascii="Consolas" w:eastAsia="Times New Roman" w:hAnsi="Consolas" w:cs="Times New Roman"/>
+          <w:color w:val="D8DDE7"/>
+          <w:sz w:val="21"/>
+          <w:szCs w:val="21"/>
+          <w:lang w:eastAsia="uk-UA"/>
+        </w:rPr>
+        <w:t>).</w:t>
+      </w:r>
+      <w:proofErr w:type="spellStart"/>
+      <w:r>
+        <w:rPr>
+          <w:rFonts w:ascii="Consolas" w:eastAsia="Times New Roman" w:hAnsi="Consolas" w:cs="Times New Roman"/>
+          <w:color w:val="69C3FF"/>
+          <w:sz w:val="21"/>
+          <w:szCs w:val="21"/>
+          <w:lang w:eastAsia="uk-UA"/>
+        </w:rPr>
+        <w:t>hexdigest</w:t>
+      </w:r>
+      <w:proofErr w:type="spellEnd"/>
+      <w:r>
+        <w:rPr>
+          <w:rFonts w:ascii="Consolas" w:eastAsia="Times New Roman" w:hAnsi="Consolas" w:cs="Times New Roman"/>
+          <w:color w:val="D8DDE7"/>
+          <w:sz w:val="21"/>
+          <w:szCs w:val="21"/>
+          <w:lang w:eastAsia="uk-UA"/>
+        </w:rPr>
+        <w:t>()</w:t>
+      </w:r>
+      <w:r>
+        <w:rPr>
+          <w:rFonts w:ascii="Consolas" w:eastAsia="Times New Roman" w:hAnsi="Consolas" w:cs="Times New Roman"/>
+          <w:color w:val="E35535"/>
+          <w:sz w:val="21"/>
+          <w:szCs w:val="21"/>
+          <w:lang w:eastAsia="uk-UA"/>
+        </w:rPr>
+        <w:t>}</w:t>
+      </w:r>
+      <w:r>
+        <w:rPr>
+          <w:rFonts w:ascii="Consolas" w:eastAsia="Times New Roman" w:hAnsi="Consolas" w:cs="Times New Roman"/>
+          <w:color w:val="3CEC85"/>
+          <w:sz w:val="21"/>
+          <w:szCs w:val="21"/>
+          <w:lang w:eastAsia="uk-UA"/>
+        </w:rPr>
+        <w:t>"</w:t>
+      </w:r>
+      <w:r>
+        <w:rPr>
+          <w:rFonts w:ascii="Consolas" w:eastAsia="Times New Roman" w:hAnsi="Consolas" w:cs="Times New Roman"/>
+          <w:color w:val="D8DDE7"/>
+          <w:sz w:val="21"/>
+          <w:szCs w:val="21"/>
+          <w:lang w:eastAsia="uk-UA"/>
+        </w:rPr>
+        <w:t>)</w:t>
+      </w:r>
+      <w:r>
+        <w:rPr>
+          <w:rFonts w:ascii="Consolas" w:eastAsia="Times New Roman" w:hAnsi="Consolas" w:cs="Times New Roman"/>
+          <w:color w:val="B9C2D3"/>
+          <w:sz w:val="21"/>
+          <w:szCs w:val="21"/>
+          <w:lang w:eastAsia="uk-UA"/>
+        </w:rPr>
+        <w:t xml:space="preserve"> </w:t>
+      </w:r>
+      <w:r>
+        <w:rPr>
+          <w:rFonts w:ascii="Consolas" w:eastAsia="Times New Roman" w:hAnsi="Consolas" w:cs="Times New Roman"/>
+          <w:i/>
+          <w:iCs/>
+          <w:color w:val="536686"/>
+          <w:sz w:val="21"/>
+          <w:szCs w:val="21"/>
+          <w:lang w:eastAsia="uk-UA"/>
+        </w:rPr>
+        <w:t>#[</w:t>
+      </w:r>
+      <w:proofErr w:type="spellStart"/>
+      <w:r>
+        <w:rPr>
+          <w:rFonts w:ascii="Consolas" w:eastAsia="Times New Roman" w:hAnsi="Consolas" w:cs="Times New Roman"/>
+          <w:i/>
+          <w:iCs/>
+          <w:color w:val="536686"/>
+          <w:sz w:val="21"/>
+          <w:szCs w:val="21"/>
+          <w:lang w:eastAsia="uk-UA"/>
+        </w:rPr>
+        <w:t>cite</w:t>
+      </w:r>
+      <w:proofErr w:type="spellEnd"/>
+      <w:r>
+        <w:rPr>
+          <w:rFonts w:ascii="Consolas" w:eastAsia="Times New Roman" w:hAnsi="Consolas" w:cs="Times New Roman"/>
+          <w:i/>
+          <w:iCs/>
+          <w:color w:val="536686"/>
+          <w:sz w:val="21"/>
+          <w:szCs w:val="21"/>
+          <w:lang w:eastAsia="uk-UA"/>
+        </w:rPr>
+        <w:t>: 8]</w:t>
+      </w:r>
+    </w:p>
+    <w:p>
+      <w:pPr>
+        <w:shd w:val="clear" w:color="auto" w:fill="222A38"/>
+        <w:spacing w:after="0" w:line="285" w:lineRule="atLeast"/>
+        <w:rPr>
+          <w:rFonts w:ascii="Consolas" w:eastAsia="Times New Roman" w:hAnsi="Consolas" w:cs="Times New Roman"/>
+          <w:color w:val="D8DDE7"/>
+          <w:sz w:val="21"/>
+          <w:szCs w:val="21"/>
+          <w:lang w:eastAsia="uk-UA"/>
+        </w:rPr>
+      </w:pPr>
+      <w:r>
+        <w:rPr>
+          <w:rFonts w:ascii="Consolas" w:eastAsia="Times New Roman" w:hAnsi="Consolas" w:cs="Times New Roman"/>
+          <w:color w:val="B9C2D3"/>
+          <w:sz w:val="21"/>
+          <w:szCs w:val="21"/>
+          <w:lang w:eastAsia="uk-UA"/>
+        </w:rPr>
+        <w:t xml:space="preserve">    </w:t>
+      </w:r>
+    </w:p>
+    <w:p>
+      <w:pPr>
+        <w:shd w:val="clear" w:color="auto" w:fill="222A38"/>
+        <w:spacing w:after="0" w:line="285" w:lineRule="atLeast"/>
+        <w:rPr>
+          <w:rFonts w:ascii="Consolas" w:eastAsia="Times New Roman" w:hAnsi="Consolas" w:cs="Times New Roman"/>
+          <w:color w:val="D8DDE7"/>
+          <w:sz w:val="21"/>
+          <w:szCs w:val="21"/>
+          <w:lang w:eastAsia="uk-UA"/>
+        </w:rPr>
+      </w:pPr>
+      <w:r>
+        <w:rPr>
+          <w:rFonts w:ascii="Consolas" w:eastAsia="Times New Roman" w:hAnsi="Consolas" w:cs="Times New Roman"/>
+          <w:color w:val="B9C2D3"/>
+          <w:sz w:val="21"/>
+          <w:szCs w:val="21"/>
+          <w:lang w:eastAsia="uk-UA"/>
+        </w:rPr>
+        <w:t xml:space="preserve">    </w:t>
+      </w:r>
+      <w:r>
+        <w:rPr>
+          <w:rFonts w:ascii="Consolas" w:eastAsia="Times New Roman" w:hAnsi="Consolas" w:cs="Times New Roman"/>
+          <w:i/>
+          <w:iCs/>
+          <w:color w:val="536686"/>
+          <w:sz w:val="21"/>
+          <w:szCs w:val="21"/>
+          <w:lang w:eastAsia="uk-UA"/>
+        </w:rPr>
+        <w:t># BLAKE2 (Швидший за MD5/SHA і безпечніший за SHA-2) #[</w:t>
+      </w:r>
+      <w:proofErr w:type="spellStart"/>
+      <w:r>
+        <w:rPr>
+          <w:rFonts w:ascii="Consolas" w:eastAsia="Times New Roman" w:hAnsi="Consolas" w:cs="Times New Roman"/>
+          <w:i/>
+          <w:iCs/>
+          <w:color w:val="536686"/>
+          <w:sz w:val="21"/>
+          <w:szCs w:val="21"/>
+          <w:lang w:eastAsia="uk-UA"/>
+        </w:rPr>
+        <w:t>cite</w:t>
+      </w:r>
+      <w:proofErr w:type="spellEnd"/>
+      <w:r>
+        <w:rPr>
+          <w:rFonts w:ascii="Consolas" w:eastAsia="Times New Roman" w:hAnsi="Consolas" w:cs="Times New Roman"/>
+          <w:i/>
+          <w:iCs/>
+          <w:color w:val="536686"/>
+          <w:sz w:val="21"/>
+          <w:szCs w:val="21"/>
+          <w:lang w:eastAsia="uk-UA"/>
+        </w:rPr>
+        <w:t>: 8]</w:t>
+      </w:r>
+    </w:p>
+    <w:p>
+      <w:pPr>
+        <w:shd w:val="clear" w:color="auto" w:fill="222A38"/>
+        <w:spacing w:after="0" w:line="285" w:lineRule="atLeast"/>
+        <w:rPr>
+          <w:rFonts w:ascii="Consolas" w:eastAsia="Times New Roman" w:hAnsi="Consolas" w:cs="Times New Roman"/>
+          <w:color w:val="D8DDE7"/>
+          <w:sz w:val="21"/>
+          <w:szCs w:val="21"/>
+          <w:lang w:eastAsia="uk-UA"/>
+        </w:rPr>
+      </w:pPr>
+      <w:r>
+        <w:rPr>
+          <w:rFonts w:ascii="Consolas" w:eastAsia="Times New Roman" w:hAnsi="Consolas" w:cs="Times New Roman"/>
+          <w:color w:val="B9C2D3"/>
+          <w:sz w:val="21"/>
+          <w:szCs w:val="21"/>
+          <w:lang w:eastAsia="uk-UA"/>
+        </w:rPr>
+        <w:t xml:space="preserve">    </w:t>
+      </w:r>
+      <w:proofErr w:type="spellStart"/>
+      <w:r>
+        <w:rPr>
+          <w:rFonts w:ascii="Consolas" w:eastAsia="Times New Roman" w:hAnsi="Consolas" w:cs="Times New Roman"/>
+          <w:color w:val="69C3FF"/>
+          <w:sz w:val="21"/>
+          <w:szCs w:val="21"/>
+          <w:lang w:eastAsia="uk-UA"/>
+        </w:rPr>
+        <w:t>print</w:t>
+      </w:r>
+      <w:proofErr w:type="spellEnd"/>
+      <w:r>
+        <w:rPr>
+          <w:rFonts w:ascii="Consolas" w:eastAsia="Times New Roman" w:hAnsi="Consolas" w:cs="Times New Roman"/>
+          <w:color w:val="D8DDE7"/>
+          <w:sz w:val="21"/>
+          <w:szCs w:val="21"/>
+          <w:lang w:eastAsia="uk-UA"/>
+        </w:rPr>
+        <w:t>(</w:t>
+      </w:r>
+      <w:r>
+        <w:rPr>
+          <w:rFonts w:ascii="Consolas" w:eastAsia="Times New Roman" w:hAnsi="Consolas" w:cs="Times New Roman"/>
+          <w:color w:val="B78AFF"/>
+          <w:sz w:val="21"/>
+          <w:szCs w:val="21"/>
+          <w:lang w:eastAsia="uk-UA"/>
+        </w:rPr>
+        <w:t>f</w:t>
+      </w:r>
+      <w:r>
+        <w:rPr>
+          <w:rFonts w:ascii="Consolas" w:eastAsia="Times New Roman" w:hAnsi="Consolas" w:cs="Times New Roman"/>
+          <w:color w:val="3CEC85"/>
+          <w:sz w:val="21"/>
+          <w:szCs w:val="21"/>
+          <w:lang w:eastAsia="uk-UA"/>
+        </w:rPr>
+        <w:t>"BLAKE2s:    </w:t>
+      </w:r>
+      <w:r>
+        <w:rPr>
+          <w:rFonts w:ascii="Consolas" w:eastAsia="Times New Roman" w:hAnsi="Consolas" w:cs="Times New Roman"/>
+          <w:color w:val="E35535"/>
+          <w:sz w:val="21"/>
+          <w:szCs w:val="21"/>
+          <w:lang w:eastAsia="uk-UA"/>
+        </w:rPr>
+        <w:t>{</w:t>
+      </w:r>
+      <w:r>
+        <w:rPr>
+          <w:rFonts w:ascii="Consolas" w:eastAsia="Times New Roman" w:hAnsi="Consolas" w:cs="Times New Roman"/>
+          <w:color w:val="69C3FF"/>
+          <w:sz w:val="21"/>
+          <w:szCs w:val="21"/>
+          <w:lang w:eastAsia="uk-UA"/>
+        </w:rPr>
+        <w:t>hashlib</w:t>
+      </w:r>
+      <w:r>
+        <w:rPr>
+          <w:rFonts w:ascii="Consolas" w:eastAsia="Times New Roman" w:hAnsi="Consolas" w:cs="Times New Roman"/>
+          <w:color w:val="D8DDE7"/>
+          <w:sz w:val="21"/>
+          <w:szCs w:val="21"/>
+          <w:lang w:eastAsia="uk-UA"/>
+        </w:rPr>
+        <w:t>.</w:t>
+      </w:r>
+      <w:r>
+        <w:rPr>
+          <w:rFonts w:ascii="Consolas" w:eastAsia="Times New Roman" w:hAnsi="Consolas" w:cs="Times New Roman"/>
+          <w:color w:val="B78AFF"/>
+          <w:sz w:val="21"/>
+          <w:szCs w:val="21"/>
+          <w:lang w:eastAsia="uk-UA"/>
+        </w:rPr>
+        <w:t>blake2s</w:t>
+      </w:r>
+      <w:r>
+        <w:rPr>
+          <w:rFonts w:ascii="Consolas" w:eastAsia="Times New Roman" w:hAnsi="Consolas" w:cs="Times New Roman"/>
+          <w:color w:val="D8DDE7"/>
+          <w:sz w:val="21"/>
+          <w:szCs w:val="21"/>
+          <w:lang w:eastAsia="uk-UA"/>
+        </w:rPr>
+        <w:t>(</w:t>
+      </w:r>
+      <w:proofErr w:type="spellStart"/>
+      <w:r>
+        <w:rPr>
+          <w:rFonts w:ascii="Consolas" w:eastAsia="Times New Roman" w:hAnsi="Consolas" w:cs="Times New Roman"/>
+          <w:color w:val="FF738A"/>
+          <w:sz w:val="21"/>
+          <w:szCs w:val="21"/>
+          <w:lang w:eastAsia="uk-UA"/>
+        </w:rPr>
+        <w:t>message</w:t>
+      </w:r>
+      <w:proofErr w:type="spellEnd"/>
+      <w:r>
+        <w:rPr>
+          <w:rFonts w:ascii="Consolas" w:eastAsia="Times New Roman" w:hAnsi="Consolas" w:cs="Times New Roman"/>
+          <w:color w:val="D8DDE7"/>
+          <w:sz w:val="21"/>
+          <w:szCs w:val="21"/>
+          <w:lang w:eastAsia="uk-UA"/>
+        </w:rPr>
+        <w:t>).</w:t>
+      </w:r>
+      <w:proofErr w:type="spellStart"/>
+      <w:r>
+        <w:rPr>
+          <w:rFonts w:ascii="Consolas" w:eastAsia="Times New Roman" w:hAnsi="Consolas" w:cs="Times New Roman"/>
+          <w:color w:val="69C3FF"/>
+          <w:sz w:val="21"/>
+          <w:szCs w:val="21"/>
+          <w:lang w:eastAsia="uk-UA"/>
+        </w:rPr>
+        <w:t>hexdigest</w:t>
+      </w:r>
+      <w:proofErr w:type="spellEnd"/>
+      <w:r>
+        <w:rPr>
+          <w:rFonts w:ascii="Consolas" w:eastAsia="Times New Roman" w:hAnsi="Consolas" w:cs="Times New Roman"/>
+          <w:color w:val="D8DDE7"/>
+          <w:sz w:val="21"/>
+          <w:szCs w:val="21"/>
+          <w:lang w:eastAsia="uk-UA"/>
+        </w:rPr>
+        <w:t>()</w:t>
+      </w:r>
+      <w:r>
+        <w:rPr>
+          <w:rFonts w:ascii="Consolas" w:eastAsia="Times New Roman" w:hAnsi="Consolas" w:cs="Times New Roman"/>
+          <w:color w:val="E35535"/>
+          <w:sz w:val="21"/>
+          <w:szCs w:val="21"/>
+          <w:lang w:eastAsia="uk-UA"/>
+        </w:rPr>
+        <w:t>}</w:t>
+      </w:r>
+      <w:r>
+        <w:rPr>
+          <w:rFonts w:ascii="Consolas" w:eastAsia="Times New Roman" w:hAnsi="Consolas" w:cs="Times New Roman"/>
+          <w:color w:val="3CEC85"/>
+          <w:sz w:val="21"/>
+          <w:szCs w:val="21"/>
+          <w:lang w:eastAsia="uk-UA"/>
+        </w:rPr>
+        <w:t>"</w:t>
+      </w:r>
+      <w:r>
+        <w:rPr>
+          <w:rFonts w:ascii="Consolas" w:eastAsia="Times New Roman" w:hAnsi="Consolas" w:cs="Times New Roman"/>
+          <w:color w:val="D8DDE7"/>
+          <w:sz w:val="21"/>
+          <w:szCs w:val="21"/>
+          <w:lang w:eastAsia="uk-UA"/>
+        </w:rPr>
+        <w:t>)</w:t>
+      </w:r>
+      <w:r>
+        <w:rPr>
+          <w:rFonts w:ascii="Consolas" w:eastAsia="Times New Roman" w:hAnsi="Consolas" w:cs="Times New Roman"/>
+          <w:color w:val="B9C2D3"/>
+          <w:sz w:val="21"/>
+          <w:szCs w:val="21"/>
+          <w:lang w:eastAsia="uk-UA"/>
+        </w:rPr>
+        <w:t xml:space="preserve"> </w:t>
+      </w:r>
+      <w:r>
+        <w:rPr>
+          <w:rFonts w:ascii="Consolas" w:eastAsia="Times New Roman" w:hAnsi="Consolas" w:cs="Times New Roman"/>
+          <w:i/>
+          <w:iCs/>
+          <w:color w:val="536686"/>
+          <w:sz w:val="21"/>
+          <w:szCs w:val="21"/>
+          <w:lang w:eastAsia="uk-UA"/>
+        </w:rPr>
+        <w:t>#[</w:t>
+      </w:r>
+      <w:proofErr w:type="spellStart"/>
+      <w:r>
+        <w:rPr>
+          <w:rFonts w:ascii="Consolas" w:eastAsia="Times New Roman" w:hAnsi="Consolas" w:cs="Times New Roman"/>
+          <w:i/>
+          <w:iCs/>
+          <w:color w:val="536686"/>
+          <w:sz w:val="21"/>
+          <w:szCs w:val="21"/>
+          <w:lang w:eastAsia="uk-UA"/>
+        </w:rPr>
+        <w:t>cite</w:t>
+      </w:r>
+      <w:proofErr w:type="spellEnd"/>
+      <w:r>
+        <w:rPr>
+          <w:rFonts w:ascii="Consolas" w:eastAsia="Times New Roman" w:hAnsi="Consolas" w:cs="Times New Roman"/>
+          <w:i/>
+          <w:iCs/>
+          <w:color w:val="536686"/>
+          <w:sz w:val="21"/>
+          <w:szCs w:val="21"/>
+          <w:lang w:eastAsia="uk-UA"/>
+        </w:rPr>
+        <w:t>: 8]</w:t>
+      </w:r>
+    </w:p>
+    <w:p>
+      <w:pPr>
+        <w:shd w:val="clear" w:color="auto" w:fill="222A38"/>
+        <w:spacing w:after="0" w:line="285" w:lineRule="atLeast"/>
+        <w:rPr>
+          <w:rFonts w:ascii="Consolas" w:eastAsia="Times New Roman" w:hAnsi="Consolas" w:cs="Times New Roman"/>
+          <w:color w:val="D8DDE7"/>
+          <w:sz w:val="21"/>
+          <w:szCs w:val="21"/>
+          <w:lang w:eastAsia="uk-UA"/>
+        </w:rPr>
+      </w:pPr>
+      <w:r>
+        <w:rPr>
+          <w:rFonts w:ascii="Consolas" w:eastAsia="Times New Roman" w:hAnsi="Consolas" w:cs="Times New Roman"/>
+          <w:color w:val="B9C2D3"/>
+          <w:sz w:val="21"/>
+          <w:szCs w:val="21"/>
+          <w:lang w:eastAsia="uk-UA"/>
+        </w:rPr>
+        <w:t xml:space="preserve">    </w:t>
+      </w:r>
+      <w:proofErr w:type="spellStart"/>
+      <w:r>
+        <w:rPr>
+          <w:rFonts w:ascii="Consolas" w:eastAsia="Times New Roman" w:hAnsi="Consolas" w:cs="Times New Roman"/>
+          <w:color w:val="69C3FF"/>
+          <w:sz w:val="21"/>
+          <w:szCs w:val="21"/>
+          <w:lang w:eastAsia="uk-UA"/>
+        </w:rPr>
+        <w:t>print</w:t>
+      </w:r>
+      <w:proofErr w:type="spellEnd"/>
+      <w:r>
+        <w:rPr>
+          <w:rFonts w:ascii="Consolas" w:eastAsia="Times New Roman" w:hAnsi="Consolas" w:cs="Times New Roman"/>
+          <w:color w:val="D8DDE7"/>
+          <w:sz w:val="21"/>
+          <w:szCs w:val="21"/>
+          <w:lang w:eastAsia="uk-UA"/>
+        </w:rPr>
+        <w:t>(</w:t>
+      </w:r>
+      <w:r>
+        <w:rPr>
+          <w:rFonts w:ascii="Consolas" w:eastAsia="Times New Roman" w:hAnsi="Consolas" w:cs="Times New Roman"/>
+          <w:color w:val="B78AFF"/>
+          <w:sz w:val="21"/>
+          <w:szCs w:val="21"/>
+          <w:lang w:eastAsia="uk-UA"/>
+        </w:rPr>
+        <w:t>f</w:t>
+      </w:r>
+      <w:r>
+        <w:rPr>
+          <w:rFonts w:ascii="Consolas" w:eastAsia="Times New Roman" w:hAnsi="Consolas" w:cs="Times New Roman"/>
+          <w:color w:val="3CEC85"/>
+          <w:sz w:val="21"/>
+          <w:szCs w:val="21"/>
+          <w:lang w:eastAsia="uk-UA"/>
+        </w:rPr>
+        <w:t>"BLAKE2b:    </w:t>
+      </w:r>
+      <w:r>
+        <w:rPr>
+          <w:rFonts w:ascii="Consolas" w:eastAsia="Times New Roman" w:hAnsi="Consolas" w:cs="Times New Roman"/>
+          <w:color w:val="E35535"/>
+          <w:sz w:val="21"/>
+          <w:szCs w:val="21"/>
+          <w:lang w:eastAsia="uk-UA"/>
+        </w:rPr>
+        <w:t>{</w:t>
+      </w:r>
+      <w:r>
+        <w:rPr>
+          <w:rFonts w:ascii="Consolas" w:eastAsia="Times New Roman" w:hAnsi="Consolas" w:cs="Times New Roman"/>
+          <w:color w:val="69C3FF"/>
+          <w:sz w:val="21"/>
+          <w:szCs w:val="21"/>
+          <w:lang w:eastAsia="uk-UA"/>
+        </w:rPr>
+        <w:t>hashlib</w:t>
+      </w:r>
+      <w:r>
+        <w:rPr>
+          <w:rFonts w:ascii="Consolas" w:eastAsia="Times New Roman" w:hAnsi="Consolas" w:cs="Times New Roman"/>
+          <w:color w:val="D8DDE7"/>
+          <w:sz w:val="21"/>
+          <w:szCs w:val="21"/>
+          <w:lang w:eastAsia="uk-UA"/>
+        </w:rPr>
+        <w:t>.</w:t>
+      </w:r>
+      <w:r>
+        <w:rPr>
+          <w:rFonts w:ascii="Consolas" w:eastAsia="Times New Roman" w:hAnsi="Consolas" w:cs="Times New Roman"/>
+          <w:color w:val="B78AFF"/>
+          <w:sz w:val="21"/>
+          <w:szCs w:val="21"/>
+          <w:lang w:eastAsia="uk-UA"/>
+        </w:rPr>
+        <w:t>blake2b</w:t>
+      </w:r>
+      <w:r>
+        <w:rPr>
+          <w:rFonts w:ascii="Consolas" w:eastAsia="Times New Roman" w:hAnsi="Consolas" w:cs="Times New Roman"/>
+          <w:color w:val="D8DDE7"/>
+          <w:sz w:val="21"/>
+          <w:szCs w:val="21"/>
+          <w:lang w:eastAsia="uk-UA"/>
+        </w:rPr>
+        <w:t>(</w:t>
+      </w:r>
+      <w:proofErr w:type="spellStart"/>
+      <w:r>
+        <w:rPr>
+          <w:rFonts w:ascii="Consolas" w:eastAsia="Times New Roman" w:hAnsi="Consolas" w:cs="Times New Roman"/>
+          <w:color w:val="FF738A"/>
+          <w:sz w:val="21"/>
+          <w:szCs w:val="21"/>
+          <w:lang w:eastAsia="uk-UA"/>
+        </w:rPr>
+        <w:t>message</w:t>
+      </w:r>
+      <w:proofErr w:type="spellEnd"/>
+      <w:r>
+        <w:rPr>
+          <w:rFonts w:ascii="Consolas" w:eastAsia="Times New Roman" w:hAnsi="Consolas" w:cs="Times New Roman"/>
+          <w:color w:val="D8DDE7"/>
+          <w:sz w:val="21"/>
+          <w:szCs w:val="21"/>
+          <w:lang w:eastAsia="uk-UA"/>
+        </w:rPr>
+        <w:t>).</w:t>
+      </w:r>
+      <w:proofErr w:type="spellStart"/>
+      <w:r>
+        <w:rPr>
+          <w:rFonts w:ascii="Consolas" w:eastAsia="Times New Roman" w:hAnsi="Consolas" w:cs="Times New Roman"/>
+          <w:color w:val="69C3FF"/>
+          <w:sz w:val="21"/>
+          <w:szCs w:val="21"/>
+          <w:lang w:eastAsia="uk-UA"/>
+        </w:rPr>
+        <w:t>hexdigest</w:t>
+      </w:r>
+      <w:proofErr w:type="spellEnd"/>
+      <w:r>
+        <w:rPr>
+          <w:rFonts w:ascii="Consolas" w:eastAsia="Times New Roman" w:hAnsi="Consolas" w:cs="Times New Roman"/>
+          <w:color w:val="D8DDE7"/>
+          <w:sz w:val="21"/>
+          <w:szCs w:val="21"/>
+          <w:lang w:eastAsia="uk-UA"/>
+        </w:rPr>
+        <w:t>()</w:t>
+      </w:r>
+      <w:r>
+        <w:rPr>
+          <w:rFonts w:ascii="Consolas" w:eastAsia="Times New Roman" w:hAnsi="Consolas" w:cs="Times New Roman"/>
+          <w:color w:val="E35535"/>
+          <w:sz w:val="21"/>
+          <w:szCs w:val="21"/>
+          <w:lang w:eastAsia="uk-UA"/>
+        </w:rPr>
+        <w:t>}</w:t>
+      </w:r>
+      <w:r>
+        <w:rPr>
+          <w:rFonts w:ascii="Consolas" w:eastAsia="Times New Roman" w:hAnsi="Consolas" w:cs="Times New Roman"/>
+          <w:color w:val="3CEC85"/>
+          <w:sz w:val="21"/>
+          <w:szCs w:val="21"/>
+          <w:lang w:eastAsia="uk-UA"/>
+        </w:rPr>
+        <w:t>"</w:t>
+      </w:r>
+      <w:r>
+        <w:rPr>
+          <w:rFonts w:ascii="Consolas" w:eastAsia="Times New Roman" w:hAnsi="Consolas" w:cs="Times New Roman"/>
+          <w:color w:val="D8DDE7"/>
+          <w:sz w:val="21"/>
+          <w:szCs w:val="21"/>
+          <w:lang w:eastAsia="uk-UA"/>
+        </w:rPr>
+        <w:t>)</w:t>
+      </w:r>
+      <w:r>
+        <w:rPr>
+          <w:rFonts w:ascii="Consolas" w:eastAsia="Times New Roman" w:hAnsi="Consolas" w:cs="Times New Roman"/>
+          <w:color w:val="B9C2D3"/>
+          <w:sz w:val="21"/>
+          <w:szCs w:val="21"/>
+          <w:lang w:eastAsia="uk-UA"/>
+        </w:rPr>
+        <w:t xml:space="preserve"> </w:t>
+      </w:r>
+      <w:r>
+        <w:rPr>
+          <w:rFonts w:ascii="Consolas" w:eastAsia="Times New Roman" w:hAnsi="Consolas" w:cs="Times New Roman"/>
+          <w:i/>
+          <w:iCs/>
+          <w:color w:val="536686"/>
+          <w:sz w:val="21"/>
+          <w:szCs w:val="21"/>
+          <w:lang w:eastAsia="uk-UA"/>
+        </w:rPr>
+        <w:t>#[</w:t>
+      </w:r>
+      <w:proofErr w:type="spellStart"/>
+      <w:r>
+        <w:rPr>
+          <w:rFonts w:ascii="Consolas" w:eastAsia="Times New Roman" w:hAnsi="Consolas" w:cs="Times New Roman"/>
+          <w:i/>
+          <w:iCs/>
+          <w:color w:val="536686"/>
+          <w:sz w:val="21"/>
+          <w:szCs w:val="21"/>
+          <w:lang w:eastAsia="uk-UA"/>
+        </w:rPr>
+        <w:t>cite</w:t>
+      </w:r>
+      <w:proofErr w:type="spellEnd"/>
+      <w:r>
+        <w:rPr>
+          <w:rFonts w:ascii="Consolas" w:eastAsia="Times New Roman" w:hAnsi="Consolas" w:cs="Times New Roman"/>
+          <w:i/>
+          <w:iCs/>
+          <w:color w:val="536686"/>
+          <w:sz w:val="21"/>
+          <w:szCs w:val="21"/>
+          <w:lang w:eastAsia="uk-UA"/>
+        </w:rPr>
+        <w:t>: 8]</w:t>
+      </w:r>
+    </w:p>
+    <w:p>
+      <w:pPr>
+        <w:shd w:val="clear" w:color="auto" w:fill="222A38"/>
+        <w:spacing w:after="240" w:line="285" w:lineRule="atLeast"/>
+        <w:rPr>
+          <w:rFonts w:ascii="Consolas" w:eastAsia="Times New Roman" w:hAnsi="Consolas" w:cs="Times New Roman"/>
+          <w:color w:val="D8DDE7"/>
+          <w:sz w:val="21"/>
+          <w:szCs w:val="21"/>
+          <w:lang w:eastAsia="uk-UA"/>
+        </w:rPr>
+      </w:pPr>
+    </w:p>
+    <w:p>
+      <w:pPr>
+        <w:shd w:val="clear" w:color="auto" w:fill="222A38"/>
+        <w:spacing w:after="0" w:line="285" w:lineRule="atLeast"/>
+        <w:rPr>
+          <w:rFonts w:ascii="Consolas" w:eastAsia="Times New Roman" w:hAnsi="Consolas" w:cs="Times New Roman"/>
+          <w:color w:val="D8DDE7"/>
+          <w:sz w:val="21"/>
+          <w:szCs w:val="21"/>
+          <w:lang w:eastAsia="uk-UA"/>
+        </w:rPr>
+      </w:pPr>
+      <w:proofErr w:type="spellStart"/>
+      <w:r>
+        <w:rPr>
+          <w:rFonts w:ascii="Consolas" w:eastAsia="Times New Roman" w:hAnsi="Consolas" w:cs="Times New Roman"/>
+          <w:color w:val="22ECDB"/>
+          <w:sz w:val="21"/>
+          <w:szCs w:val="21"/>
+          <w:lang w:eastAsia="uk-UA"/>
+        </w:rPr>
+        <w:t>def</w:t>
+      </w:r>
+      <w:proofErr w:type="spellEnd"/>
+      <w:r>
+        <w:rPr>
+          <w:rFonts w:ascii="Consolas" w:eastAsia="Times New Roman" w:hAnsi="Consolas" w:cs="Times New Roman"/>
+          <w:color w:val="69C3FF"/>
+          <w:sz w:val="21"/>
+          <w:szCs w:val="21"/>
+          <w:lang w:eastAsia="uk-UA"/>
+        </w:rPr>
+        <w:t xml:space="preserve"> </w:t>
+      </w:r>
+      <w:proofErr w:type="spellStart"/>
+      <w:r>
+        <w:rPr>
+          <w:rFonts w:ascii="Consolas" w:eastAsia="Times New Roman" w:hAnsi="Consolas" w:cs="Times New Roman"/>
+          <w:color w:val="69C3FF"/>
+          <w:sz w:val="21"/>
+          <w:szCs w:val="21"/>
+          <w:lang w:eastAsia="uk-UA"/>
+        </w:rPr>
+        <w:t>hash_file_demo</w:t>
+      </w:r>
+      <w:proofErr w:type="spellEnd"/>
+      <w:r>
+        <w:rPr>
+          <w:rFonts w:ascii="Consolas" w:eastAsia="Times New Roman" w:hAnsi="Consolas" w:cs="Times New Roman"/>
+          <w:color w:val="D8DDE7"/>
+          <w:sz w:val="21"/>
+          <w:szCs w:val="21"/>
+          <w:lang w:eastAsia="uk-UA"/>
+        </w:rPr>
+        <w:t>(</w:t>
+      </w:r>
+      <w:proofErr w:type="spellStart"/>
+      <w:r>
+        <w:rPr>
+          <w:rFonts w:ascii="Consolas" w:eastAsia="Times New Roman" w:hAnsi="Consolas" w:cs="Times New Roman"/>
+          <w:color w:val="F38CEC"/>
+          <w:sz w:val="21"/>
+          <w:szCs w:val="21"/>
+          <w:lang w:eastAsia="uk-UA"/>
+        </w:rPr>
+        <w:t>filename</w:t>
+      </w:r>
+      <w:proofErr w:type="spellEnd"/>
+      <w:r>
+        <w:rPr>
+          <w:rFonts w:ascii="Consolas" w:eastAsia="Times New Roman" w:hAnsi="Consolas" w:cs="Times New Roman"/>
+          <w:color w:val="D8DDE7"/>
+          <w:sz w:val="21"/>
+          <w:szCs w:val="21"/>
+          <w:lang w:eastAsia="uk-UA"/>
+        </w:rPr>
+        <w:t>):</w:t>
+      </w:r>
+    </w:p>
+    <w:p>
+      <w:pPr>
+        <w:shd w:val="clear" w:color="auto" w:fill="222A38"/>
+        <w:spacing w:after="0" w:line="285" w:lineRule="atLeast"/>
+        <w:rPr>
+          <w:rFonts w:ascii="Consolas" w:eastAsia="Times New Roman" w:hAnsi="Consolas" w:cs="Times New Roman"/>
+          <w:color w:val="D8DDE7"/>
+          <w:sz w:val="21"/>
+          <w:szCs w:val="21"/>
+          <w:lang w:eastAsia="uk-UA"/>
+        </w:rPr>
+      </w:pPr>
+      <w:r>
+        <w:rPr>
+          <w:rFonts w:ascii="Consolas" w:eastAsia="Times New Roman" w:hAnsi="Consolas" w:cs="Times New Roman"/>
+          <w:color w:val="B9C2D3"/>
+          <w:sz w:val="21"/>
+          <w:szCs w:val="21"/>
+          <w:lang w:eastAsia="uk-UA"/>
+        </w:rPr>
+        <w:t xml:space="preserve">    </w:t>
+      </w:r>
+      <w:proofErr w:type="spellStart"/>
+      <w:r>
+        <w:rPr>
+          <w:rFonts w:ascii="Consolas" w:eastAsia="Times New Roman" w:hAnsi="Consolas" w:cs="Times New Roman"/>
+          <w:color w:val="69C3FF"/>
+          <w:sz w:val="21"/>
+          <w:szCs w:val="21"/>
+          <w:lang w:eastAsia="uk-UA"/>
+        </w:rPr>
+        <w:t>print</w:t>
+      </w:r>
+      <w:proofErr w:type="spellEnd"/>
+      <w:r>
+        <w:rPr>
+          <w:rFonts w:ascii="Consolas" w:eastAsia="Times New Roman" w:hAnsi="Consolas" w:cs="Times New Roman"/>
+          <w:color w:val="D8DDE7"/>
+          <w:sz w:val="21"/>
+          <w:szCs w:val="21"/>
+          <w:lang w:eastAsia="uk-UA"/>
+        </w:rPr>
+        <w:t>(</w:t>
+      </w:r>
+      <w:r>
+        <w:rPr>
+          <w:rFonts w:ascii="Consolas" w:eastAsia="Times New Roman" w:hAnsi="Consolas" w:cs="Times New Roman"/>
+          <w:color w:val="B78AFF"/>
+          <w:sz w:val="21"/>
+          <w:szCs w:val="21"/>
+          <w:lang w:eastAsia="uk-UA"/>
+        </w:rPr>
+        <w:t>f</w:t>
+      </w:r>
+      <w:r>
+        <w:rPr>
+          <w:rFonts w:ascii="Consolas" w:eastAsia="Times New Roman" w:hAnsi="Consolas" w:cs="Times New Roman"/>
+          <w:color w:val="3CEC85"/>
+          <w:sz w:val="21"/>
+          <w:szCs w:val="21"/>
+          <w:lang w:eastAsia="uk-UA"/>
+        </w:rPr>
+        <w:t>"</w:t>
+      </w:r>
+      <w:r>
+        <w:rPr>
+          <w:rFonts w:ascii="Consolas" w:eastAsia="Times New Roman" w:hAnsi="Consolas" w:cs="Times New Roman"/>
+          <w:color w:val="E35535"/>
+          <w:sz w:val="21"/>
+          <w:szCs w:val="21"/>
+          <w:lang w:eastAsia="uk-UA"/>
+        </w:rPr>
+        <w:t>\n</w:t>
+      </w:r>
+      <w:r>
+        <w:rPr>
+          <w:rFonts w:ascii="Consolas" w:eastAsia="Times New Roman" w:hAnsi="Consolas" w:cs="Times New Roman"/>
+          <w:color w:val="3CEC85"/>
+          <w:sz w:val="21"/>
+          <w:szCs w:val="21"/>
+          <w:lang w:eastAsia="uk-UA"/>
+        </w:rPr>
+        <w:t>--- 2. Хешування вмісту файлу '</w:t>
+      </w:r>
+      <w:r>
+        <w:rPr>
+          <w:rFonts w:ascii="Consolas" w:eastAsia="Times New Roman" w:hAnsi="Consolas" w:cs="Times New Roman"/>
+          <w:color w:val="E35535"/>
+          <w:sz w:val="21"/>
+          <w:szCs w:val="21"/>
+          <w:lang w:eastAsia="uk-UA"/>
+        </w:rPr>
+        <w:t>{</w:t>
+      </w:r>
+      <w:proofErr w:type="spellStart"/>
+      <w:r>
+        <w:rPr>
+          <w:rFonts w:ascii="Consolas" w:eastAsia="Times New Roman" w:hAnsi="Consolas" w:cs="Times New Roman"/>
+          <w:color w:val="F38CEC"/>
+          <w:sz w:val="21"/>
+          <w:szCs w:val="21"/>
+          <w:lang w:eastAsia="uk-UA"/>
+        </w:rPr>
+        <w:t>filename</w:t>
+      </w:r>
+      <w:proofErr w:type="spellEnd"/>
+      <w:r>
+        <w:rPr>
+          <w:rFonts w:ascii="Consolas" w:eastAsia="Times New Roman" w:hAnsi="Consolas" w:cs="Times New Roman"/>
+          <w:color w:val="E35535"/>
+          <w:sz w:val="21"/>
+          <w:szCs w:val="21"/>
+          <w:lang w:eastAsia="uk-UA"/>
+        </w:rPr>
+        <w:t>}</w:t>
+      </w:r>
+      <w:r>
+        <w:rPr>
+          <w:rFonts w:ascii="Consolas" w:eastAsia="Times New Roman" w:hAnsi="Consolas" w:cs="Times New Roman"/>
+          <w:color w:val="3CEC85"/>
+          <w:sz w:val="21"/>
+          <w:szCs w:val="21"/>
+          <w:lang w:eastAsia="uk-UA"/>
+        </w:rPr>
+        <w:t>' ---"</w:t>
+      </w:r>
+      <w:r>
+        <w:rPr>
+          <w:rFonts w:ascii="Consolas" w:eastAsia="Times New Roman" w:hAnsi="Consolas" w:cs="Times New Roman"/>
+          <w:color w:val="D8DDE7"/>
+          <w:sz w:val="21"/>
+          <w:szCs w:val="21"/>
+          <w:lang w:eastAsia="uk-UA"/>
+        </w:rPr>
+        <w:t>)</w:t>
+      </w:r>
+    </w:p>
+    <w:p>
+      <w:pPr>
+        <w:shd w:val="clear" w:color="auto" w:fill="222A38"/>
+        <w:spacing w:after="0" w:line="285" w:lineRule="atLeast"/>
+        <w:rPr>
+          <w:rFonts w:ascii="Consolas" w:eastAsia="Times New Roman" w:hAnsi="Consolas" w:cs="Times New Roman"/>
+          <w:color w:val="D8DDE7"/>
+          <w:sz w:val="21"/>
+          <w:szCs w:val="21"/>
+          <w:lang w:eastAsia="uk-UA"/>
+        </w:rPr>
+      </w:pPr>
+      <w:r>
+        <w:rPr>
+          <w:rFonts w:ascii="Consolas" w:eastAsia="Times New Roman" w:hAnsi="Consolas" w:cs="Times New Roman"/>
+          <w:color w:val="B9C2D3"/>
+          <w:sz w:val="21"/>
+          <w:szCs w:val="21"/>
+          <w:lang w:eastAsia="uk-UA"/>
+        </w:rPr>
+        <w:t xml:space="preserve">    </w:t>
+      </w:r>
+      <w:proofErr w:type="spellStart"/>
+      <w:r>
+        <w:rPr>
+          <w:rFonts w:ascii="Consolas" w:eastAsia="Times New Roman" w:hAnsi="Consolas" w:cs="Times New Roman"/>
+          <w:color w:val="EACD61"/>
+          <w:sz w:val="21"/>
+          <w:szCs w:val="21"/>
+          <w:lang w:eastAsia="uk-UA"/>
+        </w:rPr>
+        <w:t>try</w:t>
+      </w:r>
+      <w:proofErr w:type="spellEnd"/>
+      <w:r>
+        <w:rPr>
+          <w:rFonts w:ascii="Consolas" w:eastAsia="Times New Roman" w:hAnsi="Consolas" w:cs="Times New Roman"/>
+          <w:color w:val="D8DDE7"/>
+          <w:sz w:val="21"/>
+          <w:szCs w:val="21"/>
+          <w:lang w:eastAsia="uk-UA"/>
+        </w:rPr>
+        <w:t>:</w:t>
+      </w:r>
+    </w:p>
+    <w:p>
+      <w:pPr>
+        <w:shd w:val="clear" w:color="auto" w:fill="222A38"/>
+        <w:spacing w:after="0" w:line="285" w:lineRule="atLeast"/>
+        <w:rPr>
+          <w:rFonts w:ascii="Consolas" w:eastAsia="Times New Roman" w:hAnsi="Consolas" w:cs="Times New Roman"/>
+          <w:color w:val="D8DDE7"/>
+          <w:sz w:val="21"/>
+          <w:szCs w:val="21"/>
+          <w:lang w:eastAsia="uk-UA"/>
+        </w:rPr>
+      </w:pPr>
+      <w:r>
+        <w:rPr>
+          <w:rFonts w:ascii="Consolas" w:eastAsia="Times New Roman" w:hAnsi="Consolas" w:cs="Times New Roman"/>
+          <w:color w:val="B9C2D3"/>
+          <w:sz w:val="21"/>
+          <w:szCs w:val="21"/>
+          <w:lang w:eastAsia="uk-UA"/>
+        </w:rPr>
+        <w:t xml:space="preserve">        </w:t>
+      </w:r>
+      <w:r>
+        <w:rPr>
+          <w:rFonts w:ascii="Consolas" w:eastAsia="Times New Roman" w:hAnsi="Consolas" w:cs="Times New Roman"/>
+          <w:i/>
+          <w:iCs/>
+          <w:color w:val="536686"/>
+          <w:sz w:val="21"/>
+          <w:szCs w:val="21"/>
+          <w:lang w:eastAsia="uk-UA"/>
+        </w:rPr>
+        <w:t xml:space="preserve"># Щоб </w:t>
+      </w:r>
+      <w:proofErr w:type="spellStart"/>
+      <w:r>
+        <w:rPr>
+          <w:rFonts w:ascii="Consolas" w:eastAsia="Times New Roman" w:hAnsi="Consolas" w:cs="Times New Roman"/>
+          <w:i/>
+          <w:iCs/>
+          <w:color w:val="536686"/>
+          <w:sz w:val="21"/>
+          <w:szCs w:val="21"/>
+          <w:lang w:eastAsia="uk-UA"/>
+        </w:rPr>
+        <w:t>захешувати</w:t>
+      </w:r>
+      <w:proofErr w:type="spellEnd"/>
+      <w:r>
+        <w:rPr>
+          <w:rFonts w:ascii="Consolas" w:eastAsia="Times New Roman" w:hAnsi="Consolas" w:cs="Times New Roman"/>
+          <w:i/>
+          <w:iCs/>
+          <w:color w:val="536686"/>
+          <w:sz w:val="21"/>
+          <w:szCs w:val="21"/>
+          <w:lang w:eastAsia="uk-UA"/>
+        </w:rPr>
+        <w:t xml:space="preserve"> файл, достатньо прочитати його в бінарному режимі ('</w:t>
+      </w:r>
+      <w:proofErr w:type="spellStart"/>
+      <w:r>
+        <w:rPr>
+          <w:rFonts w:ascii="Consolas" w:eastAsia="Times New Roman" w:hAnsi="Consolas" w:cs="Times New Roman"/>
+          <w:i/>
+          <w:iCs/>
+          <w:color w:val="536686"/>
+          <w:sz w:val="21"/>
+          <w:szCs w:val="21"/>
+          <w:lang w:eastAsia="uk-UA"/>
+        </w:rPr>
+        <w:t>rb</w:t>
+      </w:r>
+      <w:proofErr w:type="spellEnd"/>
+      <w:r>
+        <w:rPr>
+          <w:rFonts w:ascii="Consolas" w:eastAsia="Times New Roman" w:hAnsi="Consolas" w:cs="Times New Roman"/>
+          <w:i/>
+          <w:iCs/>
+          <w:color w:val="536686"/>
+          <w:sz w:val="21"/>
+          <w:szCs w:val="21"/>
+          <w:lang w:eastAsia="uk-UA"/>
+        </w:rPr>
+        <w:t>') #[</w:t>
+      </w:r>
+      <w:proofErr w:type="spellStart"/>
+      <w:r>
+        <w:rPr>
+          <w:rFonts w:ascii="Consolas" w:eastAsia="Times New Roman" w:hAnsi="Consolas" w:cs="Times New Roman"/>
+          <w:i/>
+          <w:iCs/>
+          <w:color w:val="536686"/>
+          <w:sz w:val="21"/>
+          <w:szCs w:val="21"/>
+          <w:lang w:eastAsia="uk-UA"/>
+        </w:rPr>
+        <w:t>cite</w:t>
+      </w:r>
+      <w:proofErr w:type="spellEnd"/>
+      <w:r>
+        <w:rPr>
+          <w:rFonts w:ascii="Consolas" w:eastAsia="Times New Roman" w:hAnsi="Consolas" w:cs="Times New Roman"/>
+          <w:i/>
+          <w:iCs/>
+          <w:color w:val="536686"/>
+          <w:sz w:val="21"/>
+          <w:szCs w:val="21"/>
+          <w:lang w:eastAsia="uk-UA"/>
+        </w:rPr>
+        <w:t>: 8]</w:t>
+      </w:r>
+    </w:p>
+    <w:p>
+      <w:pPr>
+        <w:shd w:val="clear" w:color="auto" w:fill="222A38"/>
+        <w:spacing w:after="0" w:line="285" w:lineRule="atLeast"/>
+        <w:rPr>
+          <w:rFonts w:ascii="Consolas" w:eastAsia="Times New Roman" w:hAnsi="Consolas" w:cs="Times New Roman"/>
+          <w:color w:val="D8DDE7"/>
+          <w:sz w:val="21"/>
+          <w:szCs w:val="21"/>
+          <w:lang w:eastAsia="uk-UA"/>
+        </w:rPr>
+      </w:pPr>
+      <w:r>
+        <w:rPr>
+          <w:rFonts w:ascii="Consolas" w:eastAsia="Times New Roman" w:hAnsi="Consolas" w:cs="Times New Roman"/>
+          <w:color w:val="B9C2D3"/>
+          <w:sz w:val="21"/>
+          <w:szCs w:val="21"/>
+          <w:lang w:eastAsia="uk-UA"/>
+        </w:rPr>
+        <w:t xml:space="preserve">        </w:t>
+      </w:r>
+      <w:proofErr w:type="spellStart"/>
+      <w:r>
+        <w:rPr>
+          <w:rFonts w:ascii="Consolas" w:eastAsia="Times New Roman" w:hAnsi="Consolas" w:cs="Times New Roman"/>
+          <w:color w:val="EACD61"/>
+          <w:sz w:val="21"/>
+          <w:szCs w:val="21"/>
+          <w:lang w:eastAsia="uk-UA"/>
+        </w:rPr>
+        <w:t>with</w:t>
+      </w:r>
+      <w:proofErr w:type="spellEnd"/>
+      <w:r>
+        <w:rPr>
+          <w:rFonts w:ascii="Consolas" w:eastAsia="Times New Roman" w:hAnsi="Consolas" w:cs="Times New Roman"/>
+          <w:color w:val="B9C2D3"/>
+          <w:sz w:val="21"/>
+          <w:szCs w:val="21"/>
+          <w:lang w:eastAsia="uk-UA"/>
+        </w:rPr>
+        <w:t xml:space="preserve"> </w:t>
+      </w:r>
+      <w:proofErr w:type="spellStart"/>
+      <w:r>
+        <w:rPr>
+          <w:rFonts w:ascii="Consolas" w:eastAsia="Times New Roman" w:hAnsi="Consolas" w:cs="Times New Roman"/>
+          <w:color w:val="69C3FF"/>
+          <w:sz w:val="21"/>
+          <w:szCs w:val="21"/>
+          <w:lang w:eastAsia="uk-UA"/>
+        </w:rPr>
+        <w:t>open</w:t>
+      </w:r>
+      <w:proofErr w:type="spellEnd"/>
+      <w:r>
+        <w:rPr>
+          <w:rFonts w:ascii="Consolas" w:eastAsia="Times New Roman" w:hAnsi="Consolas" w:cs="Times New Roman"/>
+          <w:color w:val="D8DDE7"/>
+          <w:sz w:val="21"/>
+          <w:szCs w:val="21"/>
+          <w:lang w:eastAsia="uk-UA"/>
+        </w:rPr>
+        <w:t>(</w:t>
+      </w:r>
+      <w:proofErr w:type="spellStart"/>
+      <w:r>
+        <w:rPr>
+          <w:rFonts w:ascii="Consolas" w:eastAsia="Times New Roman" w:hAnsi="Consolas" w:cs="Times New Roman"/>
+          <w:color w:val="F38CEC"/>
+          <w:sz w:val="21"/>
+          <w:szCs w:val="21"/>
+          <w:lang w:eastAsia="uk-UA"/>
+        </w:rPr>
+        <w:t>filename</w:t>
+      </w:r>
+      <w:proofErr w:type="spellEnd"/>
+      <w:r>
+        <w:rPr>
+          <w:rFonts w:ascii="Consolas" w:eastAsia="Times New Roman" w:hAnsi="Consolas" w:cs="Times New Roman"/>
+          <w:color w:val="D8DDE7"/>
+          <w:sz w:val="21"/>
+          <w:szCs w:val="21"/>
+          <w:lang w:eastAsia="uk-UA"/>
+        </w:rPr>
+        <w:t>,</w:t>
+      </w:r>
+      <w:r>
+        <w:rPr>
+          <w:rFonts w:ascii="Consolas" w:eastAsia="Times New Roman" w:hAnsi="Consolas" w:cs="Times New Roman"/>
+          <w:color w:val="69C3FF"/>
+          <w:sz w:val="21"/>
+          <w:szCs w:val="21"/>
+          <w:lang w:eastAsia="uk-UA"/>
+        </w:rPr>
+        <w:t xml:space="preserve"> </w:t>
+      </w:r>
+      <w:r>
+        <w:rPr>
+          <w:rFonts w:ascii="Consolas" w:eastAsia="Times New Roman" w:hAnsi="Consolas" w:cs="Times New Roman"/>
+          <w:color w:val="3CEC85"/>
+          <w:sz w:val="21"/>
+          <w:szCs w:val="21"/>
+          <w:lang w:eastAsia="uk-UA"/>
+        </w:rPr>
+        <w:t>'</w:t>
+      </w:r>
+      <w:proofErr w:type="spellStart"/>
+      <w:r>
+        <w:rPr>
+          <w:rFonts w:ascii="Consolas" w:eastAsia="Times New Roman" w:hAnsi="Consolas" w:cs="Times New Roman"/>
+          <w:color w:val="3CEC85"/>
+          <w:sz w:val="21"/>
+          <w:szCs w:val="21"/>
+          <w:lang w:eastAsia="uk-UA"/>
+        </w:rPr>
+        <w:t>rb</w:t>
+      </w:r>
+      <w:proofErr w:type="spellEnd"/>
+      <w:r>
+        <w:rPr>
+          <w:rFonts w:ascii="Consolas" w:eastAsia="Times New Roman" w:hAnsi="Consolas" w:cs="Times New Roman"/>
+          <w:color w:val="3CEC85"/>
+          <w:sz w:val="21"/>
+          <w:szCs w:val="21"/>
+          <w:lang w:eastAsia="uk-UA"/>
+        </w:rPr>
+        <w:t>'</w:t>
+      </w:r>
+      <w:r>
+        <w:rPr>
+          <w:rFonts w:ascii="Consolas" w:eastAsia="Times New Roman" w:hAnsi="Consolas" w:cs="Times New Roman"/>
+          <w:color w:val="D8DDE7"/>
+          <w:sz w:val="21"/>
+          <w:szCs w:val="21"/>
+          <w:lang w:eastAsia="uk-UA"/>
+        </w:rPr>
+        <w:t>)</w:t>
+      </w:r>
+      <w:r>
+        <w:rPr>
+          <w:rFonts w:ascii="Consolas" w:eastAsia="Times New Roman" w:hAnsi="Consolas" w:cs="Times New Roman"/>
+          <w:color w:val="B9C2D3"/>
+          <w:sz w:val="21"/>
+          <w:szCs w:val="21"/>
+          <w:lang w:eastAsia="uk-UA"/>
+        </w:rPr>
+        <w:t xml:space="preserve"> </w:t>
+      </w:r>
+      <w:proofErr w:type="spellStart"/>
+      <w:r>
+        <w:rPr>
+          <w:rFonts w:ascii="Consolas" w:eastAsia="Times New Roman" w:hAnsi="Consolas" w:cs="Times New Roman"/>
+          <w:color w:val="EACD61"/>
+          <w:sz w:val="21"/>
+          <w:szCs w:val="21"/>
+          <w:lang w:eastAsia="uk-UA"/>
+        </w:rPr>
+        <w:t>as</w:t>
+      </w:r>
+      <w:proofErr w:type="spellEnd"/>
+      <w:r>
+        <w:rPr>
+          <w:rFonts w:ascii="Consolas" w:eastAsia="Times New Roman" w:hAnsi="Consolas" w:cs="Times New Roman"/>
+          <w:color w:val="B9C2D3"/>
+          <w:sz w:val="21"/>
+          <w:szCs w:val="21"/>
+          <w:lang w:eastAsia="uk-UA"/>
+        </w:rPr>
+        <w:t xml:space="preserve"> </w:t>
+      </w:r>
+      <w:r>
+        <w:rPr>
+          <w:rFonts w:ascii="Consolas" w:eastAsia="Times New Roman" w:hAnsi="Consolas" w:cs="Times New Roman"/>
+          <w:color w:val="FF738A"/>
+          <w:sz w:val="21"/>
+          <w:szCs w:val="21"/>
+          <w:lang w:eastAsia="uk-UA"/>
+        </w:rPr>
+        <w:t>f</w:t>
+      </w:r>
+      <w:r>
+        <w:rPr>
+          <w:rFonts w:ascii="Consolas" w:eastAsia="Times New Roman" w:hAnsi="Consolas" w:cs="Times New Roman"/>
+          <w:color w:val="D8DDE7"/>
+          <w:sz w:val="21"/>
+          <w:szCs w:val="21"/>
+          <w:lang w:eastAsia="uk-UA"/>
+        </w:rPr>
+        <w:t>:</w:t>
+      </w:r>
+    </w:p>
+    <w:p>
+      <w:pPr>
+        <w:shd w:val="clear" w:color="auto" w:fill="222A38"/>
+        <w:spacing w:after="0" w:line="285" w:lineRule="atLeast"/>
+        <w:rPr>
+          <w:rFonts w:ascii="Consolas" w:eastAsia="Times New Roman" w:hAnsi="Consolas" w:cs="Times New Roman"/>
+          <w:color w:val="D8DDE7"/>
+          <w:sz w:val="21"/>
+          <w:szCs w:val="21"/>
+          <w:lang w:eastAsia="uk-UA"/>
+        </w:rPr>
+      </w:pPr>
+      <w:r>
+        <w:rPr>
+          <w:rFonts w:ascii="Consolas" w:eastAsia="Times New Roman" w:hAnsi="Consolas" w:cs="Times New Roman"/>
+          <w:color w:val="B9C2D3"/>
+          <w:sz w:val="21"/>
+          <w:szCs w:val="21"/>
+          <w:lang w:eastAsia="uk-UA"/>
+        </w:rPr>
+        <w:t xml:space="preserve">            </w:t>
+      </w:r>
+      <w:proofErr w:type="spellStart"/>
+      <w:r>
+        <w:rPr>
+          <w:rFonts w:ascii="Consolas" w:eastAsia="Times New Roman" w:hAnsi="Consolas" w:cs="Times New Roman"/>
+          <w:color w:val="FF738A"/>
+          <w:sz w:val="21"/>
+          <w:szCs w:val="21"/>
+          <w:lang w:eastAsia="uk-UA"/>
+        </w:rPr>
+        <w:t>file_bytes</w:t>
+      </w:r>
+      <w:proofErr w:type="spellEnd"/>
+      <w:r>
+        <w:rPr>
+          <w:rFonts w:ascii="Consolas" w:eastAsia="Times New Roman" w:hAnsi="Consolas" w:cs="Times New Roman"/>
+          <w:color w:val="B9C2D3"/>
+          <w:sz w:val="21"/>
+          <w:szCs w:val="21"/>
+          <w:lang w:eastAsia="uk-UA"/>
+        </w:rPr>
+        <w:t xml:space="preserve"> </w:t>
+      </w:r>
+      <w:r>
+        <w:rPr>
+          <w:rFonts w:ascii="Consolas" w:eastAsia="Times New Roman" w:hAnsi="Consolas" w:cs="Times New Roman"/>
+          <w:color w:val="EACD61"/>
+          <w:sz w:val="21"/>
+          <w:szCs w:val="21"/>
+          <w:lang w:eastAsia="uk-UA"/>
+        </w:rPr>
+        <w:t>=</w:t>
+      </w:r>
+      <w:r>
+        <w:rPr>
+          <w:rFonts w:ascii="Consolas" w:eastAsia="Times New Roman" w:hAnsi="Consolas" w:cs="Times New Roman"/>
+          <w:color w:val="B9C2D3"/>
+          <w:sz w:val="21"/>
+          <w:szCs w:val="21"/>
+          <w:lang w:eastAsia="uk-UA"/>
+        </w:rPr>
+        <w:t xml:space="preserve"> </w:t>
+      </w:r>
+      <w:proofErr w:type="spellStart"/>
+      <w:r>
+        <w:rPr>
+          <w:rFonts w:ascii="Consolas" w:eastAsia="Times New Roman" w:hAnsi="Consolas" w:cs="Times New Roman"/>
+          <w:color w:val="FF738A"/>
+          <w:sz w:val="21"/>
+          <w:szCs w:val="21"/>
+          <w:lang w:eastAsia="uk-UA"/>
+        </w:rPr>
+        <w:t>f</w:t>
+      </w:r>
+      <w:r>
+        <w:rPr>
+          <w:rFonts w:ascii="Consolas" w:eastAsia="Times New Roman" w:hAnsi="Consolas" w:cs="Times New Roman"/>
+          <w:color w:val="D8DDE7"/>
+          <w:sz w:val="21"/>
+          <w:szCs w:val="21"/>
+          <w:lang w:eastAsia="uk-UA"/>
+        </w:rPr>
+        <w:t>.</w:t>
+      </w:r>
+      <w:r>
+        <w:rPr>
+          <w:rFonts w:ascii="Consolas" w:eastAsia="Times New Roman" w:hAnsi="Consolas" w:cs="Times New Roman"/>
+          <w:color w:val="69C3FF"/>
+          <w:sz w:val="21"/>
+          <w:szCs w:val="21"/>
+          <w:lang w:eastAsia="uk-UA"/>
+        </w:rPr>
+        <w:t>read</w:t>
+      </w:r>
+      <w:proofErr w:type="spellEnd"/>
+      <w:r>
+        <w:rPr>
+          <w:rFonts w:ascii="Consolas" w:eastAsia="Times New Roman" w:hAnsi="Consolas" w:cs="Times New Roman"/>
+          <w:color w:val="D8DDE7"/>
+          <w:sz w:val="21"/>
+          <w:szCs w:val="21"/>
+          <w:lang w:eastAsia="uk-UA"/>
+        </w:rPr>
+        <w:t>()</w:t>
+      </w:r>
+      <w:r>
+        <w:rPr>
+          <w:rFonts w:ascii="Consolas" w:eastAsia="Times New Roman" w:hAnsi="Consolas" w:cs="Times New Roman"/>
+          <w:color w:val="B9C2D3"/>
+          <w:sz w:val="21"/>
+          <w:szCs w:val="21"/>
+          <w:lang w:eastAsia="uk-UA"/>
+        </w:rPr>
+        <w:t xml:space="preserve"> </w:t>
+      </w:r>
+      <w:r>
+        <w:rPr>
+          <w:rFonts w:ascii="Consolas" w:eastAsia="Times New Roman" w:hAnsi="Consolas" w:cs="Times New Roman"/>
+          <w:i/>
+          <w:iCs/>
+          <w:color w:val="536686"/>
+          <w:sz w:val="21"/>
+          <w:szCs w:val="21"/>
+          <w:lang w:eastAsia="uk-UA"/>
+        </w:rPr>
+        <w:t>#[</w:t>
+      </w:r>
+      <w:proofErr w:type="spellStart"/>
+      <w:r>
+        <w:rPr>
+          <w:rFonts w:ascii="Consolas" w:eastAsia="Times New Roman" w:hAnsi="Consolas" w:cs="Times New Roman"/>
+          <w:i/>
+          <w:iCs/>
+          <w:color w:val="536686"/>
+          <w:sz w:val="21"/>
+          <w:szCs w:val="21"/>
+          <w:lang w:eastAsia="uk-UA"/>
+        </w:rPr>
+        <w:t>cite</w:t>
+      </w:r>
+      <w:proofErr w:type="spellEnd"/>
+      <w:r>
+        <w:rPr>
+          <w:rFonts w:ascii="Consolas" w:eastAsia="Times New Roman" w:hAnsi="Consolas" w:cs="Times New Roman"/>
+          <w:i/>
+          <w:iCs/>
+          <w:color w:val="536686"/>
+          <w:sz w:val="21"/>
+          <w:szCs w:val="21"/>
+          <w:lang w:eastAsia="uk-UA"/>
+        </w:rPr>
+        <w:t>: 8]</w:t>
+      </w:r>
+    </w:p>
+    <w:p>
+      <w:pPr>
+        <w:shd w:val="clear" w:color="auto" w:fill="222A38"/>
+        <w:spacing w:after="0" w:line="285" w:lineRule="atLeast"/>
+        <w:rPr>
+          <w:rFonts w:ascii="Consolas" w:eastAsia="Times New Roman" w:hAnsi="Consolas" w:cs="Times New Roman"/>
+          <w:color w:val="D8DDE7"/>
+          <w:sz w:val="21"/>
+          <w:szCs w:val="21"/>
+          <w:lang w:eastAsia="uk-UA"/>
+        </w:rPr>
+      </w:pPr>
+      <w:r>
+        <w:rPr>
+          <w:rFonts w:ascii="Consolas" w:eastAsia="Times New Roman" w:hAnsi="Consolas" w:cs="Times New Roman"/>
+          <w:color w:val="B9C2D3"/>
+          <w:sz w:val="21"/>
+          <w:szCs w:val="21"/>
+          <w:lang w:eastAsia="uk-UA"/>
+        </w:rPr>
+        <w:t xml:space="preserve">            </w:t>
+      </w:r>
+    </w:p>
+    <w:p>
+      <w:pPr>
+        <w:shd w:val="clear" w:color="auto" w:fill="222A38"/>
+        <w:spacing w:after="0" w:line="285" w:lineRule="atLeast"/>
+        <w:rPr>
+          <w:rFonts w:ascii="Consolas" w:eastAsia="Times New Roman" w:hAnsi="Consolas" w:cs="Times New Roman"/>
+          <w:color w:val="D8DDE7"/>
+          <w:sz w:val="21"/>
+          <w:szCs w:val="21"/>
+          <w:lang w:eastAsia="uk-UA"/>
+        </w:rPr>
+      </w:pPr>
+      <w:r>
+        <w:rPr>
+          <w:rFonts w:ascii="Consolas" w:eastAsia="Times New Roman" w:hAnsi="Consolas" w:cs="Times New Roman"/>
+          <w:color w:val="B9C2D3"/>
+          <w:sz w:val="21"/>
+          <w:szCs w:val="21"/>
+          <w:lang w:eastAsia="uk-UA"/>
+        </w:rPr>
+        <w:t xml:space="preserve">        </w:t>
+      </w:r>
+      <w:proofErr w:type="spellStart"/>
+      <w:r>
+        <w:rPr>
+          <w:rFonts w:ascii="Consolas" w:eastAsia="Times New Roman" w:hAnsi="Consolas" w:cs="Times New Roman"/>
+          <w:color w:val="69C3FF"/>
+          <w:sz w:val="21"/>
+          <w:szCs w:val="21"/>
+          <w:lang w:eastAsia="uk-UA"/>
+        </w:rPr>
+        <w:t>print</w:t>
+      </w:r>
+      <w:proofErr w:type="spellEnd"/>
+      <w:r>
+        <w:rPr>
+          <w:rFonts w:ascii="Consolas" w:eastAsia="Times New Roman" w:hAnsi="Consolas" w:cs="Times New Roman"/>
+          <w:color w:val="D8DDE7"/>
+          <w:sz w:val="21"/>
+          <w:szCs w:val="21"/>
+          <w:lang w:eastAsia="uk-UA"/>
+        </w:rPr>
+        <w:t>(</w:t>
+      </w:r>
+      <w:r>
+        <w:rPr>
+          <w:rFonts w:ascii="Consolas" w:eastAsia="Times New Roman" w:hAnsi="Consolas" w:cs="Times New Roman"/>
+          <w:color w:val="B78AFF"/>
+          <w:sz w:val="21"/>
+          <w:szCs w:val="21"/>
+          <w:lang w:eastAsia="uk-UA"/>
+        </w:rPr>
+        <w:t>f</w:t>
+      </w:r>
+      <w:r>
+        <w:rPr>
+          <w:rFonts w:ascii="Consolas" w:eastAsia="Times New Roman" w:hAnsi="Consolas" w:cs="Times New Roman"/>
+          <w:color w:val="3CEC85"/>
+          <w:sz w:val="21"/>
+          <w:szCs w:val="21"/>
+          <w:lang w:eastAsia="uk-UA"/>
+        </w:rPr>
+        <w:t>"MD5:        </w:t>
+      </w:r>
+      <w:r>
+        <w:rPr>
+          <w:rFonts w:ascii="Consolas" w:eastAsia="Times New Roman" w:hAnsi="Consolas" w:cs="Times New Roman"/>
+          <w:color w:val="E35535"/>
+          <w:sz w:val="21"/>
+          <w:szCs w:val="21"/>
+          <w:lang w:eastAsia="uk-UA"/>
+        </w:rPr>
+        <w:t>{</w:t>
+      </w:r>
+      <w:r>
+        <w:rPr>
+          <w:rFonts w:ascii="Consolas" w:eastAsia="Times New Roman" w:hAnsi="Consolas" w:cs="Times New Roman"/>
+          <w:color w:val="69C3FF"/>
+          <w:sz w:val="21"/>
+          <w:szCs w:val="21"/>
+          <w:lang w:eastAsia="uk-UA"/>
+        </w:rPr>
+        <w:t>hashlib</w:t>
+      </w:r>
+      <w:r>
+        <w:rPr>
+          <w:rFonts w:ascii="Consolas" w:eastAsia="Times New Roman" w:hAnsi="Consolas" w:cs="Times New Roman"/>
+          <w:color w:val="D8DDE7"/>
+          <w:sz w:val="21"/>
+          <w:szCs w:val="21"/>
+          <w:lang w:eastAsia="uk-UA"/>
+        </w:rPr>
+        <w:t>.</w:t>
+      </w:r>
+      <w:r>
+        <w:rPr>
+          <w:rFonts w:ascii="Consolas" w:eastAsia="Times New Roman" w:hAnsi="Consolas" w:cs="Times New Roman"/>
+          <w:color w:val="69C3FF"/>
+          <w:sz w:val="21"/>
+          <w:szCs w:val="21"/>
+          <w:lang w:eastAsia="uk-UA"/>
+        </w:rPr>
+        <w:t>md5</w:t>
+      </w:r>
+      <w:r>
+        <w:rPr>
+          <w:rFonts w:ascii="Consolas" w:eastAsia="Times New Roman" w:hAnsi="Consolas" w:cs="Times New Roman"/>
+          <w:color w:val="D8DDE7"/>
+          <w:sz w:val="21"/>
+          <w:szCs w:val="21"/>
+          <w:lang w:eastAsia="uk-UA"/>
+        </w:rPr>
+        <w:t>(</w:t>
+      </w:r>
+      <w:proofErr w:type="spellStart"/>
+      <w:r>
+        <w:rPr>
+          <w:rFonts w:ascii="Consolas" w:eastAsia="Times New Roman" w:hAnsi="Consolas" w:cs="Times New Roman"/>
+          <w:color w:val="FF738A"/>
+          <w:sz w:val="21"/>
+          <w:szCs w:val="21"/>
+          <w:lang w:eastAsia="uk-UA"/>
+        </w:rPr>
+        <w:t>file_bytes</w:t>
+      </w:r>
+      <w:proofErr w:type="spellEnd"/>
+      <w:r>
+        <w:rPr>
+          <w:rFonts w:ascii="Consolas" w:eastAsia="Times New Roman" w:hAnsi="Consolas" w:cs="Times New Roman"/>
+          <w:color w:val="D8DDE7"/>
+          <w:sz w:val="21"/>
+          <w:szCs w:val="21"/>
+          <w:lang w:eastAsia="uk-UA"/>
+        </w:rPr>
+        <w:t>).</w:t>
+      </w:r>
+      <w:proofErr w:type="spellStart"/>
+      <w:r>
+        <w:rPr>
+          <w:rFonts w:ascii="Consolas" w:eastAsia="Times New Roman" w:hAnsi="Consolas" w:cs="Times New Roman"/>
+          <w:color w:val="69C3FF"/>
+          <w:sz w:val="21"/>
+          <w:szCs w:val="21"/>
+          <w:lang w:eastAsia="uk-UA"/>
+        </w:rPr>
+        <w:t>hexdigest</w:t>
+      </w:r>
+      <w:proofErr w:type="spellEnd"/>
+      <w:r>
+        <w:rPr>
+          <w:rFonts w:ascii="Consolas" w:eastAsia="Times New Roman" w:hAnsi="Consolas" w:cs="Times New Roman"/>
+          <w:color w:val="D8DDE7"/>
+          <w:sz w:val="21"/>
+          <w:szCs w:val="21"/>
+          <w:lang w:eastAsia="uk-UA"/>
+        </w:rPr>
+        <w:t>()</w:t>
+      </w:r>
+      <w:r>
+        <w:rPr>
+          <w:rFonts w:ascii="Consolas" w:eastAsia="Times New Roman" w:hAnsi="Consolas" w:cs="Times New Roman"/>
+          <w:color w:val="E35535"/>
+          <w:sz w:val="21"/>
+          <w:szCs w:val="21"/>
+          <w:lang w:eastAsia="uk-UA"/>
+        </w:rPr>
+        <w:t>}</w:t>
+      </w:r>
+      <w:r>
+        <w:rPr>
+          <w:rFonts w:ascii="Consolas" w:eastAsia="Times New Roman" w:hAnsi="Consolas" w:cs="Times New Roman"/>
+          <w:color w:val="3CEC85"/>
+          <w:sz w:val="21"/>
+          <w:szCs w:val="21"/>
+          <w:lang w:eastAsia="uk-UA"/>
+        </w:rPr>
+        <w:t>"</w:t>
+      </w:r>
+      <w:r>
+        <w:rPr>
+          <w:rFonts w:ascii="Consolas" w:eastAsia="Times New Roman" w:hAnsi="Consolas" w:cs="Times New Roman"/>
+          <w:color w:val="D8DDE7"/>
+          <w:sz w:val="21"/>
+          <w:szCs w:val="21"/>
+          <w:lang w:eastAsia="uk-UA"/>
+        </w:rPr>
+        <w:t>)</w:t>
+      </w:r>
+    </w:p>
+    <w:p>
+      <w:pPr>
+        <w:shd w:val="clear" w:color="auto" w:fill="222A38"/>
+        <w:spacing w:after="0" w:line="285" w:lineRule="atLeast"/>
+        <w:rPr>
+          <w:rFonts w:ascii="Consolas" w:eastAsia="Times New Roman" w:hAnsi="Consolas" w:cs="Times New Roman"/>
+          <w:color w:val="D8DDE7"/>
+          <w:sz w:val="21"/>
+          <w:szCs w:val="21"/>
+          <w:lang w:eastAsia="uk-UA"/>
+        </w:rPr>
+      </w:pPr>
+      <w:r>
+        <w:rPr>
+          <w:rFonts w:ascii="Consolas" w:eastAsia="Times New Roman" w:hAnsi="Consolas" w:cs="Times New Roman"/>
+          <w:color w:val="B9C2D3"/>
+          <w:sz w:val="21"/>
+          <w:szCs w:val="21"/>
+          <w:lang w:eastAsia="uk-UA"/>
+        </w:rPr>
+        <w:t xml:space="preserve">        </w:t>
+      </w:r>
+      <w:proofErr w:type="spellStart"/>
+      <w:r>
+        <w:rPr>
+          <w:rFonts w:ascii="Consolas" w:eastAsia="Times New Roman" w:hAnsi="Consolas" w:cs="Times New Roman"/>
+          <w:color w:val="69C3FF"/>
+          <w:sz w:val="21"/>
+          <w:szCs w:val="21"/>
+          <w:lang w:eastAsia="uk-UA"/>
+        </w:rPr>
+        <w:t>print</w:t>
+      </w:r>
+      <w:proofErr w:type="spellEnd"/>
+      <w:r>
+        <w:rPr>
+          <w:rFonts w:ascii="Consolas" w:eastAsia="Times New Roman" w:hAnsi="Consolas" w:cs="Times New Roman"/>
+          <w:color w:val="D8DDE7"/>
+          <w:sz w:val="21"/>
+          <w:szCs w:val="21"/>
+          <w:lang w:eastAsia="uk-UA"/>
+        </w:rPr>
+        <w:t>(</w:t>
+      </w:r>
+      <w:r>
+        <w:rPr>
+          <w:rFonts w:ascii="Consolas" w:eastAsia="Times New Roman" w:hAnsi="Consolas" w:cs="Times New Roman"/>
+          <w:color w:val="B78AFF"/>
+          <w:sz w:val="21"/>
+          <w:szCs w:val="21"/>
+          <w:lang w:eastAsia="uk-UA"/>
+        </w:rPr>
+        <w:t>f</w:t>
+      </w:r>
+      <w:r>
+        <w:rPr>
+          <w:rFonts w:ascii="Consolas" w:eastAsia="Times New Roman" w:hAnsi="Consolas" w:cs="Times New Roman"/>
+          <w:color w:val="3CEC85"/>
+          <w:sz w:val="21"/>
+          <w:szCs w:val="21"/>
+          <w:lang w:eastAsia="uk-UA"/>
+        </w:rPr>
+        <w:t>"SHA-256:    </w:t>
+      </w:r>
+      <w:r>
+        <w:rPr>
+          <w:rFonts w:ascii="Consolas" w:eastAsia="Times New Roman" w:hAnsi="Consolas" w:cs="Times New Roman"/>
+          <w:color w:val="E35535"/>
+          <w:sz w:val="21"/>
+          <w:szCs w:val="21"/>
+          <w:lang w:eastAsia="uk-UA"/>
+        </w:rPr>
+        <w:t>{</w:t>
+      </w:r>
+      <w:r>
+        <w:rPr>
+          <w:rFonts w:ascii="Consolas" w:eastAsia="Times New Roman" w:hAnsi="Consolas" w:cs="Times New Roman"/>
+          <w:color w:val="69C3FF"/>
+          <w:sz w:val="21"/>
+          <w:szCs w:val="21"/>
+          <w:lang w:eastAsia="uk-UA"/>
+        </w:rPr>
+        <w:t>hashlib</w:t>
+      </w:r>
+      <w:r>
+        <w:rPr>
+          <w:rFonts w:ascii="Consolas" w:eastAsia="Times New Roman" w:hAnsi="Consolas" w:cs="Times New Roman"/>
+          <w:color w:val="D8DDE7"/>
+          <w:sz w:val="21"/>
+          <w:szCs w:val="21"/>
+          <w:lang w:eastAsia="uk-UA"/>
+        </w:rPr>
+        <w:t>.</w:t>
+      </w:r>
+      <w:r>
+        <w:rPr>
+          <w:rFonts w:ascii="Consolas" w:eastAsia="Times New Roman" w:hAnsi="Consolas" w:cs="Times New Roman"/>
+          <w:color w:val="69C3FF"/>
+          <w:sz w:val="21"/>
+          <w:szCs w:val="21"/>
+          <w:lang w:eastAsia="uk-UA"/>
+        </w:rPr>
+        <w:t>sha256</w:t>
+      </w:r>
+      <w:r>
+        <w:rPr>
+          <w:rFonts w:ascii="Consolas" w:eastAsia="Times New Roman" w:hAnsi="Consolas" w:cs="Times New Roman"/>
+          <w:color w:val="D8DDE7"/>
+          <w:sz w:val="21"/>
+          <w:szCs w:val="21"/>
+          <w:lang w:eastAsia="uk-UA"/>
+        </w:rPr>
+        <w:t>(</w:t>
+      </w:r>
+      <w:proofErr w:type="spellStart"/>
+      <w:r>
+        <w:rPr>
+          <w:rFonts w:ascii="Consolas" w:eastAsia="Times New Roman" w:hAnsi="Consolas" w:cs="Times New Roman"/>
+          <w:color w:val="FF738A"/>
+          <w:sz w:val="21"/>
+          <w:szCs w:val="21"/>
+          <w:lang w:eastAsia="uk-UA"/>
+        </w:rPr>
+        <w:t>file_bytes</w:t>
+      </w:r>
+      <w:proofErr w:type="spellEnd"/>
+      <w:r>
+        <w:rPr>
+          <w:rFonts w:ascii="Consolas" w:eastAsia="Times New Roman" w:hAnsi="Consolas" w:cs="Times New Roman"/>
+          <w:color w:val="D8DDE7"/>
+          <w:sz w:val="21"/>
+          <w:szCs w:val="21"/>
+          <w:lang w:eastAsia="uk-UA"/>
+        </w:rPr>
+        <w:t>).</w:t>
+      </w:r>
+      <w:proofErr w:type="spellStart"/>
+      <w:r>
+        <w:rPr>
+          <w:rFonts w:ascii="Consolas" w:eastAsia="Times New Roman" w:hAnsi="Consolas" w:cs="Times New Roman"/>
+          <w:color w:val="69C3FF"/>
+          <w:sz w:val="21"/>
+          <w:szCs w:val="21"/>
+          <w:lang w:eastAsia="uk-UA"/>
+        </w:rPr>
+        <w:t>hexdigest</w:t>
+      </w:r>
+      <w:proofErr w:type="spellEnd"/>
+      <w:r>
+        <w:rPr>
+          <w:rFonts w:ascii="Consolas" w:eastAsia="Times New Roman" w:hAnsi="Consolas" w:cs="Times New Roman"/>
+          <w:color w:val="D8DDE7"/>
+          <w:sz w:val="21"/>
+          <w:szCs w:val="21"/>
+          <w:lang w:eastAsia="uk-UA"/>
+        </w:rPr>
+        <w:t>()</w:t>
+      </w:r>
+      <w:r>
+        <w:rPr>
+          <w:rFonts w:ascii="Consolas" w:eastAsia="Times New Roman" w:hAnsi="Consolas" w:cs="Times New Roman"/>
+          <w:color w:val="E35535"/>
+          <w:sz w:val="21"/>
+          <w:szCs w:val="21"/>
+          <w:lang w:eastAsia="uk-UA"/>
+        </w:rPr>
+        <w:t>}</w:t>
+      </w:r>
+      <w:r>
+        <w:rPr>
+          <w:rFonts w:ascii="Consolas" w:eastAsia="Times New Roman" w:hAnsi="Consolas" w:cs="Times New Roman"/>
+          <w:color w:val="3CEC85"/>
+          <w:sz w:val="21"/>
+          <w:szCs w:val="21"/>
+          <w:lang w:eastAsia="uk-UA"/>
+        </w:rPr>
+        <w:t>"</w:t>
+      </w:r>
+      <w:r>
+        <w:rPr>
+          <w:rFonts w:ascii="Consolas" w:eastAsia="Times New Roman" w:hAnsi="Consolas" w:cs="Times New Roman"/>
+          <w:color w:val="D8DDE7"/>
+          <w:sz w:val="21"/>
+          <w:szCs w:val="21"/>
+          <w:lang w:eastAsia="uk-UA"/>
+        </w:rPr>
+        <w:t>)</w:t>
+      </w:r>
+    </w:p>
+    <w:p>
+      <w:pPr>
+        <w:shd w:val="clear" w:color="auto" w:fill="222A38"/>
+        <w:spacing w:after="0" w:line="285" w:lineRule="atLeast"/>
+        <w:rPr>
+          <w:rFonts w:ascii="Consolas" w:eastAsia="Times New Roman" w:hAnsi="Consolas" w:cs="Times New Roman"/>
+          <w:color w:val="D8DDE7"/>
+          <w:sz w:val="21"/>
+          <w:szCs w:val="21"/>
+          <w:lang w:eastAsia="uk-UA"/>
+        </w:rPr>
+      </w:pPr>
+      <w:r>
+        <w:rPr>
+          <w:rFonts w:ascii="Consolas" w:eastAsia="Times New Roman" w:hAnsi="Consolas" w:cs="Times New Roman"/>
+          <w:color w:val="B9C2D3"/>
+          <w:sz w:val="21"/>
+          <w:szCs w:val="21"/>
+          <w:lang w:eastAsia="uk-UA"/>
+        </w:rPr>
+        <w:t xml:space="preserve">        </w:t>
+      </w:r>
+      <w:proofErr w:type="spellStart"/>
+      <w:r>
+        <w:rPr>
+          <w:rFonts w:ascii="Consolas" w:eastAsia="Times New Roman" w:hAnsi="Consolas" w:cs="Times New Roman"/>
+          <w:color w:val="69C3FF"/>
+          <w:sz w:val="21"/>
+          <w:szCs w:val="21"/>
+          <w:lang w:eastAsia="uk-UA"/>
+        </w:rPr>
+        <w:t>print</w:t>
+      </w:r>
+      <w:proofErr w:type="spellEnd"/>
+      <w:r>
+        <w:rPr>
+          <w:rFonts w:ascii="Consolas" w:eastAsia="Times New Roman" w:hAnsi="Consolas" w:cs="Times New Roman"/>
+          <w:color w:val="D8DDE7"/>
+          <w:sz w:val="21"/>
+          <w:szCs w:val="21"/>
+          <w:lang w:eastAsia="uk-UA"/>
+        </w:rPr>
+        <w:t>(</w:t>
+      </w:r>
+      <w:r>
+        <w:rPr>
+          <w:rFonts w:ascii="Consolas" w:eastAsia="Times New Roman" w:hAnsi="Consolas" w:cs="Times New Roman"/>
+          <w:color w:val="B78AFF"/>
+          <w:sz w:val="21"/>
+          <w:szCs w:val="21"/>
+          <w:lang w:eastAsia="uk-UA"/>
+        </w:rPr>
+        <w:t>f</w:t>
+      </w:r>
+      <w:r>
+        <w:rPr>
+          <w:rFonts w:ascii="Consolas" w:eastAsia="Times New Roman" w:hAnsi="Consolas" w:cs="Times New Roman"/>
+          <w:color w:val="3CEC85"/>
+          <w:sz w:val="21"/>
+          <w:szCs w:val="21"/>
+          <w:lang w:eastAsia="uk-UA"/>
+        </w:rPr>
+        <w:t>"BLAKE2b:    </w:t>
+      </w:r>
+      <w:r>
+        <w:rPr>
+          <w:rFonts w:ascii="Consolas" w:eastAsia="Times New Roman" w:hAnsi="Consolas" w:cs="Times New Roman"/>
+          <w:color w:val="E35535"/>
+          <w:sz w:val="21"/>
+          <w:szCs w:val="21"/>
+          <w:lang w:eastAsia="uk-UA"/>
+        </w:rPr>
+        <w:t>{</w:t>
+      </w:r>
+      <w:r>
+        <w:rPr>
+          <w:rFonts w:ascii="Consolas" w:eastAsia="Times New Roman" w:hAnsi="Consolas" w:cs="Times New Roman"/>
+          <w:color w:val="69C3FF"/>
+          <w:sz w:val="21"/>
+          <w:szCs w:val="21"/>
+          <w:lang w:eastAsia="uk-UA"/>
+        </w:rPr>
+        <w:t>hashlib</w:t>
+      </w:r>
+      <w:r>
+        <w:rPr>
+          <w:rFonts w:ascii="Consolas" w:eastAsia="Times New Roman" w:hAnsi="Consolas" w:cs="Times New Roman"/>
+          <w:color w:val="D8DDE7"/>
+          <w:sz w:val="21"/>
+          <w:szCs w:val="21"/>
+          <w:lang w:eastAsia="uk-UA"/>
+        </w:rPr>
+        <w:t>.</w:t>
+      </w:r>
+      <w:r>
+        <w:rPr>
+          <w:rFonts w:ascii="Consolas" w:eastAsia="Times New Roman" w:hAnsi="Consolas" w:cs="Times New Roman"/>
+          <w:color w:val="B78AFF"/>
+          <w:sz w:val="21"/>
+          <w:szCs w:val="21"/>
+          <w:lang w:eastAsia="uk-UA"/>
+        </w:rPr>
+        <w:t>blake2b</w:t>
+      </w:r>
+      <w:r>
+        <w:rPr>
+          <w:rFonts w:ascii="Consolas" w:eastAsia="Times New Roman" w:hAnsi="Consolas" w:cs="Times New Roman"/>
+          <w:color w:val="D8DDE7"/>
+          <w:sz w:val="21"/>
+          <w:szCs w:val="21"/>
+          <w:lang w:eastAsia="uk-UA"/>
+        </w:rPr>
+        <w:t>(</w:t>
+      </w:r>
+      <w:proofErr w:type="spellStart"/>
+      <w:r>
+        <w:rPr>
+          <w:rFonts w:ascii="Consolas" w:eastAsia="Times New Roman" w:hAnsi="Consolas" w:cs="Times New Roman"/>
+          <w:color w:val="FF738A"/>
+          <w:sz w:val="21"/>
+          <w:szCs w:val="21"/>
+          <w:lang w:eastAsia="uk-UA"/>
+        </w:rPr>
+        <w:t>file_bytes</w:t>
+      </w:r>
+      <w:proofErr w:type="spellEnd"/>
+      <w:r>
+        <w:rPr>
+          <w:rFonts w:ascii="Consolas" w:eastAsia="Times New Roman" w:hAnsi="Consolas" w:cs="Times New Roman"/>
+          <w:color w:val="D8DDE7"/>
+          <w:sz w:val="21"/>
+          <w:szCs w:val="21"/>
+          <w:lang w:eastAsia="uk-UA"/>
+        </w:rPr>
+        <w:t>).</w:t>
+      </w:r>
+      <w:proofErr w:type="spellStart"/>
+      <w:r>
+        <w:rPr>
+          <w:rFonts w:ascii="Consolas" w:eastAsia="Times New Roman" w:hAnsi="Consolas" w:cs="Times New Roman"/>
+          <w:color w:val="69C3FF"/>
+          <w:sz w:val="21"/>
+          <w:szCs w:val="21"/>
+          <w:lang w:eastAsia="uk-UA"/>
+        </w:rPr>
+        <w:t>hexdigest</w:t>
+      </w:r>
+      <w:proofErr w:type="spellEnd"/>
+      <w:r>
+        <w:rPr>
+          <w:rFonts w:ascii="Consolas" w:eastAsia="Times New Roman" w:hAnsi="Consolas" w:cs="Times New Roman"/>
+          <w:color w:val="D8DDE7"/>
+          <w:sz w:val="21"/>
+          <w:szCs w:val="21"/>
+          <w:lang w:eastAsia="uk-UA"/>
+        </w:rPr>
+        <w:t>()</w:t>
+      </w:r>
+      <w:r>
+        <w:rPr>
+          <w:rFonts w:ascii="Consolas" w:eastAsia="Times New Roman" w:hAnsi="Consolas" w:cs="Times New Roman"/>
+          <w:color w:val="E35535"/>
+          <w:sz w:val="21"/>
+          <w:szCs w:val="21"/>
+          <w:lang w:eastAsia="uk-UA"/>
+        </w:rPr>
+        <w:t>}</w:t>
+      </w:r>
+      <w:r>
+        <w:rPr>
+          <w:rFonts w:ascii="Consolas" w:eastAsia="Times New Roman" w:hAnsi="Consolas" w:cs="Times New Roman"/>
+          <w:color w:val="3CEC85"/>
+          <w:sz w:val="21"/>
+          <w:szCs w:val="21"/>
+          <w:lang w:eastAsia="uk-UA"/>
+        </w:rPr>
+        <w:t>"</w:t>
+      </w:r>
+      <w:r>
+        <w:rPr>
+          <w:rFonts w:ascii="Consolas" w:eastAsia="Times New Roman" w:hAnsi="Consolas" w:cs="Times New Roman"/>
+          <w:color w:val="D8DDE7"/>
+          <w:sz w:val="21"/>
+          <w:szCs w:val="21"/>
+          <w:lang w:eastAsia="uk-UA"/>
+        </w:rPr>
+        <w:t>)</w:t>
+      </w:r>
+    </w:p>
+    <w:p>
+      <w:pPr>
+        <w:shd w:val="clear" w:color="auto" w:fill="222A38"/>
+        <w:spacing w:after="0" w:line="285" w:lineRule="atLeast"/>
+        <w:rPr>
+          <w:rFonts w:ascii="Consolas" w:eastAsia="Times New Roman" w:hAnsi="Consolas" w:cs="Times New Roman"/>
+          <w:color w:val="D8DDE7"/>
+          <w:sz w:val="21"/>
+          <w:szCs w:val="21"/>
+          <w:lang w:eastAsia="uk-UA"/>
+        </w:rPr>
+      </w:pPr>
+      <w:r>
+        <w:rPr>
+          <w:rFonts w:ascii="Consolas" w:eastAsia="Times New Roman" w:hAnsi="Consolas" w:cs="Times New Roman"/>
+          <w:color w:val="B9C2D3"/>
+          <w:sz w:val="21"/>
+          <w:szCs w:val="21"/>
+          <w:lang w:eastAsia="uk-UA"/>
+        </w:rPr>
+        <w:t xml:space="preserve">        </w:t>
+      </w:r>
+    </w:p>
+    <w:p>
+      <w:pPr>
+        <w:shd w:val="clear" w:color="auto" w:fill="222A38"/>
+        <w:spacing w:after="0" w:line="285" w:lineRule="atLeast"/>
+        <w:rPr>
+          <w:rFonts w:ascii="Consolas" w:eastAsia="Times New Roman" w:hAnsi="Consolas" w:cs="Times New Roman"/>
+          <w:color w:val="D8DDE7"/>
+          <w:sz w:val="21"/>
+          <w:szCs w:val="21"/>
+          <w:lang w:eastAsia="uk-UA"/>
+        </w:rPr>
+      </w:pPr>
+      <w:r>
+        <w:rPr>
+          <w:rFonts w:ascii="Consolas" w:eastAsia="Times New Roman" w:hAnsi="Consolas" w:cs="Times New Roman"/>
+          <w:color w:val="B9C2D3"/>
+          <w:sz w:val="21"/>
+          <w:szCs w:val="21"/>
+          <w:lang w:eastAsia="uk-UA"/>
+        </w:rPr>
+        <w:t xml:space="preserve">    </w:t>
+      </w:r>
+      <w:proofErr w:type="spellStart"/>
+      <w:r>
+        <w:rPr>
+          <w:rFonts w:ascii="Consolas" w:eastAsia="Times New Roman" w:hAnsi="Consolas" w:cs="Times New Roman"/>
+          <w:color w:val="EACD61"/>
+          <w:sz w:val="21"/>
+          <w:szCs w:val="21"/>
+          <w:lang w:eastAsia="uk-UA"/>
+        </w:rPr>
+        <w:t>except</w:t>
+      </w:r>
+      <w:proofErr w:type="spellEnd"/>
+      <w:r>
+        <w:rPr>
+          <w:rFonts w:ascii="Consolas" w:eastAsia="Times New Roman" w:hAnsi="Consolas" w:cs="Times New Roman"/>
+          <w:color w:val="B9C2D3"/>
+          <w:sz w:val="21"/>
+          <w:szCs w:val="21"/>
+          <w:lang w:eastAsia="uk-UA"/>
+        </w:rPr>
+        <w:t xml:space="preserve"> </w:t>
+      </w:r>
+      <w:proofErr w:type="spellStart"/>
+      <w:r>
+        <w:rPr>
+          <w:rFonts w:ascii="Consolas" w:eastAsia="Times New Roman" w:hAnsi="Consolas" w:cs="Times New Roman"/>
+          <w:color w:val="B78AFF"/>
+          <w:sz w:val="21"/>
+          <w:szCs w:val="21"/>
+          <w:lang w:eastAsia="uk-UA"/>
+        </w:rPr>
+        <w:t>FileNotFoundError</w:t>
+      </w:r>
+      <w:proofErr w:type="spellEnd"/>
+      <w:r>
+        <w:rPr>
+          <w:rFonts w:ascii="Consolas" w:eastAsia="Times New Roman" w:hAnsi="Consolas" w:cs="Times New Roman"/>
+          <w:color w:val="D8DDE7"/>
+          <w:sz w:val="21"/>
+          <w:szCs w:val="21"/>
+          <w:lang w:eastAsia="uk-UA"/>
+        </w:rPr>
+        <w:t>:</w:t>
+      </w:r>
+    </w:p>
+    <w:p>
+      <w:pPr>
+        <w:shd w:val="clear" w:color="auto" w:fill="222A38"/>
+        <w:spacing w:after="0" w:line="285" w:lineRule="atLeast"/>
+        <w:rPr>
+          <w:rFonts w:ascii="Consolas" w:eastAsia="Times New Roman" w:hAnsi="Consolas" w:cs="Times New Roman"/>
+          <w:color w:val="D8DDE7"/>
+          <w:sz w:val="21"/>
+          <w:szCs w:val="21"/>
+          <w:lang w:eastAsia="uk-UA"/>
+        </w:rPr>
+      </w:pPr>
+      <w:r>
+        <w:rPr>
+          <w:rFonts w:ascii="Consolas" w:eastAsia="Times New Roman" w:hAnsi="Consolas" w:cs="Times New Roman"/>
+          <w:color w:val="B9C2D3"/>
+          <w:sz w:val="21"/>
+          <w:szCs w:val="21"/>
+          <w:lang w:eastAsia="uk-UA"/>
+        </w:rPr>
+        <w:t xml:space="preserve">        </w:t>
+      </w:r>
+      <w:proofErr w:type="spellStart"/>
+      <w:r>
+        <w:rPr>
+          <w:rFonts w:ascii="Consolas" w:eastAsia="Times New Roman" w:hAnsi="Consolas" w:cs="Times New Roman"/>
+          <w:color w:val="69C3FF"/>
+          <w:sz w:val="21"/>
+          <w:szCs w:val="21"/>
+          <w:lang w:eastAsia="uk-UA"/>
+        </w:rPr>
+        <w:t>print</w:t>
+      </w:r>
+      <w:proofErr w:type="spellEnd"/>
+      <w:r>
+        <w:rPr>
+          <w:rFonts w:ascii="Consolas" w:eastAsia="Times New Roman" w:hAnsi="Consolas" w:cs="Times New Roman"/>
+          <w:color w:val="D8DDE7"/>
+          <w:sz w:val="21"/>
+          <w:szCs w:val="21"/>
+          <w:lang w:eastAsia="uk-UA"/>
+        </w:rPr>
+        <w:t>(</w:t>
+      </w:r>
+      <w:r>
+        <w:rPr>
+          <w:rFonts w:ascii="Consolas" w:eastAsia="Times New Roman" w:hAnsi="Consolas" w:cs="Times New Roman"/>
+          <w:color w:val="B78AFF"/>
+          <w:sz w:val="21"/>
+          <w:szCs w:val="21"/>
+          <w:lang w:eastAsia="uk-UA"/>
+        </w:rPr>
+        <w:t>f</w:t>
+      </w:r>
+      <w:r>
+        <w:rPr>
+          <w:rFonts w:ascii="Consolas" w:eastAsia="Times New Roman" w:hAnsi="Consolas" w:cs="Times New Roman"/>
+          <w:color w:val="3CEC85"/>
+          <w:sz w:val="21"/>
+          <w:szCs w:val="21"/>
+          <w:lang w:eastAsia="uk-UA"/>
+        </w:rPr>
+        <w:t>"</w:t>
+      </w:r>
+      <w:r>
+        <w:rPr>
+          <w:rFonts w:ascii="Segoe UI Symbol" w:eastAsia="Times New Roman" w:hAnsi="Segoe UI Symbol" w:cs="Segoe UI Symbol"/>
+          <w:color w:val="3CEC85"/>
+          <w:sz w:val="21"/>
+          <w:szCs w:val="21"/>
+          <w:lang w:eastAsia="uk-UA"/>
+        </w:rPr>
+        <w:t>❌</w:t>
+      </w:r>
+      <w:r>
+        <w:rPr>
+          <w:rFonts w:ascii="Consolas" w:eastAsia="Times New Roman" w:hAnsi="Consolas" w:cs="Times New Roman"/>
+          <w:color w:val="3CEC85"/>
+          <w:sz w:val="21"/>
+          <w:szCs w:val="21"/>
+          <w:lang w:eastAsia="uk-UA"/>
+        </w:rPr>
+        <w:t xml:space="preserve"> </w:t>
+      </w:r>
+      <w:r>
+        <w:rPr>
+          <w:rFonts w:ascii="Consolas" w:eastAsia="Times New Roman" w:hAnsi="Consolas" w:cs="Consolas"/>
+          <w:color w:val="3CEC85"/>
+          <w:sz w:val="21"/>
+          <w:szCs w:val="21"/>
+          <w:lang w:eastAsia="uk-UA"/>
+        </w:rPr>
+        <w:t>Помилка</w:t>
+      </w:r>
+      <w:r>
+        <w:rPr>
+          <w:rFonts w:ascii="Consolas" w:eastAsia="Times New Roman" w:hAnsi="Consolas" w:cs="Times New Roman"/>
+          <w:color w:val="3CEC85"/>
+          <w:sz w:val="21"/>
+          <w:szCs w:val="21"/>
+          <w:lang w:eastAsia="uk-UA"/>
+        </w:rPr>
+        <w:t xml:space="preserve">: </w:t>
+      </w:r>
+      <w:r>
+        <w:rPr>
+          <w:rFonts w:ascii="Consolas" w:eastAsia="Times New Roman" w:hAnsi="Consolas" w:cs="Consolas"/>
+          <w:color w:val="3CEC85"/>
+          <w:sz w:val="21"/>
+          <w:szCs w:val="21"/>
+          <w:lang w:eastAsia="uk-UA"/>
+        </w:rPr>
+        <w:t>Файл</w:t>
+      </w:r>
+      <w:r>
+        <w:rPr>
+          <w:rFonts w:ascii="Consolas" w:eastAsia="Times New Roman" w:hAnsi="Consolas" w:cs="Times New Roman"/>
+          <w:color w:val="3CEC85"/>
+          <w:sz w:val="21"/>
+          <w:szCs w:val="21"/>
+          <w:lang w:eastAsia="uk-UA"/>
+        </w:rPr>
+        <w:t xml:space="preserve"> '</w:t>
+      </w:r>
+      <w:r>
+        <w:rPr>
+          <w:rFonts w:ascii="Consolas" w:eastAsia="Times New Roman" w:hAnsi="Consolas" w:cs="Times New Roman"/>
+          <w:color w:val="E35535"/>
+          <w:sz w:val="21"/>
+          <w:szCs w:val="21"/>
+          <w:lang w:eastAsia="uk-UA"/>
+        </w:rPr>
+        <w:t>{</w:t>
+      </w:r>
+      <w:proofErr w:type="spellStart"/>
+      <w:r>
+        <w:rPr>
+          <w:rFonts w:ascii="Consolas" w:eastAsia="Times New Roman" w:hAnsi="Consolas" w:cs="Times New Roman"/>
+          <w:color w:val="F38CEC"/>
+          <w:sz w:val="21"/>
+          <w:szCs w:val="21"/>
+          <w:lang w:eastAsia="uk-UA"/>
+        </w:rPr>
+        <w:t>filename</w:t>
+      </w:r>
+      <w:proofErr w:type="spellEnd"/>
+      <w:r>
+        <w:rPr>
+          <w:rFonts w:ascii="Consolas" w:eastAsia="Times New Roman" w:hAnsi="Consolas" w:cs="Times New Roman"/>
+          <w:color w:val="E35535"/>
+          <w:sz w:val="21"/>
+          <w:szCs w:val="21"/>
+          <w:lang w:eastAsia="uk-UA"/>
+        </w:rPr>
+        <w:t>}</w:t>
+      </w:r>
+      <w:r>
+        <w:rPr>
+          <w:rFonts w:ascii="Consolas" w:eastAsia="Times New Roman" w:hAnsi="Consolas" w:cs="Times New Roman"/>
+          <w:color w:val="3CEC85"/>
+          <w:sz w:val="21"/>
+          <w:szCs w:val="21"/>
+          <w:lang w:eastAsia="uk-UA"/>
+        </w:rPr>
+        <w:t>' не знайдено."</w:t>
+      </w:r>
+      <w:r>
+        <w:rPr>
+          <w:rFonts w:ascii="Consolas" w:eastAsia="Times New Roman" w:hAnsi="Consolas" w:cs="Times New Roman"/>
+          <w:color w:val="D8DDE7"/>
+          <w:sz w:val="21"/>
+          <w:szCs w:val="21"/>
+          <w:lang w:eastAsia="uk-UA"/>
+        </w:rPr>
+        <w:t>)</w:t>
+      </w:r>
+    </w:p>
+    <w:p>
+      <w:pPr>
+        <w:shd w:val="clear" w:color="auto" w:fill="222A38"/>
+        <w:spacing w:after="240" w:line="285" w:lineRule="atLeast"/>
+        <w:rPr>
+          <w:rFonts w:ascii="Consolas" w:eastAsia="Times New Roman" w:hAnsi="Consolas" w:cs="Times New Roman"/>
+          <w:color w:val="D8DDE7"/>
+          <w:sz w:val="21"/>
+          <w:szCs w:val="21"/>
+          <w:lang w:eastAsia="uk-UA"/>
+        </w:rPr>
+      </w:pPr>
+    </w:p>
+    <w:p>
+      <w:pPr>
+        <w:shd w:val="clear" w:color="auto" w:fill="222A38"/>
+        <w:spacing w:after="0" w:line="285" w:lineRule="atLeast"/>
+        <w:rPr>
+          <w:rFonts w:ascii="Consolas" w:eastAsia="Times New Roman" w:hAnsi="Consolas" w:cs="Times New Roman"/>
+          <w:color w:val="D8DDE7"/>
+          <w:sz w:val="21"/>
+          <w:szCs w:val="21"/>
+          <w:lang w:eastAsia="uk-UA"/>
+        </w:rPr>
+      </w:pPr>
+      <w:proofErr w:type="spellStart"/>
+      <w:r>
+        <w:rPr>
+          <w:rFonts w:ascii="Consolas" w:eastAsia="Times New Roman" w:hAnsi="Consolas" w:cs="Times New Roman"/>
+          <w:color w:val="EACD61"/>
+          <w:sz w:val="21"/>
+          <w:szCs w:val="21"/>
+          <w:lang w:eastAsia="uk-UA"/>
+        </w:rPr>
+        <w:t>if</w:t>
+      </w:r>
+      <w:proofErr w:type="spellEnd"/>
+      <w:r>
+        <w:rPr>
+          <w:rFonts w:ascii="Consolas" w:eastAsia="Times New Roman" w:hAnsi="Consolas" w:cs="Times New Roman"/>
+          <w:color w:val="B9C2D3"/>
+          <w:sz w:val="21"/>
+          <w:szCs w:val="21"/>
+          <w:lang w:eastAsia="uk-UA"/>
+        </w:rPr>
+        <w:t xml:space="preserve"> </w:t>
+      </w:r>
+      <w:r>
+        <w:rPr>
+          <w:rFonts w:ascii="Consolas" w:eastAsia="Times New Roman" w:hAnsi="Consolas" w:cs="Times New Roman"/>
+          <w:color w:val="FF738A"/>
+          <w:sz w:val="21"/>
+          <w:szCs w:val="21"/>
+          <w:lang w:eastAsia="uk-UA"/>
+        </w:rPr>
+        <w:t>__</w:t>
+      </w:r>
+      <w:proofErr w:type="spellStart"/>
+      <w:r>
+        <w:rPr>
+          <w:rFonts w:ascii="Consolas" w:eastAsia="Times New Roman" w:hAnsi="Consolas" w:cs="Times New Roman"/>
+          <w:color w:val="FF738A"/>
+          <w:sz w:val="21"/>
+          <w:szCs w:val="21"/>
+          <w:lang w:eastAsia="uk-UA"/>
+        </w:rPr>
+        <w:t>name</w:t>
+      </w:r>
+      <w:proofErr w:type="spellEnd"/>
+      <w:r>
+        <w:rPr>
+          <w:rFonts w:ascii="Consolas" w:eastAsia="Times New Roman" w:hAnsi="Consolas" w:cs="Times New Roman"/>
+          <w:color w:val="FF738A"/>
+          <w:sz w:val="21"/>
+          <w:szCs w:val="21"/>
+          <w:lang w:eastAsia="uk-UA"/>
+        </w:rPr>
+        <w:t>__</w:t>
+      </w:r>
+      <w:r>
+        <w:rPr>
+          <w:rFonts w:ascii="Consolas" w:eastAsia="Times New Roman" w:hAnsi="Consolas" w:cs="Times New Roman"/>
+          <w:color w:val="B9C2D3"/>
+          <w:sz w:val="21"/>
+          <w:szCs w:val="21"/>
+          <w:lang w:eastAsia="uk-UA"/>
+        </w:rPr>
+        <w:t xml:space="preserve"> </w:t>
+      </w:r>
+      <w:r>
+        <w:rPr>
+          <w:rFonts w:ascii="Consolas" w:eastAsia="Times New Roman" w:hAnsi="Consolas" w:cs="Times New Roman"/>
+          <w:color w:val="EACD61"/>
+          <w:sz w:val="21"/>
+          <w:szCs w:val="21"/>
+          <w:lang w:eastAsia="uk-UA"/>
+        </w:rPr>
+        <w:t>==</w:t>
+      </w:r>
+      <w:r>
+        <w:rPr>
+          <w:rFonts w:ascii="Consolas" w:eastAsia="Times New Roman" w:hAnsi="Consolas" w:cs="Times New Roman"/>
+          <w:color w:val="B9C2D3"/>
+          <w:sz w:val="21"/>
+          <w:szCs w:val="21"/>
+          <w:lang w:eastAsia="uk-UA"/>
+        </w:rPr>
+        <w:t xml:space="preserve"> </w:t>
+      </w:r>
+      <w:r>
+        <w:rPr>
+          <w:rFonts w:ascii="Consolas" w:eastAsia="Times New Roman" w:hAnsi="Consolas" w:cs="Times New Roman"/>
+          <w:color w:val="3CEC85"/>
+          <w:sz w:val="21"/>
+          <w:szCs w:val="21"/>
+          <w:lang w:eastAsia="uk-UA"/>
+        </w:rPr>
+        <w:t>"__</w:t>
+      </w:r>
+      <w:proofErr w:type="spellStart"/>
+      <w:r>
+        <w:rPr>
+          <w:rFonts w:ascii="Consolas" w:eastAsia="Times New Roman" w:hAnsi="Consolas" w:cs="Times New Roman"/>
+          <w:color w:val="3CEC85"/>
+          <w:sz w:val="21"/>
+          <w:szCs w:val="21"/>
+          <w:lang w:eastAsia="uk-UA"/>
+        </w:rPr>
+        <w:t>main</w:t>
+      </w:r>
+      <w:proofErr w:type="spellEnd"/>
+      <w:r>
+        <w:rPr>
+          <w:rFonts w:ascii="Consolas" w:eastAsia="Times New Roman" w:hAnsi="Consolas" w:cs="Times New Roman"/>
+          <w:color w:val="3CEC85"/>
+          <w:sz w:val="21"/>
+          <w:szCs w:val="21"/>
+          <w:lang w:eastAsia="uk-UA"/>
+        </w:rPr>
+        <w:t>__"</w:t>
+      </w:r>
+      <w:r>
+        <w:rPr>
+          <w:rFonts w:ascii="Consolas" w:eastAsia="Times New Roman" w:hAnsi="Consolas" w:cs="Times New Roman"/>
+          <w:color w:val="D8DDE7"/>
+          <w:sz w:val="21"/>
+          <w:szCs w:val="21"/>
+          <w:lang w:eastAsia="uk-UA"/>
+        </w:rPr>
+        <w:t>:</w:t>
+      </w:r>
+    </w:p>
+    <w:p>
+      <w:pPr>
+        <w:shd w:val="clear" w:color="auto" w:fill="222A38"/>
+        <w:spacing w:after="0" w:line="285" w:lineRule="atLeast"/>
+        <w:rPr>
+          <w:rFonts w:ascii="Consolas" w:eastAsia="Times New Roman" w:hAnsi="Consolas" w:cs="Times New Roman"/>
+          <w:color w:val="D8DDE7"/>
+          <w:sz w:val="21"/>
+          <w:szCs w:val="21"/>
+          <w:lang w:eastAsia="uk-UA"/>
+        </w:rPr>
+      </w:pPr>
+      <w:r>
+        <w:rPr>
+          <w:rFonts w:ascii="Consolas" w:eastAsia="Times New Roman" w:hAnsi="Consolas" w:cs="Times New Roman"/>
+          <w:color w:val="B9C2D3"/>
+          <w:sz w:val="21"/>
+          <w:szCs w:val="21"/>
+          <w:lang w:eastAsia="uk-UA"/>
+        </w:rPr>
+        <w:t xml:space="preserve">    </w:t>
+      </w:r>
+      <w:r>
+        <w:rPr>
+          <w:rFonts w:ascii="Consolas" w:eastAsia="Times New Roman" w:hAnsi="Consolas" w:cs="Times New Roman"/>
+          <w:i/>
+          <w:iCs/>
+          <w:color w:val="536686"/>
+          <w:sz w:val="21"/>
+          <w:szCs w:val="21"/>
+          <w:lang w:eastAsia="uk-UA"/>
+        </w:rPr>
+        <w:t># Демонстрація хешування звичайного тексту</w:t>
+      </w:r>
+    </w:p>
+    <w:p>
+      <w:pPr>
+        <w:shd w:val="clear" w:color="auto" w:fill="222A38"/>
+        <w:spacing w:after="0" w:line="285" w:lineRule="atLeast"/>
+        <w:rPr>
+          <w:rFonts w:ascii="Consolas" w:eastAsia="Times New Roman" w:hAnsi="Consolas" w:cs="Times New Roman"/>
+          <w:color w:val="D8DDE7"/>
+          <w:sz w:val="21"/>
+          <w:szCs w:val="21"/>
+          <w:lang w:eastAsia="uk-UA"/>
+        </w:rPr>
+      </w:pPr>
+      <w:r>
+        <w:rPr>
+          <w:rFonts w:ascii="Consolas" w:eastAsia="Times New Roman" w:hAnsi="Consolas" w:cs="Times New Roman"/>
+          <w:color w:val="B9C2D3"/>
+          <w:sz w:val="21"/>
+          <w:szCs w:val="21"/>
+          <w:lang w:eastAsia="uk-UA"/>
+        </w:rPr>
+        <w:t xml:space="preserve">    </w:t>
+      </w:r>
+      <w:proofErr w:type="spellStart"/>
+      <w:r>
+        <w:rPr>
+          <w:rFonts w:ascii="Consolas" w:eastAsia="Times New Roman" w:hAnsi="Consolas" w:cs="Times New Roman"/>
+          <w:color w:val="69C3FF"/>
+          <w:sz w:val="21"/>
+          <w:szCs w:val="21"/>
+          <w:lang w:eastAsia="uk-UA"/>
+        </w:rPr>
+        <w:t>hash_text_demo</w:t>
+      </w:r>
+      <w:proofErr w:type="spellEnd"/>
+      <w:r>
+        <w:rPr>
+          <w:rFonts w:ascii="Consolas" w:eastAsia="Times New Roman" w:hAnsi="Consolas" w:cs="Times New Roman"/>
+          <w:color w:val="D8DDE7"/>
+          <w:sz w:val="21"/>
+          <w:szCs w:val="21"/>
+          <w:lang w:eastAsia="uk-UA"/>
+        </w:rPr>
+        <w:t>()</w:t>
+      </w:r>
+    </w:p>
+    <w:p>
+      <w:pPr>
+        <w:shd w:val="clear" w:color="auto" w:fill="222A38"/>
+        <w:spacing w:after="0" w:line="285" w:lineRule="atLeast"/>
+        <w:rPr>
+          <w:rFonts w:ascii="Consolas" w:eastAsia="Times New Roman" w:hAnsi="Consolas" w:cs="Times New Roman"/>
+          <w:color w:val="D8DDE7"/>
+          <w:sz w:val="21"/>
+          <w:szCs w:val="21"/>
+          <w:lang w:eastAsia="uk-UA"/>
+        </w:rPr>
+      </w:pPr>
+      <w:r>
+        <w:rPr>
+          <w:rFonts w:ascii="Consolas" w:eastAsia="Times New Roman" w:hAnsi="Consolas" w:cs="Times New Roman"/>
+          <w:color w:val="B9C2D3"/>
+          <w:sz w:val="21"/>
+          <w:szCs w:val="21"/>
+          <w:lang w:eastAsia="uk-UA"/>
+        </w:rPr>
+        <w:t xml:space="preserve">    </w:t>
+      </w:r>
+    </w:p>
+    <w:p>
+      <w:pPr>
+        <w:shd w:val="clear" w:color="auto" w:fill="222A38"/>
+        <w:spacing w:after="0" w:line="285" w:lineRule="atLeast"/>
+        <w:rPr>
+          <w:rFonts w:ascii="Consolas" w:eastAsia="Times New Roman" w:hAnsi="Consolas" w:cs="Times New Roman"/>
+          <w:color w:val="D8DDE7"/>
+          <w:sz w:val="21"/>
+          <w:szCs w:val="21"/>
+          <w:lang w:eastAsia="uk-UA"/>
+        </w:rPr>
+      </w:pPr>
+      <w:r>
+        <w:rPr>
+          <w:rFonts w:ascii="Consolas" w:eastAsia="Times New Roman" w:hAnsi="Consolas" w:cs="Times New Roman"/>
+          <w:color w:val="B9C2D3"/>
+          <w:sz w:val="21"/>
+          <w:szCs w:val="21"/>
+          <w:lang w:eastAsia="uk-UA"/>
+        </w:rPr>
+        <w:t xml:space="preserve">    </w:t>
+      </w:r>
+      <w:r>
+        <w:rPr>
+          <w:rFonts w:ascii="Consolas" w:eastAsia="Times New Roman" w:hAnsi="Consolas" w:cs="Times New Roman"/>
+          <w:i/>
+          <w:iCs/>
+          <w:color w:val="536686"/>
+          <w:sz w:val="21"/>
+          <w:szCs w:val="21"/>
+          <w:lang w:eastAsia="uk-UA"/>
+        </w:rPr>
+        <w:t># Виконання пункту 6: створюємо тестовий файл</w:t>
+      </w:r>
+    </w:p>
+    <w:p>
+      <w:pPr>
+        <w:shd w:val="clear" w:color="auto" w:fill="222A38"/>
+        <w:spacing w:after="0" w:line="285" w:lineRule="atLeast"/>
+        <w:rPr>
+          <w:rFonts w:ascii="Consolas" w:eastAsia="Times New Roman" w:hAnsi="Consolas" w:cs="Times New Roman"/>
+          <w:color w:val="D8DDE7"/>
+          <w:sz w:val="21"/>
+          <w:szCs w:val="21"/>
+          <w:lang w:eastAsia="uk-UA"/>
+        </w:rPr>
+      </w:pPr>
+      <w:r>
+        <w:rPr>
+          <w:rFonts w:ascii="Consolas" w:eastAsia="Times New Roman" w:hAnsi="Consolas" w:cs="Times New Roman"/>
+          <w:color w:val="B9C2D3"/>
+          <w:sz w:val="21"/>
+          <w:szCs w:val="21"/>
+          <w:lang w:eastAsia="uk-UA"/>
+        </w:rPr>
+        <w:t xml:space="preserve">    </w:t>
+      </w:r>
+      <w:proofErr w:type="spellStart"/>
+      <w:r>
+        <w:rPr>
+          <w:rFonts w:ascii="Consolas" w:eastAsia="Times New Roman" w:hAnsi="Consolas" w:cs="Times New Roman"/>
+          <w:color w:val="FF738A"/>
+          <w:sz w:val="21"/>
+          <w:szCs w:val="21"/>
+          <w:lang w:eastAsia="uk-UA"/>
+        </w:rPr>
+        <w:t>test_file</w:t>
+      </w:r>
+      <w:proofErr w:type="spellEnd"/>
+      <w:r>
+        <w:rPr>
+          <w:rFonts w:ascii="Consolas" w:eastAsia="Times New Roman" w:hAnsi="Consolas" w:cs="Times New Roman"/>
+          <w:color w:val="B9C2D3"/>
+          <w:sz w:val="21"/>
+          <w:szCs w:val="21"/>
+          <w:lang w:eastAsia="uk-UA"/>
+        </w:rPr>
+        <w:t xml:space="preserve"> </w:t>
+      </w:r>
+      <w:r>
+        <w:rPr>
+          <w:rFonts w:ascii="Consolas" w:eastAsia="Times New Roman" w:hAnsi="Consolas" w:cs="Times New Roman"/>
+          <w:color w:val="EACD61"/>
+          <w:sz w:val="21"/>
+          <w:szCs w:val="21"/>
+          <w:lang w:eastAsia="uk-UA"/>
+        </w:rPr>
+        <w:t>=</w:t>
+      </w:r>
+      <w:r>
+        <w:rPr>
+          <w:rFonts w:ascii="Consolas" w:eastAsia="Times New Roman" w:hAnsi="Consolas" w:cs="Times New Roman"/>
+          <w:color w:val="B9C2D3"/>
+          <w:sz w:val="21"/>
+          <w:szCs w:val="21"/>
+          <w:lang w:eastAsia="uk-UA"/>
+        </w:rPr>
+        <w:t xml:space="preserve"> </w:t>
+      </w:r>
+      <w:r>
+        <w:rPr>
+          <w:rFonts w:ascii="Consolas" w:eastAsia="Times New Roman" w:hAnsi="Consolas" w:cs="Times New Roman"/>
+          <w:color w:val="3CEC85"/>
+          <w:sz w:val="21"/>
+          <w:szCs w:val="21"/>
+          <w:lang w:eastAsia="uk-UA"/>
+        </w:rPr>
+        <w:t>"my_secret_data.txt"</w:t>
+      </w:r>
+    </w:p>
+    <w:p>
+      <w:pPr>
+        <w:shd w:val="clear" w:color="auto" w:fill="222A38"/>
+        <w:spacing w:after="0" w:line="285" w:lineRule="atLeast"/>
+        <w:rPr>
+          <w:rFonts w:ascii="Consolas" w:eastAsia="Times New Roman" w:hAnsi="Consolas" w:cs="Times New Roman"/>
+          <w:color w:val="D8DDE7"/>
+          <w:sz w:val="21"/>
+          <w:szCs w:val="21"/>
+          <w:lang w:eastAsia="uk-UA"/>
+        </w:rPr>
+      </w:pPr>
+      <w:r>
+        <w:rPr>
+          <w:rFonts w:ascii="Consolas" w:eastAsia="Times New Roman" w:hAnsi="Consolas" w:cs="Times New Roman"/>
+          <w:color w:val="B9C2D3"/>
+          <w:sz w:val="21"/>
+          <w:szCs w:val="21"/>
+          <w:lang w:eastAsia="uk-UA"/>
+        </w:rPr>
+        <w:t xml:space="preserve">    </w:t>
+      </w:r>
+      <w:proofErr w:type="spellStart"/>
+      <w:r>
+        <w:rPr>
+          <w:rFonts w:ascii="Consolas" w:eastAsia="Times New Roman" w:hAnsi="Consolas" w:cs="Times New Roman"/>
+          <w:color w:val="EACD61"/>
+          <w:sz w:val="21"/>
+          <w:szCs w:val="21"/>
+          <w:lang w:eastAsia="uk-UA"/>
+        </w:rPr>
+        <w:t>with</w:t>
+      </w:r>
+      <w:proofErr w:type="spellEnd"/>
+      <w:r>
+        <w:rPr>
+          <w:rFonts w:ascii="Consolas" w:eastAsia="Times New Roman" w:hAnsi="Consolas" w:cs="Times New Roman"/>
+          <w:color w:val="B9C2D3"/>
+          <w:sz w:val="21"/>
+          <w:szCs w:val="21"/>
+          <w:lang w:eastAsia="uk-UA"/>
+        </w:rPr>
+        <w:t xml:space="preserve"> </w:t>
+      </w:r>
+      <w:proofErr w:type="spellStart"/>
+      <w:r>
+        <w:rPr>
+          <w:rFonts w:ascii="Consolas" w:eastAsia="Times New Roman" w:hAnsi="Consolas" w:cs="Times New Roman"/>
+          <w:color w:val="69C3FF"/>
+          <w:sz w:val="21"/>
+          <w:szCs w:val="21"/>
+          <w:lang w:eastAsia="uk-UA"/>
+        </w:rPr>
+        <w:t>open</w:t>
+      </w:r>
+      <w:proofErr w:type="spellEnd"/>
+      <w:r>
+        <w:rPr>
+          <w:rFonts w:ascii="Consolas" w:eastAsia="Times New Roman" w:hAnsi="Consolas" w:cs="Times New Roman"/>
+          <w:color w:val="D8DDE7"/>
+          <w:sz w:val="21"/>
+          <w:szCs w:val="21"/>
+          <w:lang w:eastAsia="uk-UA"/>
+        </w:rPr>
+        <w:t>(</w:t>
+      </w:r>
+      <w:proofErr w:type="spellStart"/>
+      <w:r>
+        <w:rPr>
+          <w:rFonts w:ascii="Consolas" w:eastAsia="Times New Roman" w:hAnsi="Consolas" w:cs="Times New Roman"/>
+          <w:color w:val="FF738A"/>
+          <w:sz w:val="21"/>
+          <w:szCs w:val="21"/>
+          <w:lang w:eastAsia="uk-UA"/>
+        </w:rPr>
+        <w:t>test_file</w:t>
+      </w:r>
+      <w:proofErr w:type="spellEnd"/>
+      <w:r>
+        <w:rPr>
+          <w:rFonts w:ascii="Consolas" w:eastAsia="Times New Roman" w:hAnsi="Consolas" w:cs="Times New Roman"/>
+          <w:color w:val="D8DDE7"/>
+          <w:sz w:val="21"/>
+          <w:szCs w:val="21"/>
+          <w:lang w:eastAsia="uk-UA"/>
+        </w:rPr>
+        <w:t>,</w:t>
+      </w:r>
+      <w:r>
+        <w:rPr>
+          <w:rFonts w:ascii="Consolas" w:eastAsia="Times New Roman" w:hAnsi="Consolas" w:cs="Times New Roman"/>
+          <w:color w:val="69C3FF"/>
+          <w:sz w:val="21"/>
+          <w:szCs w:val="21"/>
+          <w:lang w:eastAsia="uk-UA"/>
+        </w:rPr>
+        <w:t xml:space="preserve"> </w:t>
+      </w:r>
+      <w:r>
+        <w:rPr>
+          <w:rFonts w:ascii="Consolas" w:eastAsia="Times New Roman" w:hAnsi="Consolas" w:cs="Times New Roman"/>
+          <w:color w:val="3CEC85"/>
+          <w:sz w:val="21"/>
+          <w:szCs w:val="21"/>
+          <w:lang w:eastAsia="uk-UA"/>
+        </w:rPr>
+        <w:t>"w"</w:t>
+      </w:r>
+      <w:r>
+        <w:rPr>
+          <w:rFonts w:ascii="Consolas" w:eastAsia="Times New Roman" w:hAnsi="Consolas" w:cs="Times New Roman"/>
+          <w:color w:val="D8DDE7"/>
+          <w:sz w:val="21"/>
+          <w:szCs w:val="21"/>
+          <w:lang w:eastAsia="uk-UA"/>
+        </w:rPr>
+        <w:t>,</w:t>
+      </w:r>
+      <w:r>
+        <w:rPr>
+          <w:rFonts w:ascii="Consolas" w:eastAsia="Times New Roman" w:hAnsi="Consolas" w:cs="Times New Roman"/>
+          <w:color w:val="69C3FF"/>
+          <w:sz w:val="21"/>
+          <w:szCs w:val="21"/>
+          <w:lang w:eastAsia="uk-UA"/>
+        </w:rPr>
+        <w:t xml:space="preserve"> </w:t>
+      </w:r>
+      <w:proofErr w:type="spellStart"/>
+      <w:r>
+        <w:rPr>
+          <w:rFonts w:ascii="Consolas" w:eastAsia="Times New Roman" w:hAnsi="Consolas" w:cs="Times New Roman"/>
+          <w:color w:val="F38CEC"/>
+          <w:sz w:val="21"/>
+          <w:szCs w:val="21"/>
+          <w:lang w:eastAsia="uk-UA"/>
+        </w:rPr>
+        <w:t>encoding</w:t>
+      </w:r>
+      <w:proofErr w:type="spellEnd"/>
+      <w:r>
+        <w:rPr>
+          <w:rFonts w:ascii="Consolas" w:eastAsia="Times New Roman" w:hAnsi="Consolas" w:cs="Times New Roman"/>
+          <w:color w:val="EACD61"/>
+          <w:sz w:val="21"/>
+          <w:szCs w:val="21"/>
+          <w:lang w:eastAsia="uk-UA"/>
+        </w:rPr>
+        <w:t>=</w:t>
+      </w:r>
+      <w:r>
+        <w:rPr>
+          <w:rFonts w:ascii="Consolas" w:eastAsia="Times New Roman" w:hAnsi="Consolas" w:cs="Times New Roman"/>
+          <w:color w:val="3CEC85"/>
+          <w:sz w:val="21"/>
+          <w:szCs w:val="21"/>
+          <w:lang w:eastAsia="uk-UA"/>
+        </w:rPr>
+        <w:t>"utf-8"</w:t>
+      </w:r>
+      <w:r>
+        <w:rPr>
+          <w:rFonts w:ascii="Consolas" w:eastAsia="Times New Roman" w:hAnsi="Consolas" w:cs="Times New Roman"/>
+          <w:color w:val="D8DDE7"/>
+          <w:sz w:val="21"/>
+          <w:szCs w:val="21"/>
+          <w:lang w:eastAsia="uk-UA"/>
+        </w:rPr>
+        <w:t>)</w:t>
+      </w:r>
+      <w:r>
+        <w:rPr>
+          <w:rFonts w:ascii="Consolas" w:eastAsia="Times New Roman" w:hAnsi="Consolas" w:cs="Times New Roman"/>
+          <w:color w:val="B9C2D3"/>
+          <w:sz w:val="21"/>
+          <w:szCs w:val="21"/>
+          <w:lang w:eastAsia="uk-UA"/>
+        </w:rPr>
+        <w:t xml:space="preserve"> </w:t>
+      </w:r>
+      <w:proofErr w:type="spellStart"/>
+      <w:r>
+        <w:rPr>
+          <w:rFonts w:ascii="Consolas" w:eastAsia="Times New Roman" w:hAnsi="Consolas" w:cs="Times New Roman"/>
+          <w:color w:val="EACD61"/>
+          <w:sz w:val="21"/>
+          <w:szCs w:val="21"/>
+          <w:lang w:eastAsia="uk-UA"/>
+        </w:rPr>
+        <w:t>as</w:t>
+      </w:r>
+      <w:proofErr w:type="spellEnd"/>
+      <w:r>
+        <w:rPr>
+          <w:rFonts w:ascii="Consolas" w:eastAsia="Times New Roman" w:hAnsi="Consolas" w:cs="Times New Roman"/>
+          <w:color w:val="B9C2D3"/>
+          <w:sz w:val="21"/>
+          <w:szCs w:val="21"/>
+          <w:lang w:eastAsia="uk-UA"/>
+        </w:rPr>
+        <w:t xml:space="preserve"> </w:t>
+      </w:r>
+      <w:r>
+        <w:rPr>
+          <w:rFonts w:ascii="Consolas" w:eastAsia="Times New Roman" w:hAnsi="Consolas" w:cs="Times New Roman"/>
+          <w:color w:val="FF738A"/>
+          <w:sz w:val="21"/>
+          <w:szCs w:val="21"/>
+          <w:lang w:eastAsia="uk-UA"/>
+        </w:rPr>
+        <w:t>file</w:t>
+      </w:r>
+      <w:r>
+        <w:rPr>
+          <w:rFonts w:ascii="Consolas" w:eastAsia="Times New Roman" w:hAnsi="Consolas" w:cs="Times New Roman"/>
+          <w:color w:val="D8DDE7"/>
+          <w:sz w:val="21"/>
+          <w:szCs w:val="21"/>
+          <w:lang w:eastAsia="uk-UA"/>
+        </w:rPr>
+        <w:t>:</w:t>
+      </w:r>
+    </w:p>
+    <w:p>
+      <w:pPr>
+        <w:shd w:val="clear" w:color="auto" w:fill="222A38"/>
+        <w:spacing w:after="0" w:line="285" w:lineRule="atLeast"/>
+        <w:rPr>
+          <w:rFonts w:ascii="Consolas" w:eastAsia="Times New Roman" w:hAnsi="Consolas" w:cs="Times New Roman"/>
+          <w:color w:val="D8DDE7"/>
+          <w:sz w:val="21"/>
+          <w:szCs w:val="21"/>
+          <w:lang w:eastAsia="uk-UA"/>
+        </w:rPr>
+      </w:pPr>
+      <w:r>
+        <w:rPr>
+          <w:rFonts w:ascii="Consolas" w:eastAsia="Times New Roman" w:hAnsi="Consolas" w:cs="Times New Roman"/>
+          <w:color w:val="B9C2D3"/>
+          <w:sz w:val="21"/>
+          <w:szCs w:val="21"/>
+          <w:lang w:eastAsia="uk-UA"/>
+        </w:rPr>
+        <w:t xml:space="preserve">        </w:t>
+      </w:r>
+      <w:proofErr w:type="spellStart"/>
+      <w:r>
+        <w:rPr>
+          <w:rFonts w:ascii="Consolas" w:eastAsia="Times New Roman" w:hAnsi="Consolas" w:cs="Times New Roman"/>
+          <w:color w:val="FF738A"/>
+          <w:sz w:val="21"/>
+          <w:szCs w:val="21"/>
+          <w:lang w:eastAsia="uk-UA"/>
+        </w:rPr>
+        <w:t>file</w:t>
+      </w:r>
+      <w:r>
+        <w:rPr>
+          <w:rFonts w:ascii="Consolas" w:eastAsia="Times New Roman" w:hAnsi="Consolas" w:cs="Times New Roman"/>
+          <w:color w:val="D8DDE7"/>
+          <w:sz w:val="21"/>
+          <w:szCs w:val="21"/>
+          <w:lang w:eastAsia="uk-UA"/>
+        </w:rPr>
+        <w:t>.</w:t>
+      </w:r>
+      <w:r>
+        <w:rPr>
+          <w:rFonts w:ascii="Consolas" w:eastAsia="Times New Roman" w:hAnsi="Consolas" w:cs="Times New Roman"/>
+          <w:color w:val="69C3FF"/>
+          <w:sz w:val="21"/>
+          <w:szCs w:val="21"/>
+          <w:lang w:eastAsia="uk-UA"/>
+        </w:rPr>
+        <w:t>write</w:t>
+      </w:r>
+      <w:proofErr w:type="spellEnd"/>
+      <w:r>
+        <w:rPr>
+          <w:rFonts w:ascii="Consolas" w:eastAsia="Times New Roman" w:hAnsi="Consolas" w:cs="Times New Roman"/>
+          <w:color w:val="D8DDE7"/>
+          <w:sz w:val="21"/>
+          <w:szCs w:val="21"/>
+          <w:lang w:eastAsia="uk-UA"/>
+        </w:rPr>
+        <w:t>(</w:t>
+      </w:r>
+      <w:r>
+        <w:rPr>
+          <w:rFonts w:ascii="Consolas" w:eastAsia="Times New Roman" w:hAnsi="Consolas" w:cs="Times New Roman"/>
+          <w:color w:val="3CEC85"/>
+          <w:sz w:val="21"/>
+          <w:szCs w:val="21"/>
+          <w:lang w:eastAsia="uk-UA"/>
+        </w:rPr>
+        <w:t>"Це дуже важливий текст для перевірки цілісності даних."</w:t>
+      </w:r>
+      <w:r>
+        <w:rPr>
+          <w:rFonts w:ascii="Consolas" w:eastAsia="Times New Roman" w:hAnsi="Consolas" w:cs="Times New Roman"/>
+          <w:color w:val="D8DDE7"/>
+          <w:sz w:val="21"/>
+          <w:szCs w:val="21"/>
+          <w:lang w:eastAsia="uk-UA"/>
+        </w:rPr>
+        <w:t>)</w:t>
+      </w:r>
+    </w:p>
+    <w:p>
+      <w:pPr>
+        <w:shd w:val="clear" w:color="auto" w:fill="222A38"/>
+        <w:spacing w:after="0" w:line="285" w:lineRule="atLeast"/>
+        <w:rPr>
+          <w:rFonts w:ascii="Consolas" w:eastAsia="Times New Roman" w:hAnsi="Consolas" w:cs="Times New Roman"/>
+          <w:color w:val="D8DDE7"/>
+          <w:sz w:val="21"/>
+          <w:szCs w:val="21"/>
+          <w:lang w:eastAsia="uk-UA"/>
+        </w:rPr>
+      </w:pPr>
+      <w:r>
+        <w:rPr>
+          <w:rFonts w:ascii="Consolas" w:eastAsia="Times New Roman" w:hAnsi="Consolas" w:cs="Times New Roman"/>
+          <w:color w:val="B9C2D3"/>
+          <w:sz w:val="21"/>
+          <w:szCs w:val="21"/>
+          <w:lang w:eastAsia="uk-UA"/>
+        </w:rPr>
+        <w:t xml:space="preserve">        </w:t>
+      </w:r>
+    </w:p>
+    <w:p>
+      <w:pPr>
+        <w:shd w:val="clear" w:color="auto" w:fill="222A38"/>
+        <w:spacing w:after="0" w:line="285" w:lineRule="atLeast"/>
+        <w:rPr>
+          <w:rFonts w:ascii="Consolas" w:eastAsia="Times New Roman" w:hAnsi="Consolas" w:cs="Times New Roman"/>
+          <w:color w:val="D8DDE7"/>
+          <w:sz w:val="21"/>
+          <w:szCs w:val="21"/>
+          <w:lang w:eastAsia="uk-UA"/>
+        </w:rPr>
+      </w:pPr>
+      <w:r>
+        <w:rPr>
+          <w:rFonts w:ascii="Consolas" w:eastAsia="Times New Roman" w:hAnsi="Consolas" w:cs="Times New Roman"/>
+          <w:color w:val="B9C2D3"/>
+          <w:sz w:val="21"/>
+          <w:szCs w:val="21"/>
+          <w:lang w:eastAsia="uk-UA"/>
+        </w:rPr>
+        <w:t xml:space="preserve">    </w:t>
+      </w:r>
+      <w:r>
+        <w:rPr>
+          <w:rFonts w:ascii="Consolas" w:eastAsia="Times New Roman" w:hAnsi="Consolas" w:cs="Times New Roman"/>
+          <w:i/>
+          <w:iCs/>
+          <w:color w:val="536686"/>
+          <w:sz w:val="21"/>
+          <w:szCs w:val="21"/>
+          <w:lang w:eastAsia="uk-UA"/>
+        </w:rPr>
+        <w:t xml:space="preserve"># </w:t>
+      </w:r>
+      <w:proofErr w:type="spellStart"/>
+      <w:r>
+        <w:rPr>
+          <w:rFonts w:ascii="Consolas" w:eastAsia="Times New Roman" w:hAnsi="Consolas" w:cs="Times New Roman"/>
+          <w:i/>
+          <w:iCs/>
+          <w:color w:val="536686"/>
+          <w:sz w:val="21"/>
+          <w:szCs w:val="21"/>
+          <w:lang w:eastAsia="uk-UA"/>
+        </w:rPr>
+        <w:t>Хешуємо</w:t>
+      </w:r>
+      <w:proofErr w:type="spellEnd"/>
+      <w:r>
+        <w:rPr>
+          <w:rFonts w:ascii="Consolas" w:eastAsia="Times New Roman" w:hAnsi="Consolas" w:cs="Times New Roman"/>
+          <w:i/>
+          <w:iCs/>
+          <w:color w:val="536686"/>
+          <w:sz w:val="21"/>
+          <w:szCs w:val="21"/>
+          <w:lang w:eastAsia="uk-UA"/>
+        </w:rPr>
+        <w:t xml:space="preserve"> щойно створений файл</w:t>
+      </w:r>
+    </w:p>
+    <w:p>
+      <w:pPr>
+        <w:shd w:val="clear" w:color="auto" w:fill="222A38"/>
+        <w:spacing w:after="0" w:line="285" w:lineRule="atLeast"/>
+        <w:rPr>
+          <w:rFonts w:ascii="Consolas" w:eastAsia="Times New Roman" w:hAnsi="Consolas" w:cs="Times New Roman"/>
+          <w:color w:val="D8DDE7"/>
+          <w:sz w:val="21"/>
+          <w:szCs w:val="21"/>
+          <w:lang w:eastAsia="uk-UA"/>
+        </w:rPr>
+      </w:pPr>
+      <w:r>
+        <w:rPr>
+          <w:rFonts w:ascii="Consolas" w:eastAsia="Times New Roman" w:hAnsi="Consolas" w:cs="Times New Roman"/>
+          <w:color w:val="B9C2D3"/>
+          <w:sz w:val="21"/>
+          <w:szCs w:val="21"/>
+          <w:lang w:eastAsia="uk-UA"/>
+        </w:rPr>
+        <w:t xml:space="preserve">    </w:t>
+      </w:r>
+      <w:proofErr w:type="spellStart"/>
+      <w:r>
+        <w:rPr>
+          <w:rFonts w:ascii="Consolas" w:eastAsia="Times New Roman" w:hAnsi="Consolas" w:cs="Times New Roman"/>
+          <w:color w:val="69C3FF"/>
+          <w:sz w:val="21"/>
+          <w:szCs w:val="21"/>
+          <w:lang w:eastAsia="uk-UA"/>
+        </w:rPr>
+        <w:t>hash_file_demo</w:t>
+      </w:r>
+      <w:proofErr w:type="spellEnd"/>
+      <w:r>
+        <w:rPr>
+          <w:rFonts w:ascii="Consolas" w:eastAsia="Times New Roman" w:hAnsi="Consolas" w:cs="Times New Roman"/>
+          <w:color w:val="D8DDE7"/>
+          <w:sz w:val="21"/>
+          <w:szCs w:val="21"/>
+          <w:lang w:eastAsia="uk-UA"/>
+        </w:rPr>
+        <w:t>(</w:t>
+      </w:r>
+      <w:proofErr w:type="spellStart"/>
+      <w:r>
+        <w:rPr>
+          <w:rFonts w:ascii="Consolas" w:eastAsia="Times New Roman" w:hAnsi="Consolas" w:cs="Times New Roman"/>
+          <w:color w:val="FF738A"/>
+          <w:sz w:val="21"/>
+          <w:szCs w:val="21"/>
+          <w:lang w:eastAsia="uk-UA"/>
+        </w:rPr>
+        <w:t>test_file</w:t>
+      </w:r>
+      <w:proofErr w:type="spellEnd"/>
+      <w:r>
+        <w:rPr>
+          <w:rFonts w:ascii="Consolas" w:eastAsia="Times New Roman" w:hAnsi="Consolas" w:cs="Times New Roman"/>
+          <w:color w:val="D8DDE7"/>
+          <w:sz w:val="21"/>
+          <w:szCs w:val="21"/>
+          <w:lang w:eastAsia="uk-UA"/>
+        </w:rPr>
+        <w:t>)</w:t>
+      </w:r>
+    </w:p>
+    <w:p>
+      <w:pPr>
+        <w:jc w:val="both"/>
+        <w:rPr>
+          <w:rFonts w:ascii="Times New Roman" w:hAnsi="Times New Roman" w:cs="Times New Roman"/>
+          <w:b/>
+          <w:sz w:val="28"/>
+          <w:szCs w:val="28"/>
+          <w:lang w:val="en-US"/>
+        </w:rPr>
+      </w:pPr>
+    </w:p>
+    <w:p>
+      <w:pPr>
+        <w:jc w:val="both"/>
+        <w:rPr>
+          <w:rFonts w:ascii="Times New Roman" w:hAnsi="Times New Roman" w:cs="Times New Roman"/>
+          <w:b/>
+          <w:sz w:val="28"/>
+          <w:szCs w:val="28"/>
+        </w:rPr>
+      </w:pPr>
+      <w:r>
+        <w:rPr>
+          <w:rFonts w:ascii="Times New Roman" w:hAnsi="Times New Roman" w:cs="Times New Roman"/>
+          <w:b/>
+          <w:sz w:val="28"/>
+          <w:szCs w:val="28"/>
+        </w:rPr>
+        <w:t xml:space="preserve">Висновок: </w:t>
+      </w:r>
+      <w:r>
+        <w:rPr>
+          <w:rFonts w:ascii="Times New Roman" w:hAnsi="Times New Roman" w:cs="Times New Roman"/>
+          <w:sz w:val="28"/>
+          <w:szCs w:val="28"/>
+        </w:rPr>
+        <w:t xml:space="preserve">Під час виконання лабораторної роботи було досліджено принципи роботи криптографічних хеш-функцій та реалізовано </w:t>
+      </w:r>
+      <w:proofErr w:type="spellStart"/>
+      <w:r>
+        <w:rPr>
+          <w:rFonts w:ascii="Times New Roman" w:hAnsi="Times New Roman" w:cs="Times New Roman"/>
+          <w:sz w:val="28"/>
+          <w:szCs w:val="28"/>
+        </w:rPr>
+        <w:t>скрипт</w:t>
+      </w:r>
+      <w:proofErr w:type="spellEnd"/>
+      <w:r>
+        <w:rPr>
+          <w:rFonts w:ascii="Times New Roman" w:hAnsi="Times New Roman" w:cs="Times New Roman"/>
+          <w:sz w:val="28"/>
+          <w:szCs w:val="28"/>
+        </w:rPr>
+        <w:t xml:space="preserve"> для хешування текстових даних і файлів за допомогою бібліотеки </w:t>
+      </w:r>
+      <w:proofErr w:type="spellStart"/>
+      <w:r>
+        <w:rPr>
+          <w:rStyle w:val="HTML"/>
+          <w:rFonts w:ascii="Times New Roman" w:eastAsiaTheme="minorHAnsi" w:hAnsi="Times New Roman" w:cs="Times New Roman"/>
+          <w:sz w:val="28"/>
+          <w:szCs w:val="28"/>
+        </w:rPr>
+        <w:t>hashlib</w:t>
+      </w:r>
+      <w:proofErr w:type="spellEnd"/>
+      <w:r>
+        <w:rPr>
+          <w:rFonts w:ascii="Times New Roman" w:hAnsi="Times New Roman" w:cs="Times New Roman"/>
+          <w:sz w:val="28"/>
+          <w:szCs w:val="28"/>
+        </w:rPr>
+        <w:t>[</w:t>
+      </w:r>
+      <w:proofErr w:type="spellStart"/>
+      <w:r>
+        <w:rPr>
+          <w:rFonts w:ascii="Times New Roman" w:hAnsi="Times New Roman" w:cs="Times New Roman"/>
+          <w:sz w:val="28"/>
+          <w:szCs w:val="28"/>
+        </w:rPr>
+        <w:t>cite</w:t>
+      </w:r>
+      <w:proofErr w:type="spellEnd"/>
+      <w:r>
+        <w:rPr>
+          <w:rFonts w:ascii="Times New Roman" w:hAnsi="Times New Roman" w:cs="Times New Roman"/>
+          <w:sz w:val="28"/>
+          <w:szCs w:val="28"/>
+        </w:rPr>
+        <w:t>: 8]. Практичне порівняння алгоритмів MD5, SHA-2, SHA-3 та BLAKE2 підтвердило відмінності у довжині їхніх вихідних значень і дозволило засвоїти сучасні підходи до перевірки цілісності даних[</w:t>
+      </w:r>
+      <w:proofErr w:type="spellStart"/>
+      <w:r>
+        <w:rPr>
+          <w:rFonts w:ascii="Times New Roman" w:hAnsi="Times New Roman" w:cs="Times New Roman"/>
+          <w:sz w:val="28"/>
+          <w:szCs w:val="28"/>
+        </w:rPr>
+        <w:t>cite</w:t>
+      </w:r>
+      <w:proofErr w:type="spellEnd"/>
+      <w:r>
+        <w:rPr>
+          <w:rFonts w:ascii="Times New Roman" w:hAnsi="Times New Roman" w:cs="Times New Roman"/>
+          <w:sz w:val="28"/>
+          <w:szCs w:val="28"/>
+        </w:rPr>
+        <w:t>: 8].</w:t>
+      </w:r>
       <w:bookmarkStart w:id="0" w:name="_GoBack"/>
       <w:bookmarkEnd w:id="0"/>
-      <w:r>
-        <w:rPr>
-          <w:rFonts w:ascii="Times New Roman" w:hAnsi="Times New Roman" w:cs="Times New Roman"/>
-          <w:sz w:val="32"/>
-          <w:szCs w:val="32"/>
-        </w:rPr>
-        <w:t>”</w:t>
-      </w:r>
-    </w:p>
-    <w:p>
-      <w:pPr>
-        <w:rPr>
-          <w:rFonts w:ascii="Times New Roman" w:hAnsi="Times New Roman" w:cs="Times New Roman"/>
-          <w:sz w:val="32"/>
-          <w:szCs w:val="32"/>
-        </w:rPr>
-      </w:pPr>
-    </w:p>
-    <w:p>
-      <w:pPr>
-        <w:jc w:val="center"/>
-        <w:rPr>
-          <w:rFonts w:ascii="Times New Roman" w:hAnsi="Times New Roman" w:cs="Times New Roman"/>
-          <w:sz w:val="32"/>
-          <w:szCs w:val="32"/>
-        </w:rPr>
-      </w:pPr>
-    </w:p>
-    <w:p>
-      <w:pPr>
-        <w:jc w:val="right"/>
-        <w:rPr>
-          <w:rFonts w:ascii="Times New Roman" w:hAnsi="Times New Roman" w:cs="Times New Roman"/>
-          <w:sz w:val="32"/>
-          <w:szCs w:val="32"/>
-        </w:rPr>
-      </w:pPr>
-      <w:r>
-        <w:rPr>
-          <w:rFonts w:ascii="Times New Roman" w:hAnsi="Times New Roman" w:cs="Times New Roman"/>
-          <w:sz w:val="32"/>
-          <w:szCs w:val="32"/>
-        </w:rPr>
-        <w:t>Виконав:</w:t>
-      </w:r>
-    </w:p>
-    <w:p>
-      <w:pPr>
-        <w:jc w:val="right"/>
-        <w:rPr>
-          <w:rFonts w:ascii="Times New Roman" w:hAnsi="Times New Roman" w:cs="Times New Roman"/>
-          <w:sz w:val="32"/>
-          <w:szCs w:val="32"/>
-        </w:rPr>
-      </w:pPr>
-      <w:r>
-        <w:rPr>
-          <w:rFonts w:ascii="Times New Roman" w:hAnsi="Times New Roman" w:cs="Times New Roman"/>
-          <w:sz w:val="32"/>
-          <w:szCs w:val="32"/>
-        </w:rPr>
-        <w:t xml:space="preserve">Студент. гр. ФеП-41 </w:t>
-      </w:r>
-      <w:proofErr w:type="spellStart"/>
-      <w:r>
-        <w:rPr>
-          <w:rFonts w:ascii="Times New Roman" w:hAnsi="Times New Roman" w:cs="Times New Roman"/>
-          <w:sz w:val="32"/>
-          <w:szCs w:val="32"/>
-        </w:rPr>
-        <w:t>Фіняк</w:t>
-      </w:r>
-      <w:proofErr w:type="spellEnd"/>
-      <w:r>
-        <w:rPr>
-          <w:rFonts w:ascii="Times New Roman" w:hAnsi="Times New Roman" w:cs="Times New Roman"/>
-          <w:sz w:val="32"/>
-          <w:szCs w:val="32"/>
-        </w:rPr>
-        <w:t xml:space="preserve"> Олег</w:t>
-      </w:r>
-    </w:p>
-    <w:p>
-      <w:pPr>
-        <w:jc w:val="right"/>
-        <w:rPr>
-          <w:rFonts w:ascii="Times New Roman" w:hAnsi="Times New Roman" w:cs="Times New Roman"/>
-          <w:sz w:val="32"/>
-          <w:szCs w:val="32"/>
-        </w:rPr>
-      </w:pPr>
-      <w:r>
-        <w:rPr>
-          <w:rFonts w:ascii="Times New Roman" w:hAnsi="Times New Roman" w:cs="Times New Roman"/>
-          <w:sz w:val="32"/>
-          <w:szCs w:val="32"/>
-        </w:rPr>
-        <w:t xml:space="preserve">Перевірив: </w:t>
-      </w:r>
-    </w:p>
-    <w:p>
-      <w:pPr>
-        <w:jc w:val="right"/>
-        <w:rPr>
-          <w:rFonts w:ascii="Times New Roman" w:hAnsi="Times New Roman" w:cs="Times New Roman"/>
-          <w:sz w:val="32"/>
-          <w:szCs w:val="32"/>
-        </w:rPr>
-      </w:pPr>
-      <w:r>
-        <w:rPr>
-          <w:rFonts w:ascii="Times New Roman" w:hAnsi="Times New Roman" w:cs="Times New Roman"/>
-          <w:sz w:val="32"/>
-          <w:szCs w:val="32"/>
-        </w:rPr>
-        <w:t>Павлик М.Р</w:t>
-      </w:r>
-      <w:r>
-        <w:rPr>
-          <w:rFonts w:ascii="Times New Roman" w:hAnsi="Times New Roman" w:cs="Times New Roman"/>
-          <w:sz w:val="32"/>
-          <w:szCs w:val="32"/>
-        </w:rPr>
-        <w:t>.</w:t>
-      </w:r>
-    </w:p>
-    <w:p>
-      <w:pPr>
-        <w:jc w:val="center"/>
-        <w:rPr>
-          <w:rFonts w:ascii="Times New Roman" w:hAnsi="Times New Roman" w:cs="Times New Roman"/>
-          <w:sz w:val="32"/>
-          <w:szCs w:val="32"/>
-        </w:rPr>
-      </w:pPr>
-    </w:p>
-    <w:p>
-      <w:pPr>
-        <w:jc w:val="center"/>
-        <w:rPr>
-          <w:rFonts w:ascii="Times New Roman" w:hAnsi="Times New Roman" w:cs="Times New Roman"/>
-          <w:sz w:val="32"/>
-          <w:szCs w:val="32"/>
-        </w:rPr>
-      </w:pPr>
-    </w:p>
-    <w:p>
-      <w:pPr>
-        <w:rPr>
-          <w:rFonts w:ascii="Times New Roman" w:hAnsi="Times New Roman" w:cs="Times New Roman"/>
-          <w:sz w:val="32"/>
-          <w:szCs w:val="32"/>
-        </w:rPr>
-      </w:pPr>
-    </w:p>
-    <w:p>
-      <w:pPr>
-        <w:rPr>
-          <w:rFonts w:ascii="Times New Roman" w:hAnsi="Times New Roman" w:cs="Times New Roman"/>
-          <w:sz w:val="32"/>
-          <w:szCs w:val="32"/>
-        </w:rPr>
-      </w:pPr>
-    </w:p>
-    <w:p>
-      <w:pPr>
-        <w:rPr>
-          <w:rFonts w:ascii="Times New Roman" w:hAnsi="Times New Roman" w:cs="Times New Roman"/>
-          <w:sz w:val="32"/>
-          <w:szCs w:val="32"/>
-        </w:rPr>
-      </w:pPr>
-    </w:p>
-    <w:p>
-      <w:pPr>
-        <w:rPr>
-          <w:rFonts w:ascii="Times New Roman" w:hAnsi="Times New Roman" w:cs="Times New Roman"/>
-          <w:sz w:val="32"/>
-          <w:szCs w:val="32"/>
-        </w:rPr>
-      </w:pPr>
-    </w:p>
-    <w:p>
-      <w:pPr>
-        <w:jc w:val="center"/>
-        <w:rPr>
-          <w:rFonts w:ascii="Times New Roman" w:hAnsi="Times New Roman" w:cs="Times New Roman"/>
-          <w:sz w:val="32"/>
-          <w:szCs w:val="32"/>
-        </w:rPr>
-      </w:pPr>
-      <w:r>
-        <w:rPr>
-          <w:rFonts w:ascii="Times New Roman" w:hAnsi="Times New Roman" w:cs="Times New Roman"/>
-          <w:sz w:val="32"/>
-          <w:szCs w:val="32"/>
-        </w:rPr>
-        <w:t>Львів – 2026</w:t>
-      </w:r>
     </w:p>
     <w:sectPr>
       <w:pgSz w:w="11906" w:h="16838"/>
@@ -869,6 +6311,19 @@
     <w:semiHidden/>
     <w:unhideWhenUsed/>
   </w:style>
+  <w:style w:type="character" w:styleId="HTML">
+    <w:name w:val="HTML Code"/>
+    <w:basedOn w:val="a0"/>
+    <w:uiPriority w:val="99"/>
+    <w:semiHidden/>
+    <w:unhideWhenUsed/>
+    <w:rsid w:val="00FB1C93"/>
+    <w:rPr>
+      <w:rFonts w:ascii="Courier New" w:eastAsia="Times New Roman" w:hAnsi="Courier New" w:cs="Courier New"/>
+      <w:sz w:val="20"/>
+      <w:szCs w:val="20"/>
+    </w:rPr>
+  </w:style>
 </w:styles>
 </file>
 
